--- a/Algorytmy/Kolorowanie/Zaniewski_Zadanie82 (1).docx
+++ b/Algorytmy/Kolorowanie/Zaniewski_Zadanie82 (1).docx
@@ -1,18 +1,21 @@
 
 <file path=word/document.xml><?xml version="1.0" encoding="utf-8"?>
-<w:document xmlns:wpc="http://schemas.microsoft.com/office/word/2010/wordprocessingCanvas" xmlns:mc="http://schemas.openxmlformats.org/markup-compatibility/2006" xmlns:o="urn:schemas-microsoft-com:office:office" xmlns:r="http://schemas.openxmlformats.org/officeDocument/2006/relationships" xmlns:m="http://schemas.openxmlformats.org/officeDocument/2006/math" xmlns:v="urn:schemas-microsoft-com:vml" xmlns:wp14="http://schemas.microsoft.com/office/word/2010/wordprocessingDrawing" xmlns:wp="http://schemas.openxmlformats.org/drawingml/2006/wordprocessingDrawing" xmlns:w10="urn:schemas-microsoft-com:office:word" xmlns:w="http://schemas.openxmlformats.org/wordprocessingml/2006/main" xmlns:w14="http://schemas.microsoft.com/office/word/2010/wordml" xmlns:w15="http://schemas.microsoft.com/office/word/2012/wordml" xmlns:wpg="http://schemas.microsoft.com/office/word/2010/wordprocessingGroup" xmlns:wpi="http://schemas.microsoft.com/office/word/2010/wordprocessingInk" xmlns:wne="http://schemas.microsoft.com/office/word/2006/wordml" xmlns:wps="http://schemas.microsoft.com/office/word/2010/wordprocessingShape" xmlns:cx="http://schemas.microsoft.com/office/drawing/2014/chartex" xmlns:cx1="http://schemas.microsoft.com/office/drawing/2015/9/8/chartex" xmlns:cx2="http://schemas.microsoft.com/office/drawing/2015/10/21/chartex" xmlns:cx3="http://schemas.microsoft.com/office/drawing/2016/5/9/chartex" xmlns:cx4="http://schemas.microsoft.com/office/drawing/2016/5/10/chartex" xmlns:cx5="http://schemas.microsoft.com/office/drawing/2016/5/11/chartex" xmlns:cx6="http://schemas.microsoft.com/office/drawing/2016/5/12/chartex" xmlns:cx7="http://schemas.microsoft.com/office/drawing/2016/5/13/chartex" xmlns:cx8="http://schemas.microsoft.com/office/drawing/2016/5/14/chartex" xmlns:aink="http://schemas.microsoft.com/office/drawing/2016/ink" xmlns:am3d="http://schemas.microsoft.com/office/drawing/2017/model3d" xmlns:w16cex="http://schemas.microsoft.com/office/word/2018/wordml/cex" xmlns:w16cid="http://schemas.microsoft.com/office/word/2016/wordml/cid" xmlns:w16="http://schemas.microsoft.com/office/word/2018/wordml" xmlns:w16sdtdh="http://schemas.microsoft.com/office/word/2020/wordml/sdtdatahash" xmlns:w16se="http://schemas.microsoft.com/office/word/2015/wordml/symex" mc:Ignorable="w14 w15 wp14">
+<w:document xmlns:wpc="http://schemas.microsoft.com/office/word/2010/wordprocessingCanvas" xmlns:mc="http://schemas.openxmlformats.org/markup-compatibility/2006" xmlns:o="urn:schemas-microsoft-com:office:office" xmlns:r="http://schemas.openxmlformats.org/officeDocument/2006/relationships" xmlns:m="http://schemas.openxmlformats.org/officeDocument/2006/math" xmlns:v="urn:schemas-microsoft-com:vml" xmlns:wp14="http://schemas.microsoft.com/office/word/2010/wordprocessingDrawing" xmlns:wp="http://schemas.openxmlformats.org/drawingml/2006/wordprocessingDrawing" xmlns:w10="urn:schemas-microsoft-com:office:word" xmlns:w="http://schemas.openxmlformats.org/wordprocessingml/2006/main" xmlns:w14="http://schemas.microsoft.com/office/word/2010/wordml" xmlns:wpg="http://schemas.microsoft.com/office/word/2010/wordprocessingGroup" xmlns:wpi="http://schemas.microsoft.com/office/word/2010/wordprocessingInk" xmlns:wne="http://schemas.microsoft.com/office/word/2006/wordml" xmlns:wps="http://schemas.microsoft.com/office/word/2010/wordprocessingShape" mc:Ignorable="w14 wp14">
   <w:body>
     <w:p>
       <w:pPr>
-        <w:spacing w:after="566" w:before="566"/>
+        <w:spacing w:before="566" w:after="566"/>
         <w:jc w:val="center"/>
       </w:pPr>
       <w:r>
+        <w:rPr>
+          <w:noProof/>
+        </w:rPr>
         <w:drawing>
           <wp:inline distT="0" distB="0" distL="0" distR="0">
             <wp:extent cx="3619500" cy="952500"/>
-            <wp:effectExtent t="0" r="0" b="0" l="0"/>
-            <wp:docPr id="1" name="" descr="" title=""/>
+            <wp:effectExtent l="0" t="0" r="0" b="0"/>
+            <wp:docPr id="1" name="Picture 1"/>
             <wp:cNvGraphicFramePr>
               <a:graphicFrameLocks xmlns:a="http://schemas.openxmlformats.org/drawingml/2006/main" noChangeAspect="1"/>
             </wp:cNvGraphicFramePr>
@@ -20,13 +23,13 @@
               <a:graphicData uri="http://schemas.openxmlformats.org/drawingml/2006/picture">
                 <pic:pic xmlns:pic="http://schemas.openxmlformats.org/drawingml/2006/picture">
                   <pic:nvPicPr>
-                    <pic:cNvPr id="0" name="" descr=""/>
+                    <pic:cNvPr id="0" name=""/>
                     <pic:cNvPicPr>
                       <a:picLocks noChangeAspect="1" noChangeArrowheads="1"/>
                     </pic:cNvPicPr>
                   </pic:nvPicPr>
                   <pic:blipFill>
-                    <a:blip r:embed="rId11" cstate="none"/>
+                    <a:blip r:embed="rId8"/>
                     <a:srcRect/>
                     <a:stretch>
                       <a:fillRect/>
@@ -50,7 +53,7 @@
     </w:p>
     <w:p>
       <w:pPr>
-        <w:spacing w:after="56" w:before="226"/>
+        <w:spacing w:before="226" w:after="56"/>
         <w:jc w:val="center"/>
       </w:pPr>
       <w:r>
@@ -58,30 +61,30 @@
           <w:b/>
           <w:bCs/>
         </w:rPr>
-        <w:t xml:space="preserve">Wydział Nauk Ścisłych i Technicznych</w:t>
-      </w:r>
-    </w:p>
-    <w:p>
-      <w:pPr>
-        <w:spacing w:after="1133" w:before="0"/>
+        <w:t>Wydział Nauk Ścisłych i Technicznych</w:t>
+      </w:r>
+    </w:p>
+    <w:p>
+      <w:pPr>
+        <w:spacing w:after="1133"/>
         <w:jc w:val="center"/>
       </w:pPr>
       <w:r>
-        <w:t xml:space="preserve">Uniwersytet Śląski w Katowicach</w:t>
-      </w:r>
-    </w:p>
-    <w:p>
-      <w:pPr>
-        <w:spacing w:after="113" w:before="0"/>
+        <w:t>Uniwersytet Śląski w Katowicach</w:t>
+      </w:r>
+    </w:p>
+    <w:p>
+      <w:pPr>
+        <w:spacing w:after="113"/>
         <w:jc w:val="center"/>
       </w:pPr>
       <w:r>
-        <w:t xml:space="preserve">Referat z przedmiotu</w:t>
-      </w:r>
-    </w:p>
-    <w:p>
-      <w:pPr>
-        <w:spacing w:after="850" w:before="0"/>
+        <w:t>Referat z przedmiotu</w:t>
+      </w:r>
+    </w:p>
+    <w:p>
+      <w:pPr>
+        <w:spacing w:after="850"/>
         <w:jc w:val="center"/>
       </w:pPr>
       <w:r>
@@ -91,21 +94,21 @@
           <w:sz w:val="32"/>
           <w:szCs w:val="32"/>
         </w:rPr>
-        <w:t xml:space="preserve">Algorytmika i zaawansowane struktury danych</w:t>
-      </w:r>
-    </w:p>
-    <w:p>
-      <w:pPr>
-        <w:spacing w:after="283" w:before="0"/>
+        <w:t>Algorytmika i zaawansowane struktury danych</w:t>
+      </w:r>
+    </w:p>
+    <w:p>
+      <w:pPr>
+        <w:spacing w:after="283"/>
         <w:jc w:val="center"/>
       </w:pPr>
       <w:r>
-        <w:t xml:space="preserve">─────────────────────────────────────</w:t>
-      </w:r>
-    </w:p>
-    <w:p>
-      <w:pPr>
-        <w:spacing w:after="170" w:before="0"/>
+        <w:t>─────────────────────────────────────</w:t>
+      </w:r>
+    </w:p>
+    <w:p>
+      <w:pPr>
+        <w:spacing w:after="170"/>
         <w:jc w:val="center"/>
       </w:pPr>
       <w:r>
@@ -115,12 +118,12 @@
           <w:sz w:val="30"/>
           <w:szCs w:val="30"/>
         </w:rPr>
-        <w:t xml:space="preserve">Zadanie 82. Kolorowanie wierzchołków trójkąta</w:t>
-      </w:r>
-    </w:p>
-    <w:p>
-      <w:pPr>
-        <w:spacing w:after="283" w:before="0"/>
+        <w:t>Zadanie 82. Kolorowanie wierzchołków trójkąta</w:t>
+      </w:r>
+    </w:p>
+    <w:p>
+      <w:pPr>
+        <w:spacing w:after="283"/>
         <w:jc w:val="center"/>
       </w:pPr>
       <w:r>
@@ -128,21 +131,21 @@
           <w:i/>
           <w:iCs/>
         </w:rPr>
-        <w:t xml:space="preserve">Zliczanie kolorowań z dokładnością do obrotu (lemat Burnside'a)</w:t>
-      </w:r>
-    </w:p>
-    <w:p>
-      <w:pPr>
-        <w:spacing w:after="1700" w:before="0"/>
+        <w:t>Zliczanie kolorowań z dokładnością do obrotu (lemat Burnside'a)</w:t>
+      </w:r>
+    </w:p>
+    <w:p>
+      <w:pPr>
+        <w:spacing w:after="1700"/>
         <w:jc w:val="center"/>
       </w:pPr>
       <w:r>
-        <w:t xml:space="preserve">─────────────────────────────────────</w:t>
-      </w:r>
-    </w:p>
-    <w:p>
-      <w:pPr>
-        <w:spacing w:after="566" w:before="0"/>
+        <w:t>─────────────────────────────────────</w:t>
+      </w:r>
+    </w:p>
+    <w:p>
+      <w:pPr>
+        <w:spacing w:after="566"/>
         <w:jc w:val="center"/>
       </w:pPr>
       <w:r>
@@ -153,7 +156,7 @@
         <w:t xml:space="preserve">Autor: </w:t>
       </w:r>
       <w:r>
-        <w:t xml:space="preserve">Mateusz Zaniewski</w:t>
+        <w:t>Mateusz Zaniewski</w:t>
       </w:r>
     </w:p>
     <w:p>
@@ -161,17 +164,17 @@
         <w:jc w:val="center"/>
       </w:pPr>
       <w:r>
-        <w:t xml:space="preserve">Katowice 2026</w:t>
+        <w:t>Katowice 2026</w:t>
       </w:r>
     </w:p>
     <w:p>
       <w:pPr>
         <w:sectPr>
-          <w:headerReference w:type="default" r:id="rId7"/>
-          <w:footerReference w:type="default" r:id="rId8"/>
-          <w:pgSz w:w="11905" w:h="16837" w:orient="portrait"/>
+          <w:headerReference w:type="default" r:id="rId9"/>
+          <w:footerReference w:type="default" r:id="rId10"/>
+          <w:pgSz w:w="11905" w:h="16837"/>
           <w:pgMar w:top="1417" w:right="1417" w:bottom="1417" w:left="1417" w:header="708" w:footer="708" w:gutter="0"/>
-          <w:pgNumType/>
+          <w:cols w:space="708"/>
           <w:docGrid w:linePitch="360"/>
         </w:sectPr>
       </w:pPr>
@@ -179,13 +182,1235 @@
     <w:sdt>
       <w:sdtPr>
         <w:alias w:val="Spis treści"/>
+        <w:id w:val="-516703030"/>
       </w:sdtPr>
+      <w:sdtEndPr/>
       <w:sdtContent>
         <w:p>
-          <w:r>
-            <w:fldChar w:fldCharType="begin" w:dirty="true"/>
-            <w:instrText xml:space="preserve">TOC \o "1-3"</w:instrText>
+          <w:pPr>
+            <w:pStyle w:val="TOC1"/>
+            <w:tabs>
+              <w:tab w:val="right" w:leader="dot" w:pos="9061"/>
+            </w:tabs>
+            <w:rPr>
+              <w:noProof/>
+            </w:rPr>
+          </w:pPr>
+          <w:r>
+            <w:fldChar w:fldCharType="begin"/>
+          </w:r>
+          <w:r>
+            <w:instrText>TOC \o "1-3"</w:instrText>
+          </w:r>
+          <w:r>
             <w:fldChar w:fldCharType="separate"/>
+          </w:r>
+          <w:r>
+            <w:rPr>
+              <w:noProof/>
+            </w:rPr>
+            <w:t>1. Treść zadania</w:t>
+          </w:r>
+          <w:r>
+            <w:rPr>
+              <w:noProof/>
+            </w:rPr>
+            <w:tab/>
+          </w:r>
+          <w:r>
+            <w:rPr>
+              <w:noProof/>
+            </w:rPr>
+            <w:fldChar w:fldCharType="begin"/>
+          </w:r>
+          <w:r>
+            <w:rPr>
+              <w:noProof/>
+            </w:rPr>
+            <w:instrText xml:space="preserve"> PAGEREF _Toc231311292 \h </w:instrText>
+          </w:r>
+          <w:r>
+            <w:rPr>
+              <w:noProof/>
+            </w:rPr>
+          </w:r>
+          <w:r>
+            <w:rPr>
+              <w:noProof/>
+            </w:rPr>
+            <w:fldChar w:fldCharType="separate"/>
+          </w:r>
+          <w:r>
+            <w:rPr>
+              <w:noProof/>
+            </w:rPr>
+            <w:t>3</w:t>
+          </w:r>
+          <w:r>
+            <w:rPr>
+              <w:noProof/>
+            </w:rPr>
+            <w:fldChar w:fldCharType="end"/>
+          </w:r>
+        </w:p>
+        <w:p>
+          <w:pPr>
+            <w:pStyle w:val="TOC1"/>
+            <w:tabs>
+              <w:tab w:val="right" w:leader="dot" w:pos="9061"/>
+            </w:tabs>
+            <w:rPr>
+              <w:noProof/>
+            </w:rPr>
+          </w:pPr>
+          <w:r>
+            <w:rPr>
+              <w:noProof/>
+            </w:rPr>
+            <w:t>2. Teoria</w:t>
+          </w:r>
+          <w:r>
+            <w:rPr>
+              <w:noProof/>
+            </w:rPr>
+            <w:tab/>
+          </w:r>
+          <w:r>
+            <w:rPr>
+              <w:noProof/>
+            </w:rPr>
+            <w:fldChar w:fldCharType="begin"/>
+          </w:r>
+          <w:r>
+            <w:rPr>
+              <w:noProof/>
+            </w:rPr>
+            <w:instrText xml:space="preserve"> PAGEREF _Toc231311293 \h </w:instrText>
+          </w:r>
+          <w:r>
+            <w:rPr>
+              <w:noProof/>
+            </w:rPr>
+          </w:r>
+          <w:r>
+            <w:rPr>
+              <w:noProof/>
+            </w:rPr>
+            <w:fldChar w:fldCharType="separate"/>
+          </w:r>
+          <w:r>
+            <w:rPr>
+              <w:noProof/>
+            </w:rPr>
+            <w:t>3</w:t>
+          </w:r>
+          <w:r>
+            <w:rPr>
+              <w:noProof/>
+            </w:rPr>
+            <w:fldChar w:fldCharType="end"/>
+          </w:r>
+        </w:p>
+        <w:p>
+          <w:pPr>
+            <w:pStyle w:val="TOC2"/>
+            <w:tabs>
+              <w:tab w:val="right" w:leader="dot" w:pos="9061"/>
+            </w:tabs>
+            <w:rPr>
+              <w:noProof/>
+            </w:rPr>
+          </w:pPr>
+          <w:r>
+            <w:rPr>
+              <w:noProof/>
+            </w:rPr>
+            <w:t>2.1. Charakterystyka obiektu i problemu kolorowania</w:t>
+          </w:r>
+          <w:r>
+            <w:rPr>
+              <w:noProof/>
+            </w:rPr>
+            <w:tab/>
+          </w:r>
+          <w:r>
+            <w:rPr>
+              <w:noProof/>
+            </w:rPr>
+            <w:fldChar w:fldCharType="begin"/>
+          </w:r>
+          <w:r>
+            <w:rPr>
+              <w:noProof/>
+            </w:rPr>
+            <w:instrText xml:space="preserve"> PAGEREF _Toc231311294 \h </w:instrText>
+          </w:r>
+          <w:r>
+            <w:rPr>
+              <w:noProof/>
+            </w:rPr>
+          </w:r>
+          <w:r>
+            <w:rPr>
+              <w:noProof/>
+            </w:rPr>
+            <w:fldChar w:fldCharType="separate"/>
+          </w:r>
+          <w:r>
+            <w:rPr>
+              <w:noProof/>
+            </w:rPr>
+            <w:t>3</w:t>
+          </w:r>
+          <w:r>
+            <w:rPr>
+              <w:noProof/>
+            </w:rPr>
+            <w:fldChar w:fldCharType="end"/>
+          </w:r>
+        </w:p>
+        <w:p>
+          <w:pPr>
+            <w:pStyle w:val="TOC2"/>
+            <w:tabs>
+              <w:tab w:val="right" w:leader="dot" w:pos="9061"/>
+            </w:tabs>
+            <w:rPr>
+              <w:noProof/>
+            </w:rPr>
+          </w:pPr>
+          <w:r>
+            <w:rPr>
+              <w:noProof/>
+            </w:rPr>
+            <w:t>2.2. Grupa obrotów trójkąta równobocznego</w:t>
+          </w:r>
+          <w:r>
+            <w:rPr>
+              <w:noProof/>
+            </w:rPr>
+            <w:tab/>
+          </w:r>
+          <w:r>
+            <w:rPr>
+              <w:noProof/>
+            </w:rPr>
+            <w:fldChar w:fldCharType="begin"/>
+          </w:r>
+          <w:r>
+            <w:rPr>
+              <w:noProof/>
+            </w:rPr>
+            <w:instrText xml:space="preserve"> PAGEREF _Toc231311295 \h </w:instrText>
+          </w:r>
+          <w:r>
+            <w:rPr>
+              <w:noProof/>
+            </w:rPr>
+          </w:r>
+          <w:r>
+            <w:rPr>
+              <w:noProof/>
+            </w:rPr>
+            <w:fldChar w:fldCharType="separate"/>
+          </w:r>
+          <w:r>
+            <w:rPr>
+              <w:noProof/>
+            </w:rPr>
+            <w:t>4</w:t>
+          </w:r>
+          <w:r>
+            <w:rPr>
+              <w:noProof/>
+            </w:rPr>
+            <w:fldChar w:fldCharType="end"/>
+          </w:r>
+        </w:p>
+        <w:p>
+          <w:pPr>
+            <w:pStyle w:val="TOC2"/>
+            <w:tabs>
+              <w:tab w:val="right" w:leader="dot" w:pos="9061"/>
+            </w:tabs>
+            <w:rPr>
+              <w:noProof/>
+            </w:rPr>
+          </w:pPr>
+          <w:r>
+            <w:rPr>
+              <w:noProof/>
+            </w:rPr>
+            <w:t>2.3. Działanie grupy, orbity i stabilizatory</w:t>
+          </w:r>
+          <w:r>
+            <w:rPr>
+              <w:noProof/>
+            </w:rPr>
+            <w:tab/>
+          </w:r>
+          <w:r>
+            <w:rPr>
+              <w:noProof/>
+            </w:rPr>
+            <w:fldChar w:fldCharType="begin"/>
+          </w:r>
+          <w:r>
+            <w:rPr>
+              <w:noProof/>
+            </w:rPr>
+            <w:instrText xml:space="preserve"> PAGEREF _Toc231311296 \h </w:instrText>
+          </w:r>
+          <w:r>
+            <w:rPr>
+              <w:noProof/>
+            </w:rPr>
+          </w:r>
+          <w:r>
+            <w:rPr>
+              <w:noProof/>
+            </w:rPr>
+            <w:fldChar w:fldCharType="separate"/>
+          </w:r>
+          <w:r>
+            <w:rPr>
+              <w:noProof/>
+            </w:rPr>
+            <w:t>4</w:t>
+          </w:r>
+          <w:r>
+            <w:rPr>
+              <w:noProof/>
+            </w:rPr>
+            <w:fldChar w:fldCharType="end"/>
+          </w:r>
+        </w:p>
+        <w:p>
+          <w:pPr>
+            <w:pStyle w:val="TOC2"/>
+            <w:tabs>
+              <w:tab w:val="right" w:leader="dot" w:pos="9061"/>
+            </w:tabs>
+            <w:rPr>
+              <w:noProof/>
+            </w:rPr>
+          </w:pPr>
+          <w:r>
+            <w:rPr>
+              <w:noProof/>
+            </w:rPr>
+            <w:t>2.4. Lemat Burnside'a</w:t>
+          </w:r>
+          <w:r>
+            <w:rPr>
+              <w:noProof/>
+            </w:rPr>
+            <w:tab/>
+          </w:r>
+          <w:r>
+            <w:rPr>
+              <w:noProof/>
+            </w:rPr>
+            <w:fldChar w:fldCharType="begin"/>
+          </w:r>
+          <w:r>
+            <w:rPr>
+              <w:noProof/>
+            </w:rPr>
+            <w:instrText xml:space="preserve"> PAGEREF _Toc231311297 \h </w:instrText>
+          </w:r>
+          <w:r>
+            <w:rPr>
+              <w:noProof/>
+            </w:rPr>
+          </w:r>
+          <w:r>
+            <w:rPr>
+              <w:noProof/>
+            </w:rPr>
+            <w:fldChar w:fldCharType="separate"/>
+          </w:r>
+          <w:r>
+            <w:rPr>
+              <w:noProof/>
+            </w:rPr>
+            <w:t>5</w:t>
+          </w:r>
+          <w:r>
+            <w:rPr>
+              <w:noProof/>
+            </w:rPr>
+            <w:fldChar w:fldCharType="end"/>
+          </w:r>
+        </w:p>
+        <w:p>
+          <w:pPr>
+            <w:pStyle w:val="TOC2"/>
+            <w:tabs>
+              <w:tab w:val="right" w:leader="dot" w:pos="9061"/>
+            </w:tabs>
+            <w:rPr>
+              <w:noProof/>
+            </w:rPr>
+          </w:pPr>
+          <w:r>
+            <w:rPr>
+              <w:noProof/>
+            </w:rPr>
+            <w:t>2.5. Punkty stałe a struktura cykli permutacji</w:t>
+          </w:r>
+          <w:r>
+            <w:rPr>
+              <w:noProof/>
+            </w:rPr>
+            <w:tab/>
+          </w:r>
+          <w:r>
+            <w:rPr>
+              <w:noProof/>
+            </w:rPr>
+            <w:fldChar w:fldCharType="begin"/>
+          </w:r>
+          <w:r>
+            <w:rPr>
+              <w:noProof/>
+            </w:rPr>
+            <w:instrText xml:space="preserve"> PAGEREF _Toc231311298 \h </w:instrText>
+          </w:r>
+          <w:r>
+            <w:rPr>
+              <w:noProof/>
+            </w:rPr>
+          </w:r>
+          <w:r>
+            <w:rPr>
+              <w:noProof/>
+            </w:rPr>
+            <w:fldChar w:fldCharType="separate"/>
+          </w:r>
+          <w:r>
+            <w:rPr>
+              <w:noProof/>
+            </w:rPr>
+            <w:t>5</w:t>
+          </w:r>
+          <w:r>
+            <w:rPr>
+              <w:noProof/>
+            </w:rPr>
+            <w:fldChar w:fldCharType="end"/>
+          </w:r>
+        </w:p>
+        <w:p>
+          <w:pPr>
+            <w:pStyle w:val="TOC1"/>
+            <w:tabs>
+              <w:tab w:val="right" w:leader="dot" w:pos="9061"/>
+            </w:tabs>
+            <w:rPr>
+              <w:noProof/>
+            </w:rPr>
+          </w:pPr>
+          <w:r>
+            <w:rPr>
+              <w:noProof/>
+            </w:rPr>
+            <w:t>3. Rozwiązanie</w:t>
+          </w:r>
+          <w:r>
+            <w:rPr>
+              <w:noProof/>
+            </w:rPr>
+            <w:tab/>
+          </w:r>
+          <w:r>
+            <w:rPr>
+              <w:noProof/>
+            </w:rPr>
+            <w:fldChar w:fldCharType="begin"/>
+          </w:r>
+          <w:r>
+            <w:rPr>
+              <w:noProof/>
+            </w:rPr>
+            <w:instrText xml:space="preserve"> PAGEREF _Toc231311299 \h </w:instrText>
+          </w:r>
+          <w:r>
+            <w:rPr>
+              <w:noProof/>
+            </w:rPr>
+          </w:r>
+          <w:r>
+            <w:rPr>
+              <w:noProof/>
+            </w:rPr>
+            <w:fldChar w:fldCharType="separate"/>
+          </w:r>
+          <w:r>
+            <w:rPr>
+              <w:noProof/>
+            </w:rPr>
+            <w:t>6</w:t>
+          </w:r>
+          <w:r>
+            <w:rPr>
+              <w:noProof/>
+            </w:rPr>
+            <w:fldChar w:fldCharType="end"/>
+          </w:r>
+        </w:p>
+        <w:p>
+          <w:pPr>
+            <w:pStyle w:val="TOC2"/>
+            <w:tabs>
+              <w:tab w:val="right" w:leader="dot" w:pos="9061"/>
+            </w:tabs>
+            <w:rPr>
+              <w:noProof/>
+            </w:rPr>
+          </w:pPr>
+          <w:r>
+            <w:rPr>
+              <w:noProof/>
+            </w:rPr>
+            <w:t>3.1. Liczba punktów stałych dla każdego obrotu</w:t>
+          </w:r>
+          <w:r>
+            <w:rPr>
+              <w:noProof/>
+            </w:rPr>
+            <w:tab/>
+          </w:r>
+          <w:r>
+            <w:rPr>
+              <w:noProof/>
+            </w:rPr>
+            <w:fldChar w:fldCharType="begin"/>
+          </w:r>
+          <w:r>
+            <w:rPr>
+              <w:noProof/>
+            </w:rPr>
+            <w:instrText xml:space="preserve"> PAGEREF _Toc231311300 \h </w:instrText>
+          </w:r>
+          <w:r>
+            <w:rPr>
+              <w:noProof/>
+            </w:rPr>
+          </w:r>
+          <w:r>
+            <w:rPr>
+              <w:noProof/>
+            </w:rPr>
+            <w:fldChar w:fldCharType="separate"/>
+          </w:r>
+          <w:r>
+            <w:rPr>
+              <w:noProof/>
+            </w:rPr>
+            <w:t>6</w:t>
+          </w:r>
+          <w:r>
+            <w:rPr>
+              <w:noProof/>
+            </w:rPr>
+            <w:fldChar w:fldCharType="end"/>
+          </w:r>
+        </w:p>
+        <w:p>
+          <w:pPr>
+            <w:pStyle w:val="TOC2"/>
+            <w:tabs>
+              <w:tab w:val="right" w:leader="dot" w:pos="9061"/>
+            </w:tabs>
+            <w:rPr>
+              <w:noProof/>
+            </w:rPr>
+          </w:pPr>
+          <w:r>
+            <w:rPr>
+              <w:noProof/>
+            </w:rPr>
+            <w:t>3.2. Zastosowanie lematu Burnside'a</w:t>
+          </w:r>
+          <w:r>
+            <w:rPr>
+              <w:noProof/>
+            </w:rPr>
+            <w:tab/>
+          </w:r>
+          <w:r>
+            <w:rPr>
+              <w:noProof/>
+            </w:rPr>
+            <w:fldChar w:fldCharType="begin"/>
+          </w:r>
+          <w:r>
+            <w:rPr>
+              <w:noProof/>
+            </w:rPr>
+            <w:instrText xml:space="preserve"> PAGEREF _Toc231311301 \h </w:instrText>
+          </w:r>
+          <w:r>
+            <w:rPr>
+              <w:noProof/>
+            </w:rPr>
+          </w:r>
+          <w:r>
+            <w:rPr>
+              <w:noProof/>
+            </w:rPr>
+            <w:fldChar w:fldCharType="separate"/>
+          </w:r>
+          <w:r>
+            <w:rPr>
+              <w:noProof/>
+            </w:rPr>
+            <w:t>6</w:t>
+          </w:r>
+          <w:r>
+            <w:rPr>
+              <w:noProof/>
+            </w:rPr>
+            <w:fldChar w:fldCharType="end"/>
+          </w:r>
+        </w:p>
+        <w:p>
+          <w:pPr>
+            <w:pStyle w:val="TOC2"/>
+            <w:tabs>
+              <w:tab w:val="right" w:leader="dot" w:pos="9061"/>
+            </w:tabs>
+            <w:rPr>
+              <w:noProof/>
+            </w:rPr>
+          </w:pPr>
+          <w:r>
+            <w:rPr>
+              <w:noProof/>
+            </w:rPr>
+            <w:t>3.3. Całkowitoliczbowość wyniku</w:t>
+          </w:r>
+          <w:r>
+            <w:rPr>
+              <w:noProof/>
+            </w:rPr>
+            <w:tab/>
+          </w:r>
+          <w:r>
+            <w:rPr>
+              <w:noProof/>
+            </w:rPr>
+            <w:fldChar w:fldCharType="begin"/>
+          </w:r>
+          <w:r>
+            <w:rPr>
+              <w:noProof/>
+            </w:rPr>
+            <w:instrText xml:space="preserve"> PAGEREF _Toc231311302 \h </w:instrText>
+          </w:r>
+          <w:r>
+            <w:rPr>
+              <w:noProof/>
+            </w:rPr>
+          </w:r>
+          <w:r>
+            <w:rPr>
+              <w:noProof/>
+            </w:rPr>
+            <w:fldChar w:fldCharType="separate"/>
+          </w:r>
+          <w:r>
+            <w:rPr>
+              <w:noProof/>
+            </w:rPr>
+            <w:t>6</w:t>
+          </w:r>
+          <w:r>
+            <w:rPr>
+              <w:noProof/>
+            </w:rPr>
+            <w:fldChar w:fldCharType="end"/>
+          </w:r>
+        </w:p>
+        <w:p>
+          <w:pPr>
+            <w:pStyle w:val="TOC2"/>
+            <w:tabs>
+              <w:tab w:val="right" w:leader="dot" w:pos="9061"/>
+            </w:tabs>
+            <w:rPr>
+              <w:noProof/>
+            </w:rPr>
+          </w:pPr>
+          <w:r>
+            <w:rPr>
+              <w:noProof/>
+            </w:rPr>
+            <w:t>3.4. Weryfikacja na małych przypadkach</w:t>
+          </w:r>
+          <w:r>
+            <w:rPr>
+              <w:noProof/>
+            </w:rPr>
+            <w:tab/>
+          </w:r>
+          <w:r>
+            <w:rPr>
+              <w:noProof/>
+            </w:rPr>
+            <w:fldChar w:fldCharType="begin"/>
+          </w:r>
+          <w:r>
+            <w:rPr>
+              <w:noProof/>
+            </w:rPr>
+            <w:instrText xml:space="preserve"> PAGEREF _Toc231311303 \h </w:instrText>
+          </w:r>
+          <w:r>
+            <w:rPr>
+              <w:noProof/>
+            </w:rPr>
+          </w:r>
+          <w:r>
+            <w:rPr>
+              <w:noProof/>
+            </w:rPr>
+            <w:fldChar w:fldCharType="separate"/>
+          </w:r>
+          <w:r>
+            <w:rPr>
+              <w:noProof/>
+            </w:rPr>
+            <w:t>7</w:t>
+          </w:r>
+          <w:r>
+            <w:rPr>
+              <w:noProof/>
+            </w:rPr>
+            <w:fldChar w:fldCharType="end"/>
+          </w:r>
+        </w:p>
+        <w:p>
+          <w:pPr>
+            <w:pStyle w:val="TOC1"/>
+            <w:tabs>
+              <w:tab w:val="right" w:leader="dot" w:pos="9061"/>
+            </w:tabs>
+            <w:rPr>
+              <w:noProof/>
+            </w:rPr>
+          </w:pPr>
+          <w:r>
+            <w:rPr>
+              <w:noProof/>
+            </w:rPr>
+            <w:t>4. Algorytm</w:t>
+          </w:r>
+          <w:r>
+            <w:rPr>
+              <w:noProof/>
+            </w:rPr>
+            <w:tab/>
+          </w:r>
+          <w:r>
+            <w:rPr>
+              <w:noProof/>
+            </w:rPr>
+            <w:fldChar w:fldCharType="begin"/>
+          </w:r>
+          <w:r>
+            <w:rPr>
+              <w:noProof/>
+            </w:rPr>
+            <w:instrText xml:space="preserve"> PAGEREF _Toc231311304 \h </w:instrText>
+          </w:r>
+          <w:r>
+            <w:rPr>
+              <w:noProof/>
+            </w:rPr>
+          </w:r>
+          <w:r>
+            <w:rPr>
+              <w:noProof/>
+            </w:rPr>
+            <w:fldChar w:fldCharType="separate"/>
+          </w:r>
+          <w:r>
+            <w:rPr>
+              <w:noProof/>
+            </w:rPr>
+            <w:t>7</w:t>
+          </w:r>
+          <w:r>
+            <w:rPr>
+              <w:noProof/>
+            </w:rPr>
+            <w:fldChar w:fldCharType="end"/>
+          </w:r>
+        </w:p>
+        <w:p>
+          <w:pPr>
+            <w:pStyle w:val="TOC2"/>
+            <w:tabs>
+              <w:tab w:val="right" w:leader="dot" w:pos="9061"/>
+            </w:tabs>
+            <w:rPr>
+              <w:noProof/>
+            </w:rPr>
+          </w:pPr>
+          <w:r>
+            <w:rPr>
+              <w:noProof/>
+            </w:rPr>
+            <w:t>4.1. Opis słowny</w:t>
+          </w:r>
+          <w:r>
+            <w:rPr>
+              <w:noProof/>
+            </w:rPr>
+            <w:tab/>
+          </w:r>
+          <w:r>
+            <w:rPr>
+              <w:noProof/>
+            </w:rPr>
+            <w:fldChar w:fldCharType="begin"/>
+          </w:r>
+          <w:r>
+            <w:rPr>
+              <w:noProof/>
+            </w:rPr>
+            <w:instrText xml:space="preserve"> PAGEREF _Toc231311305 \h </w:instrText>
+          </w:r>
+          <w:r>
+            <w:rPr>
+              <w:noProof/>
+            </w:rPr>
+          </w:r>
+          <w:r>
+            <w:rPr>
+              <w:noProof/>
+            </w:rPr>
+            <w:fldChar w:fldCharType="separate"/>
+          </w:r>
+          <w:r>
+            <w:rPr>
+              <w:noProof/>
+            </w:rPr>
+            <w:t>7</w:t>
+          </w:r>
+          <w:r>
+            <w:rPr>
+              <w:noProof/>
+            </w:rPr>
+            <w:fldChar w:fldCharType="end"/>
+          </w:r>
+        </w:p>
+        <w:p>
+          <w:pPr>
+            <w:pStyle w:val="TOC2"/>
+            <w:tabs>
+              <w:tab w:val="right" w:leader="dot" w:pos="9061"/>
+            </w:tabs>
+            <w:rPr>
+              <w:noProof/>
+            </w:rPr>
+          </w:pPr>
+          <w:r>
+            <w:rPr>
+              <w:noProof/>
+            </w:rPr>
+            <w:t>4.2. Lista kroków</w:t>
+          </w:r>
+          <w:r>
+            <w:rPr>
+              <w:noProof/>
+            </w:rPr>
+            <w:tab/>
+          </w:r>
+          <w:r>
+            <w:rPr>
+              <w:noProof/>
+            </w:rPr>
+            <w:fldChar w:fldCharType="begin"/>
+          </w:r>
+          <w:r>
+            <w:rPr>
+              <w:noProof/>
+            </w:rPr>
+            <w:instrText xml:space="preserve"> PAGEREF _Toc231311306 \h </w:instrText>
+          </w:r>
+          <w:r>
+            <w:rPr>
+              <w:noProof/>
+            </w:rPr>
+          </w:r>
+          <w:r>
+            <w:rPr>
+              <w:noProof/>
+            </w:rPr>
+            <w:fldChar w:fldCharType="separate"/>
+          </w:r>
+          <w:r>
+            <w:rPr>
+              <w:noProof/>
+            </w:rPr>
+            <w:t>8</w:t>
+          </w:r>
+          <w:r>
+            <w:rPr>
+              <w:noProof/>
+            </w:rPr>
+            <w:fldChar w:fldCharType="end"/>
+          </w:r>
+        </w:p>
+        <w:p>
+          <w:pPr>
+            <w:pStyle w:val="TOC2"/>
+            <w:tabs>
+              <w:tab w:val="right" w:leader="dot" w:pos="9061"/>
+            </w:tabs>
+            <w:rPr>
+              <w:noProof/>
+            </w:rPr>
+          </w:pPr>
+          <w:r>
+            <w:rPr>
+              <w:noProof/>
+            </w:rPr>
+            <w:t>4.3. Pseudokod</w:t>
+          </w:r>
+          <w:r>
+            <w:rPr>
+              <w:noProof/>
+            </w:rPr>
+            <w:tab/>
+          </w:r>
+          <w:r>
+            <w:rPr>
+              <w:noProof/>
+            </w:rPr>
+            <w:fldChar w:fldCharType="begin"/>
+          </w:r>
+          <w:r>
+            <w:rPr>
+              <w:noProof/>
+            </w:rPr>
+            <w:instrText xml:space="preserve"> PAGEREF _Toc231311307 \h </w:instrText>
+          </w:r>
+          <w:r>
+            <w:rPr>
+              <w:noProof/>
+            </w:rPr>
+          </w:r>
+          <w:r>
+            <w:rPr>
+              <w:noProof/>
+            </w:rPr>
+            <w:fldChar w:fldCharType="separate"/>
+          </w:r>
+          <w:r>
+            <w:rPr>
+              <w:noProof/>
+            </w:rPr>
+            <w:t>8</w:t>
+          </w:r>
+          <w:r>
+            <w:rPr>
+              <w:noProof/>
+            </w:rPr>
+            <w:fldChar w:fldCharType="end"/>
+          </w:r>
+        </w:p>
+        <w:p>
+          <w:pPr>
+            <w:pStyle w:val="TOC2"/>
+            <w:tabs>
+              <w:tab w:val="right" w:leader="dot" w:pos="9061"/>
+            </w:tabs>
+            <w:rPr>
+              <w:noProof/>
+            </w:rPr>
+          </w:pPr>
+          <w:r>
+            <w:rPr>
+              <w:noProof/>
+            </w:rPr>
+            <w:t>4.4. Implementacja</w:t>
+          </w:r>
+          <w:r>
+            <w:rPr>
+              <w:noProof/>
+            </w:rPr>
+            <w:tab/>
+          </w:r>
+          <w:r>
+            <w:rPr>
+              <w:noProof/>
+            </w:rPr>
+            <w:fldChar w:fldCharType="begin"/>
+          </w:r>
+          <w:r>
+            <w:rPr>
+              <w:noProof/>
+            </w:rPr>
+            <w:instrText xml:space="preserve"> PAGEREF _Toc231311308 \h </w:instrText>
+          </w:r>
+          <w:r>
+            <w:rPr>
+              <w:noProof/>
+            </w:rPr>
+          </w:r>
+          <w:r>
+            <w:rPr>
+              <w:noProof/>
+            </w:rPr>
+            <w:fldChar w:fldCharType="separate"/>
+          </w:r>
+          <w:r>
+            <w:rPr>
+              <w:noProof/>
+            </w:rPr>
+            <w:t>8</w:t>
+          </w:r>
+          <w:r>
+            <w:rPr>
+              <w:noProof/>
+            </w:rPr>
+            <w:fldChar w:fldCharType="end"/>
+          </w:r>
+        </w:p>
+        <w:p>
+          <w:pPr>
+            <w:pStyle w:val="TOC2"/>
+            <w:tabs>
+              <w:tab w:val="right" w:leader="dot" w:pos="9061"/>
+            </w:tabs>
+            <w:rPr>
+              <w:noProof/>
+            </w:rPr>
+          </w:pPr>
+          <w:r>
+            <w:rPr>
+              <w:noProof/>
+            </w:rPr>
+            <w:t>4.5. Złożoność obliczeniowa</w:t>
+          </w:r>
+          <w:r>
+            <w:rPr>
+              <w:noProof/>
+            </w:rPr>
+            <w:tab/>
+          </w:r>
+          <w:r>
+            <w:rPr>
+              <w:noProof/>
+            </w:rPr>
+            <w:fldChar w:fldCharType="begin"/>
+          </w:r>
+          <w:r>
+            <w:rPr>
+              <w:noProof/>
+            </w:rPr>
+            <w:instrText xml:space="preserve"> PAGEREF _Toc231311309 \h </w:instrText>
+          </w:r>
+          <w:r>
+            <w:rPr>
+              <w:noProof/>
+            </w:rPr>
+          </w:r>
+          <w:r>
+            <w:rPr>
+              <w:noProof/>
+            </w:rPr>
+            <w:fldChar w:fldCharType="separate"/>
+          </w:r>
+          <w:r>
+            <w:rPr>
+              <w:noProof/>
+            </w:rPr>
+            <w:t>9</w:t>
+          </w:r>
+          <w:r>
+            <w:rPr>
+              <w:noProof/>
+            </w:rPr>
+            <w:fldChar w:fldCharType="end"/>
+          </w:r>
+        </w:p>
+        <w:p>
+          <w:pPr>
+            <w:pStyle w:val="TOC1"/>
+            <w:tabs>
+              <w:tab w:val="right" w:leader="dot" w:pos="9061"/>
+            </w:tabs>
+            <w:rPr>
+              <w:noProof/>
+            </w:rPr>
+          </w:pPr>
+          <w:r>
+            <w:rPr>
+              <w:noProof/>
+            </w:rPr>
+            <w:t>5. Odpowiedź</w:t>
+          </w:r>
+          <w:r>
+            <w:rPr>
+              <w:noProof/>
+            </w:rPr>
+            <w:tab/>
+          </w:r>
+          <w:r>
+            <w:rPr>
+              <w:noProof/>
+            </w:rPr>
+            <w:fldChar w:fldCharType="begin"/>
+          </w:r>
+          <w:r>
+            <w:rPr>
+              <w:noProof/>
+            </w:rPr>
+            <w:instrText xml:space="preserve"> PAGEREF _Toc231311310 \h </w:instrText>
+          </w:r>
+          <w:r>
+            <w:rPr>
+              <w:noProof/>
+            </w:rPr>
+          </w:r>
+          <w:r>
+            <w:rPr>
+              <w:noProof/>
+            </w:rPr>
+            <w:fldChar w:fldCharType="separate"/>
+          </w:r>
+          <w:r>
+            <w:rPr>
+              <w:noProof/>
+            </w:rPr>
+            <w:t>9</w:t>
+          </w:r>
+          <w:r>
+            <w:rPr>
+              <w:noProof/>
+            </w:rPr>
+            <w:fldChar w:fldCharType="end"/>
+          </w:r>
+        </w:p>
+        <w:p>
+          <w:pPr>
+            <w:pStyle w:val="TOC1"/>
+            <w:tabs>
+              <w:tab w:val="right" w:leader="dot" w:pos="9061"/>
+            </w:tabs>
+            <w:rPr>
+              <w:noProof/>
+            </w:rPr>
+          </w:pPr>
+          <w:r>
+            <w:rPr>
+              <w:noProof/>
+            </w:rPr>
+            <w:t>6. Wnioski</w:t>
+          </w:r>
+          <w:r>
+            <w:rPr>
+              <w:noProof/>
+            </w:rPr>
+            <w:tab/>
+          </w:r>
+          <w:r>
+            <w:rPr>
+              <w:noProof/>
+            </w:rPr>
+            <w:fldChar w:fldCharType="begin"/>
+          </w:r>
+          <w:r>
+            <w:rPr>
+              <w:noProof/>
+            </w:rPr>
+            <w:instrText xml:space="preserve"> PAGEREF _Toc231311311 \h </w:instrText>
+          </w:r>
+          <w:r>
+            <w:rPr>
+              <w:noProof/>
+            </w:rPr>
+          </w:r>
+          <w:r>
+            <w:rPr>
+              <w:noProof/>
+            </w:rPr>
+            <w:fldChar w:fldCharType="separate"/>
+          </w:r>
+          <w:r>
+            <w:rPr>
+              <w:noProof/>
+            </w:rPr>
+            <w:t>9</w:t>
+          </w:r>
+          <w:r>
+            <w:rPr>
+              <w:noProof/>
+            </w:rPr>
+            <w:fldChar w:fldCharType="end"/>
+          </w:r>
+        </w:p>
+        <w:p>
+          <w:pPr>
+            <w:pStyle w:val="TOC1"/>
+            <w:tabs>
+              <w:tab w:val="right" w:leader="dot" w:pos="9061"/>
+            </w:tabs>
+            <w:rPr>
+              <w:noProof/>
+            </w:rPr>
+          </w:pPr>
+          <w:r>
+            <w:rPr>
+              <w:noProof/>
+            </w:rPr>
+            <w:t>Bibliografia</w:t>
+          </w:r>
+          <w:r>
+            <w:rPr>
+              <w:noProof/>
+            </w:rPr>
+            <w:tab/>
+          </w:r>
+          <w:r>
+            <w:rPr>
+              <w:noProof/>
+            </w:rPr>
+            <w:fldChar w:fldCharType="begin"/>
+          </w:r>
+          <w:r>
+            <w:rPr>
+              <w:noProof/>
+            </w:rPr>
+            <w:instrText xml:space="preserve"> PAGEREF _Toc231311312 \h </w:instrText>
+          </w:r>
+          <w:r>
+            <w:rPr>
+              <w:noProof/>
+            </w:rPr>
+          </w:r>
+          <w:r>
+            <w:rPr>
+              <w:noProof/>
+            </w:rPr>
+            <w:fldChar w:fldCharType="separate"/>
+          </w:r>
+          <w:r>
+            <w:rPr>
+              <w:noProof/>
+            </w:rPr>
+            <w:t>11</w:t>
+          </w:r>
+          <w:r>
+            <w:rPr>
+              <w:noProof/>
+            </w:rPr>
+            <w:fldChar w:fldCharType="end"/>
           </w:r>
         </w:p>
         <w:p>
@@ -204,20 +1429,23 @@
       <w:pPr>
         <w:pStyle w:val="Heading1"/>
       </w:pPr>
-      <w:r>
-        <w:t xml:space="preserve">1. Treść zadania</w:t>
-      </w:r>
-    </w:p>
-    <w:p>
-      <w:pPr>
-        <w:spacing w:after="80" w:before="120"/>
+      <w:bookmarkStart w:id="0" w:name="_Toc231311292"/>
+      <w:r>
+        <w:lastRenderedPageBreak/>
+        <w:t>1. Treść zadania</w:t>
+      </w:r>
+      <w:bookmarkEnd w:id="0"/>
+    </w:p>
+    <w:p>
+      <w:pPr>
+        <w:spacing w:before="120" w:after="80"/>
       </w:pPr>
       <w:r>
         <w:rPr>
           <w:b/>
           <w:bCs/>
         </w:rPr>
-        <w:t xml:space="preserve">Zadanie 82. Kolorowanie wierzchołków trójkąta</w:t>
+        <w:t>Zadanie 82. Kolorowanie wierzchołków trójkąta</w:t>
       </w:r>
       <w:r>
         <w:t xml:space="preserve"> (∗∗∗).</w:t>
@@ -228,14 +1456,17 @@
         <w:spacing w:after="80"/>
       </w:pPr>
       <w:r>
-        <w:t xml:space="preserve">Dany jest trójkąt równoboczny o wierzchołkach ponumerowanych liczbami 1, 2, 3 (rys. 1), którego wszystkie trzy wierzchołki należy pokolorować. Dwa kolorowania uznajemy za jednakowe, jeśli jedno z nich można otrzymać z drugiego za pomocą odpowiedniego obrotu trójkąta. Należy wyznaczyć, ile jest różnych sposobów pokolorowania wierzchołków trójkąta przy użyciu niektórych bądź wszystkich spośród danych </w:t>
-      </w:r>
-      <w:r>
-        <w:rPr>
-          <w:i/>
-          <w:iCs/>
-        </w:rPr>
-        <w:t xml:space="preserve">k</w:t>
+        <w:t>Dany jest trójkąt równoboczny o wierzchołkach ponumerowanych liczbami 1, 2, 3 (rys. 1), którego wszystkie trzy wierzchołki należy pokolorować. Dwa kolorowania uznajemy za jednakowe, jeśl</w:t>
+      </w:r>
+      <w:r>
+        <w:t xml:space="preserve">i jedno z nich można otrzymać z drugiego za pomocą odpowiedniego obrotu trójkąta. Należy wyznaczyć, ile jest różnych sposobów pokolorowania wierzchołków trójkąta przy użyciu niektórych bądź wszystkich spośród danych </w:t>
+      </w:r>
+      <w:r>
+        <w:rPr>
+          <w:i/>
+          <w:iCs/>
+        </w:rPr>
+        <w:t>k</w:t>
       </w:r>
       <w:r>
         <w:t xml:space="preserve"> kolorów.</w:t>
@@ -243,15 +1474,18 @@
     </w:p>
     <w:p>
       <w:pPr>
-        <w:spacing w:after="40" w:before="80"/>
+        <w:spacing w:before="80" w:after="40"/>
         <w:jc w:val="center"/>
       </w:pPr>
       <w:r>
+        <w:rPr>
+          <w:noProof/>
+        </w:rPr>
         <w:drawing>
           <wp:inline distT="0" distB="0" distL="0" distR="0">
             <wp:extent cx="1524000" cy="857250"/>
-            <wp:effectExtent t="0" r="0" b="0" l="0"/>
-            <wp:docPr id="1" name="" descr="" title=""/>
+            <wp:effectExtent l="0" t="0" r="0" b="0"/>
+            <wp:docPr id="2" name="Picture 2"/>
             <wp:cNvGraphicFramePr>
               <a:graphicFrameLocks xmlns:a="http://schemas.openxmlformats.org/drawingml/2006/main" noChangeAspect="1"/>
             </wp:cNvGraphicFramePr>
@@ -259,13 +1493,13 @@
               <a:graphicData uri="http://schemas.openxmlformats.org/drawingml/2006/picture">
                 <pic:pic xmlns:pic="http://schemas.openxmlformats.org/drawingml/2006/picture">
                   <pic:nvPicPr>
-                    <pic:cNvPr id="0" name="" descr=""/>
+                    <pic:cNvPr id="0" name=""/>
                     <pic:cNvPicPr>
                       <a:picLocks noChangeAspect="1" noChangeArrowheads="1"/>
                     </pic:cNvPicPr>
                   </pic:nvPicPr>
                   <pic:blipFill>
-                    <a:blip r:embed="rId12" cstate="none"/>
+                    <a:blip r:embed="rId11"/>
                     <a:srcRect/>
                     <a:stretch>
                       <a:fillRect/>
@@ -290,17 +1524,19 @@
     <w:p>
       <w:pPr>
         <w:pStyle w:val="Caption"/>
-        <w:jc w:val="center"/>
       </w:pPr>
       <w:r>
         <w:rPr>
           <w:b/>
           <w:bCs/>
         </w:rPr>
-        <w:t xml:space="preserve">Rys. 1.</w:t>
-      </w:r>
-      <w:r>
-        <w:t xml:space="preserve"> Trójkąt równoboczny z ponumerowanymi wierzchołkami, które należy pokolorować</w:t>
+        <w:t>Rys. 1.</w:t>
+      </w:r>
+      <w:r>
+        <w:t xml:space="preserve"> Trójkąt równoboczny</w:t>
+      </w:r>
+      <w:r>
+        <w:t xml:space="preserve"> z ponumerowanymi wierzchołkami, które należy pokolorować</w:t>
       </w:r>
     </w:p>
     <w:p>
@@ -315,46 +1551,54 @@
           <w:i/>
           <w:iCs/>
         </w:rPr>
-        <w:t xml:space="preserve">z dokładnością do symetrii</w:t>
-      </w:r>
-      <w:r>
-        <w:t xml:space="preserve">. Naiwne podejście, polegające na wypisaniu wszystkich kolorowań i ręcznym usunięciu powtórzeń, jest nieefektywne i podatne na błędy. W dalszej części przedstawiono aparat teoretyczny (teoria grup i lemat Burnside'a), który prowadzi do zwartego wzoru, a następnie algorytm wyznaczający szukaną wartość.</w:t>
+        <w:t>z dokładnością do symetrii</w:t>
+      </w:r>
+      <w:r>
+        <w:t>. Naiwne podejście, polegające na wypisaniu wszystkich kolorowań i ręcznym usunięciu powtórzeń, jest nieef</w:t>
+      </w:r>
+      <w:r>
+        <w:t>ektywne i podatne na błędy. W dalszej części przedstawiono aparat teoretyczny (teoria grup i lemat Burnside'a), który prowadzi do zwartego wzoru, a następnie algorytm wyznaczający szukaną wartość.</w:t>
       </w:r>
     </w:p>
     <w:p>
       <w:pPr>
         <w:pStyle w:val="Heading1"/>
       </w:pPr>
-      <w:r>
-        <w:t xml:space="preserve">2. Teoria</w:t>
-      </w:r>
+      <w:bookmarkStart w:id="1" w:name="_Toc231311293"/>
+      <w:r>
+        <w:t>2. Teoria</w:t>
+      </w:r>
+      <w:bookmarkEnd w:id="1"/>
     </w:p>
     <w:p>
       <w:pPr>
         <w:pStyle w:val="Heading2"/>
       </w:pPr>
-      <w:r>
-        <w:t xml:space="preserve">2.1. Charakterystyka obiektu i problemu kolorowania</w:t>
-      </w:r>
-    </w:p>
-    <w:p>
-      <w:r>
-        <w:t xml:space="preserve">Przedmiotem analizy jest trójkąt równoboczny o zbiorze wierzchołków</w:t>
-      </w:r>
-    </w:p>
-    <w:p>
-      <w:pPr>
-        <w:spacing w:after="120" w:before="120"/>
+      <w:bookmarkStart w:id="2" w:name="_Toc231311294"/>
+      <w:r>
+        <w:t>2.1. Charakterystyka obiektu i problemu kolorowan</w:t>
+      </w:r>
+      <w:r>
+        <w:t>ia</w:t>
+      </w:r>
+      <w:bookmarkEnd w:id="2"/>
+    </w:p>
+    <w:p>
+      <w:r>
+        <w:t>Przedmiotem analizy jest trójkąt równoboczny o zbiorze wierzchołków</w:t>
+      </w:r>
+    </w:p>
+    <w:p>
+      <w:pPr>
+        <w:spacing w:before="120" w:after="120"/>
         <w:jc w:val="center"/>
       </w:pPr>
       <w:r>
         <w:rPr>
           <w:i/>
           <w:iCs/>
-          <w:sz w:val="24"/>
-          <w:szCs w:val="24"/>
-        </w:rPr>
-        <w:t xml:space="preserve">V = {1, 2, 3},     n = |V| = 3,</w:t>
+        </w:rPr>
+        <w:t>V = {1, 2, 3},     n = |V| = 3,</w:t>
       </w:r>
     </w:p>
     <w:p>
@@ -366,7 +1610,7 @@
           <w:i/>
           <w:iCs/>
         </w:rPr>
-        <w:t xml:space="preserve">V</w:t>
+        <w:t>V</w:t>
       </w:r>
       <w:r>
         <w:t xml:space="preserve"> oznacza zbiór wierzchołków, a </w:t>
@@ -376,7 +1620,7 @@
           <w:i/>
           <w:iCs/>
         </w:rPr>
-        <w:t xml:space="preserve">n</w:t>
+        <w:t>n</w:t>
       </w:r>
       <w:r>
         <w:t xml:space="preserve"> ich liczbę. Dysponujemy zbiorem dostępnych kolorów</w:t>
@@ -384,17 +1628,15 @@
     </w:p>
     <w:p>
       <w:pPr>
-        <w:spacing w:after="120" w:before="120"/>
+        <w:spacing w:before="120" w:after="120"/>
         <w:jc w:val="center"/>
       </w:pPr>
       <w:r>
         <w:rPr>
           <w:i/>
           <w:iCs/>
-          <w:sz w:val="24"/>
-          <w:szCs w:val="24"/>
-        </w:rPr>
-        <w:t xml:space="preserve">C = {c₁, c₂, …, cₖ},     k = |C|,</w:t>
+        </w:rPr>
+        <w:t>C = {c₁, c₂, …, cₖ},     k = |C|,</w:t>
       </w:r>
     </w:p>
     <w:p>
@@ -406,17 +1648,20 @@
           <w:i/>
           <w:iCs/>
         </w:rPr>
-        <w:t xml:space="preserve">k</w:t>
-      </w:r>
-      <w:r>
-        <w:t xml:space="preserve"> to liczba dostępnych kolorów (liczba całkowita nieujemna). </w:t>
-      </w:r>
-      <w:r>
-        <w:rPr>
-          <w:i/>
-          <w:iCs/>
-        </w:rPr>
-        <w:t xml:space="preserve">Kolorowaniem</w:t>
+        <w:t>k</w:t>
+      </w:r>
+      <w:r>
+        <w:t xml:space="preserve"> to liczba dostęp</w:t>
+      </w:r>
+      <w:r>
+        <w:t xml:space="preserve">nych kolorów (liczba całkowita nieujemna). </w:t>
+      </w:r>
+      <w:r>
+        <w:rPr>
+          <w:i/>
+          <w:iCs/>
+        </w:rPr>
+        <w:t>Kolorowaniem</w:t>
       </w:r>
       <w:r>
         <w:t xml:space="preserve"> nazywamy dowolną funkcję</w:t>
@@ -424,17 +1669,15 @@
     </w:p>
     <w:p>
       <w:pPr>
-        <w:spacing w:after="120" w:before="120"/>
+        <w:spacing w:before="120" w:after="120"/>
         <w:jc w:val="center"/>
       </w:pPr>
       <w:r>
         <w:rPr>
           <w:i/>
           <w:iCs/>
-          <w:sz w:val="24"/>
-          <w:szCs w:val="24"/>
-        </w:rPr>
-        <w:t xml:space="preserve">f : V → C,</w:t>
+        </w:rPr>
+        <w:t>f : V → C,</w:t>
       </w:r>
     </w:p>
     <w:p>
@@ -446,25 +1689,27 @@
           <w:i/>
           <w:iCs/>
         </w:rPr>
-        <w:t xml:space="preserve">n</w:t>
-      </w:r>
-      <w:r>
-        <w:t xml:space="preserve"> wierzchołków jest niezależny, liczba wszystkich kolorowań (jeszcze przed utożsamieniem obróconych wzorów) wynosi</w:t>
-      </w:r>
-    </w:p>
-    <w:p>
-      <w:pPr>
-        <w:spacing w:after="120" w:before="120"/>
+        <w:t>n</w:t>
+      </w:r>
+      <w:r>
+        <w:t xml:space="preserve"> wierzchołków jest niezależny, liczba wszystkich kolorowań (jeszcze prz</w:t>
+      </w:r>
+      <w:r>
+        <w:t>ed utożsamieniem obróconych wzorów) wynosi</w:t>
+      </w:r>
+    </w:p>
+    <w:p>
+      <w:pPr>
+        <w:spacing w:before="120" w:after="120"/>
         <w:jc w:val="center"/>
       </w:pPr>
       <w:r>
         <w:rPr>
           <w:i/>
           <w:iCs/>
-          <w:sz w:val="24"/>
-          <w:szCs w:val="24"/>
-        </w:rPr>
-        <w:t xml:space="preserve">(1)    |X| = kⁿ = k³,</w:t>
+        </w:rPr>
+        <w:lastRenderedPageBreak/>
+        <w:t>(1)    |X| = kⁿ = k³,</w:t>
       </w:r>
     </w:p>
     <w:p>
@@ -476,7 +1721,7 @@
           <w:i/>
           <w:iCs/>
         </w:rPr>
-        <w:t xml:space="preserve">X</w:t>
+        <w:t>X</w:t>
       </w:r>
       <w:r>
         <w:t xml:space="preserve"> oznaczamy zbiór wszystkich możliwych kolorowań.</w:t>
@@ -486,9 +1731,11 @@
       <w:pPr>
         <w:pStyle w:val="Heading2"/>
       </w:pPr>
-      <w:r>
-        <w:t xml:space="preserve">2.2. Grupa obrotów trójkąta równobocznego</w:t>
-      </w:r>
+      <w:bookmarkStart w:id="3" w:name="_Toc231311295"/>
+      <w:r>
+        <w:t>2.2. Grupa obrotów trójkąta równobocznego</w:t>
+      </w:r>
+      <w:bookmarkEnd w:id="3"/>
     </w:p>
     <w:p>
       <w:r>
@@ -499,7 +1746,7 @@
           <w:i/>
           <w:iCs/>
         </w:rPr>
-        <w:t xml:space="preserve">grupę cykliczną</w:t>
+        <w:t>grupę cykliczną</w:t>
       </w:r>
       <w:r>
         <w:t xml:space="preserve"> C₃ rzędu 3.</w:t>
@@ -527,10 +1774,13 @@
           <w:i/>
           <w:iCs/>
         </w:rPr>
-        <w:t xml:space="preserve">identyczność</w:t>
-      </w:r>
-      <w:r>
-        <w:t xml:space="preserve"> id – obrót o kąt 0° (brak zmiany położenia);</w:t>
+        <w:t>identyczność</w:t>
+      </w:r>
+      <w:r>
+        <w:t xml:space="preserve"> id – obrót o kąt 0</w:t>
+      </w:r>
+      <w:r>
+        <w:t>° (brak zmiany położenia);</w:t>
       </w:r>
     </w:p>
     <w:p>
@@ -542,7 +1792,7 @@
         </w:numPr>
       </w:pPr>
       <w:r>
-        <w:t xml:space="preserve">obrót ρ₁ – o kąt 120° zgodnie z ruchem wskazówek zegara;</w:t>
+        <w:t>obrót ρ₁ – o kąt 120° zgodnie z ruchem wskazówek zegara;</w:t>
       </w:r>
     </w:p>
     <w:p>
@@ -554,7 +1804,7 @@
         </w:numPr>
       </w:pPr>
       <w:r>
-        <w:t xml:space="preserve">obrót ρ₂ – o kąt 240° zgodnie z ruchem wskazówek zegara.</w:t>
+        <w:t>obrót ρ₂ – o kąt 240° zgodnie z ruchem wskazówek zegara.</w:t>
       </w:r>
     </w:p>
     <w:p>
@@ -566,7 +1816,7 @@
           <w:i/>
           <w:iCs/>
         </w:rPr>
-        <w:t xml:space="preserve">G</w:t>
+        <w:t>G</w:t>
       </w:r>
       <w:r>
         <w:t xml:space="preserve"> = C₃ = {id, ρ₁, ρ₂} oraz |</w:t>
@@ -576,7 +1826,7 @@
           <w:i/>
           <w:iCs/>
         </w:rPr>
-        <w:t xml:space="preserve">G</w:t>
+        <w:t>G</w:t>
       </w:r>
       <w:r>
         <w:t xml:space="preserve">| = 3, gdzie </w:t>
@@ -586,7 +1836,7 @@
           <w:i/>
           <w:iCs/>
         </w:rPr>
-        <w:t xml:space="preserve">G</w:t>
+        <w:t>G</w:t>
       </w:r>
       <w:r>
         <w:t xml:space="preserve"> oznacza rozważaną grupę przekształceń, a |</w:t>
@@ -596,10 +1846,10 @@
           <w:i/>
           <w:iCs/>
         </w:rPr>
-        <w:t xml:space="preserve">G</w:t>
-      </w:r>
-      <w:r>
-        <w:t xml:space="preserve">| jej rząd (liczbę elementów). Zgodnie z treścią zadania, które mówi wyłącznie o obrotach, pomijamy symetrie osiowe (odbicia); ich wpływ omówiono krótko we wnioskach.</w:t>
+        <w:t>G</w:t>
+      </w:r>
+      <w:r>
+        <w:t>| jej rząd (liczbę elementów). Zgodnie z treścią zadania, które mówi wyłącznie o obrotach, pomijamy symetrie osiowe (odbicia); ich wpływ omówiono krótko we wnioskach.</w:t>
       </w:r>
     </w:p>
     <w:p>
@@ -611,39 +1861,44 @@
           <w:i/>
           <w:iCs/>
         </w:rPr>
-        <w:t xml:space="preserve">V</w:t>
-      </w:r>
-      <w:r>
-        <w:t xml:space="preserve">. W przyjętej numeracji:</w:t>
-      </w:r>
-    </w:p>
-    <w:p>
-      <w:pPr>
-        <w:spacing w:after="120" w:before="120"/>
+        <w:t>V</w:t>
+      </w:r>
+      <w:r>
+        <w:t>. W przyjętej numeracji:</w:t>
+      </w:r>
+    </w:p>
+    <w:p>
+      <w:pPr>
+        <w:spacing w:before="120" w:after="120"/>
         <w:jc w:val="center"/>
       </w:pPr>
       <w:r>
         <w:rPr>
           <w:i/>
           <w:iCs/>
-          <w:sz w:val="24"/>
-          <w:szCs w:val="24"/>
-        </w:rPr>
-        <w:t xml:space="preserve">id = (1)(2)(3),     ρ₁ = (1 2 3),     ρ₂ = (1 3 2),</w:t>
-      </w:r>
-    </w:p>
-    <w:p>
-      <w:r>
-        <w:t xml:space="preserve">gdzie zapis cykliczny (1 2 3) oznacza, że wierzchołek 1 przechodzi na miejsce 2, 2 na miejsce 3, a 3 na miejsce 1.</w:t>
+        </w:rPr>
+        <w:t>id = (1)(2)(3),     ρ₁ = (1 2 3),     ρ₂ = (1 3 2),</w:t>
+      </w:r>
+    </w:p>
+    <w:p>
+      <w:r>
+        <w:t>gdzie zapis cykliczny (1 2 3) oznacza, że wierzchołek 1 przechodzi na miejsce 2, 2 na miejsce 3, a 3 na miejsce 1</w:t>
+      </w:r>
+      <w:bookmarkStart w:id="4" w:name="_GoBack"/>
+      <w:bookmarkEnd w:id="4"/>
+      <w:r>
+        <w:t>.</w:t>
       </w:r>
     </w:p>
     <w:p>
       <w:pPr>
         <w:pStyle w:val="Heading2"/>
       </w:pPr>
-      <w:r>
-        <w:t xml:space="preserve">2.3. Działanie grupy, orbity i stabilizatory</w:t>
-      </w:r>
+      <w:bookmarkStart w:id="5" w:name="_Toc231311296"/>
+      <w:r>
+        <w:t>2.3. Działanie grupy, orbity i stabilizatory</w:t>
+      </w:r>
+      <w:bookmarkEnd w:id="5"/>
     </w:p>
     <w:p>
       <w:r>
@@ -654,7 +1909,7 @@
           <w:i/>
           <w:iCs/>
         </w:rPr>
-        <w:t xml:space="preserve">G</w:t>
+        <w:t>G</w:t>
       </w:r>
       <w:r>
         <w:t xml:space="preserve"> </w:t>
@@ -664,17 +1919,20 @@
           <w:i/>
           <w:iCs/>
         </w:rPr>
-        <w:t xml:space="preserve">działa</w:t>
-      </w:r>
-      <w:r>
-        <w:t xml:space="preserve"> na zbiorze kolorowań </w:t>
-      </w:r>
-      <w:r>
-        <w:rPr>
-          <w:i/>
-          <w:iCs/>
-        </w:rPr>
-        <w:t xml:space="preserve">X</w:t>
+        <w:t>działa</w:t>
+      </w:r>
+      <w:r>
+        <w:t xml:space="preserve"> na zbiorze koloro</w:t>
+      </w:r>
+      <w:r>
+        <w:t xml:space="preserve">wań </w:t>
+      </w:r>
+      <w:r>
+        <w:rPr>
+          <w:i/>
+          <w:iCs/>
+        </w:rPr>
+        <w:t>X</w:t>
       </w:r>
       <w:r>
         <w:t xml:space="preserve">, jeśli każdy element </w:t>
@@ -684,7 +1942,7 @@
           <w:i/>
           <w:iCs/>
         </w:rPr>
-        <w:t xml:space="preserve">g</w:t>
+        <w:t>g</w:t>
       </w:r>
       <w:r>
         <w:t xml:space="preserve"> ∈ </w:t>
@@ -694,7 +1952,7 @@
           <w:i/>
           <w:iCs/>
         </w:rPr>
-        <w:t xml:space="preserve">G</w:t>
+        <w:t>G</w:t>
       </w:r>
       <w:r>
         <w:t xml:space="preserve"> przekształca dowolne kolorowanie </w:t>
@@ -704,7 +1962,7 @@
           <w:i/>
           <w:iCs/>
         </w:rPr>
-        <w:t xml:space="preserve">x</w:t>
+        <w:t>x</w:t>
       </w:r>
       <w:r>
         <w:t xml:space="preserve"> ∈ </w:t>
@@ -714,7 +1972,7 @@
           <w:i/>
           <w:iCs/>
         </w:rPr>
-        <w:t xml:space="preserve">X</w:t>
+        <w:t>X</w:t>
       </w:r>
       <w:r>
         <w:t xml:space="preserve"> w pewne kolorowanie </w:t>
@@ -724,17 +1982,17 @@
           <w:i/>
           <w:iCs/>
         </w:rPr>
-        <w:t xml:space="preserve">g</w:t>
-      </w:r>
-      <w:r>
-        <w:t xml:space="preserve">·</w:t>
-      </w:r>
-      <w:r>
-        <w:rPr>
-          <w:i/>
-          <w:iCs/>
-        </w:rPr>
-        <w:t xml:space="preserve">x</w:t>
+        <w:t>g</w:t>
+      </w:r>
+      <w:r>
+        <w:t>·</w:t>
+      </w:r>
+      <w:r>
+        <w:rPr>
+          <w:i/>
+          <w:iCs/>
+        </w:rPr>
+        <w:t>x</w:t>
       </w:r>
       <w:r>
         <w:t xml:space="preserve"> ∈ </w:t>
@@ -744,7 +2002,7 @@
           <w:i/>
           <w:iCs/>
         </w:rPr>
-        <w:t xml:space="preserve">X</w:t>
+        <w:t>X</w:t>
       </w:r>
       <w:r>
         <w:t xml:space="preserve"> (przez obrót wzoru). Wprowadzamy dwa pojęcia:</w:t>
@@ -763,7 +2021,7 @@
           <w:b/>
           <w:bCs/>
         </w:rPr>
-        <w:t xml:space="preserve">Orbita</w:t>
+        <w:t>Orbita</w:t>
       </w:r>
       <w:r>
         <w:t xml:space="preserve"> kolorowania </w:t>
@@ -773,7 +2031,7 @@
           <w:i/>
           <w:iCs/>
         </w:rPr>
-        <w:t xml:space="preserve">x</w:t>
+        <w:t>x</w:t>
       </w:r>
       <w:r>
         <w:t xml:space="preserve"> to zbiór Orb(</w:t>
@@ -783,27 +2041,27 @@
           <w:i/>
           <w:iCs/>
         </w:rPr>
-        <w:t xml:space="preserve">x</w:t>
-      </w:r>
-      <w:r>
-        <w:t xml:space="preserve">) = {</w:t>
-      </w:r>
-      <w:r>
-        <w:rPr>
-          <w:i/>
-          <w:iCs/>
-        </w:rPr>
-        <w:t xml:space="preserve">g</w:t>
-      </w:r>
-      <w:r>
-        <w:t xml:space="preserve">·</w:t>
-      </w:r>
-      <w:r>
-        <w:rPr>
-          <w:i/>
-          <w:iCs/>
-        </w:rPr>
-        <w:t xml:space="preserve">x</w:t>
+        <w:t>x</w:t>
+      </w:r>
+      <w:r>
+        <w:t>) = {</w:t>
+      </w:r>
+      <w:r>
+        <w:rPr>
+          <w:i/>
+          <w:iCs/>
+        </w:rPr>
+        <w:t>g</w:t>
+      </w:r>
+      <w:r>
+        <w:t>·</w:t>
+      </w:r>
+      <w:r>
+        <w:rPr>
+          <w:i/>
+          <w:iCs/>
+        </w:rPr>
+        <w:t>x</w:t>
       </w:r>
       <w:r>
         <w:t xml:space="preserve"> : </w:t>
@@ -813,7 +2071,7 @@
           <w:i/>
           <w:iCs/>
         </w:rPr>
-        <w:t xml:space="preserve">g</w:t>
+        <w:t>g</w:t>
       </w:r>
       <w:r>
         <w:t xml:space="preserve"> ∈ </w:t>
@@ -823,7 +2081,7 @@
           <w:i/>
           <w:iCs/>
         </w:rPr>
-        <w:t xml:space="preserve">G</w:t>
+        <w:t>G</w:t>
       </w:r>
       <w:r>
         <w:t xml:space="preserve">}, czyli zbiór wszystkich kolorowań, które można z </w:t>
@@ -833,20 +2091,23 @@
           <w:i/>
           <w:iCs/>
         </w:rPr>
-        <w:t xml:space="preserve">x</w:t>
-      </w:r>
-      <w:r>
-        <w:t xml:space="preserve"> uzyskać przez obroty. Dwa kolorowania uznajemy za jednakowe dokładnie wtedy, gdy należą do tej samej orbity. </w:t>
-      </w:r>
-      <w:r>
-        <w:rPr>
-          <w:i/>
-          <w:iCs/>
-        </w:rPr>
-        <w:t xml:space="preserve">Liczba różnych kolorowań trójkąta jest więc równa liczbie orbit</w:t>
-      </w:r>
-      <w:r>
-        <w:t xml:space="preserve">, którą oznaczamy N = |X/G|.</w:t>
+        <w:t>x</w:t>
+      </w:r>
+      <w:r>
+        <w:t xml:space="preserve"> uzyska</w:t>
+      </w:r>
+      <w:r>
+        <w:t xml:space="preserve">ć przez obroty. Dwa kolorowania uznajemy za jednakowe dokładnie wtedy, gdy należą do tej samej orbity. </w:t>
+      </w:r>
+      <w:r>
+        <w:rPr>
+          <w:i/>
+          <w:iCs/>
+        </w:rPr>
+        <w:t>Liczba różnych kolorowań trójkąta jest więc równa liczbie orbit</w:t>
+      </w:r>
+      <w:r>
+        <w:t>, którą oznaczamy N = |X/G|.</w:t>
       </w:r>
     </w:p>
     <w:p>
@@ -862,7 +2123,7 @@
           <w:b/>
           <w:bCs/>
         </w:rPr>
-        <w:t xml:space="preserve">Stabilizator</w:t>
+        <w:t>Stabilizator</w:t>
       </w:r>
       <w:r>
         <w:t xml:space="preserve"> kolorowania </w:t>
@@ -872,23 +2133,20 @@
           <w:i/>
           <w:iCs/>
         </w:rPr>
-        <w:t xml:space="preserve">x</w:t>
-      </w:r>
-      <w:r>
-        <w:t xml:space="preserve"> to zbiór tych obrotów, które go nie zmieniają: G</w:t>
-      </w:r>
-      <w:r>
-        <w:t xml:space="preserve">ₓ</w:t>
-      </w:r>
-      <w:r>
-        <w:t xml:space="preserve"> = {</w:t>
-      </w:r>
-      <w:r>
-        <w:rPr>
-          <w:i/>
-          <w:iCs/>
-        </w:rPr>
-        <w:t xml:space="preserve">g</w:t>
+        <w:t>x</w:t>
+      </w:r>
+      <w:r>
+        <w:t xml:space="preserve"> to zbiór tych obrotów, które go ni</w:t>
+      </w:r>
+      <w:r>
+        <w:t>e zmieniają: Gₓ = {</w:t>
+      </w:r>
+      <w:r>
+        <w:rPr>
+          <w:i/>
+          <w:iCs/>
+        </w:rPr>
+        <w:t>g</w:t>
       </w:r>
       <w:r>
         <w:t xml:space="preserve"> ∈ </w:t>
@@ -898,7 +2156,7 @@
           <w:i/>
           <w:iCs/>
         </w:rPr>
-        <w:t xml:space="preserve">G</w:t>
+        <w:t>G</w:t>
       </w:r>
       <w:r>
         <w:t xml:space="preserve"> : </w:t>
@@ -908,17 +2166,17 @@
           <w:i/>
           <w:iCs/>
         </w:rPr>
-        <w:t xml:space="preserve">g</w:t>
-      </w:r>
-      <w:r>
-        <w:t xml:space="preserve">·</w:t>
-      </w:r>
-      <w:r>
-        <w:rPr>
-          <w:i/>
-          <w:iCs/>
-        </w:rPr>
-        <w:t xml:space="preserve">x</w:t>
+        <w:t>g</w:t>
+      </w:r>
+      <w:r>
+        <w:t>·</w:t>
+      </w:r>
+      <w:r>
+        <w:rPr>
+          <w:i/>
+          <w:iCs/>
+        </w:rPr>
+        <w:t>x</w:t>
       </w:r>
       <w:r>
         <w:t xml:space="preserve"> = </w:t>
@@ -928,50 +2186,47 @@
           <w:i/>
           <w:iCs/>
         </w:rPr>
-        <w:t xml:space="preserve">x</w:t>
-      </w:r>
-      <w:r>
-        <w:t xml:space="preserve">}.</w:t>
-      </w:r>
-    </w:p>
-    <w:p>
-      <w:r>
-        <w:t xml:space="preserve">Oba pojęcia wiąże twierdzenie o orbicie i stabilizatorze, zgodnie z którym |Orb(</w:t>
-      </w:r>
-      <w:r>
-        <w:rPr>
-          <w:i/>
-          <w:iCs/>
-        </w:rPr>
-        <w:t xml:space="preserve">x</w:t>
-      </w:r>
-      <w:r>
-        <w:t xml:space="preserve">)| · |G</w:t>
-      </w:r>
-      <w:r>
-        <w:t xml:space="preserve">ₓ</w:t>
-      </w:r>
-      <w:r>
-        <w:t xml:space="preserve">| = |</w:t>
-      </w:r>
-      <w:r>
-        <w:rPr>
-          <w:i/>
-          <w:iCs/>
-        </w:rPr>
-        <w:t xml:space="preserve">G</w:t>
-      </w:r>
-      <w:r>
-        <w:t xml:space="preserve">|. Do rozwiązania zadania wygodniej jest jednak posłużyć się równoważnym narzędziem zliczającym bezpośrednio liczbę orbit, czyli lematem Burnside'a.</w:t>
+        <w:t>x</w:t>
+      </w:r>
+      <w:r>
+        <w:t>}.</w:t>
+      </w:r>
+    </w:p>
+    <w:p>
+      <w:r>
+        <w:lastRenderedPageBreak/>
+        <w:t>Oba pojęcia wiąże twierdzenie o orbicie i stabilizatorze, zgodnie z którym |Orb(</w:t>
+      </w:r>
+      <w:r>
+        <w:rPr>
+          <w:i/>
+          <w:iCs/>
+        </w:rPr>
+        <w:t>x</w:t>
+      </w:r>
+      <w:r>
+        <w:t>)| · |Gₓ| = |</w:t>
+      </w:r>
+      <w:r>
+        <w:rPr>
+          <w:i/>
+          <w:iCs/>
+        </w:rPr>
+        <w:t>G</w:t>
+      </w:r>
+      <w:r>
+        <w:t>|. Do rozwiązania zadania wygodniej jest jednak posłużyć się równoważnym narzędziem zliczającym bezpośrednio liczbę orbit, czyli lematem Burnside'a.</w:t>
       </w:r>
     </w:p>
     <w:p>
       <w:pPr>
         <w:pStyle w:val="Heading2"/>
       </w:pPr>
-      <w:r>
-        <w:t xml:space="preserve">2.4. Lemat Burnside'a</w:t>
-      </w:r>
+      <w:bookmarkStart w:id="6" w:name="_Toc231311297"/>
+      <w:r>
+        <w:t>2.4. Lemat Burnside'a</w:t>
+      </w:r>
+      <w:bookmarkEnd w:id="6"/>
     </w:p>
     <w:p>
       <w:r>
@@ -982,10 +2237,13 @@
           <w:i/>
           <w:iCs/>
         </w:rPr>
-        <w:t xml:space="preserve">lemat Burnside'a</w:t>
-      </w:r>
-      <w:r>
-        <w:t xml:space="preserve">, który pozwala wyznaczyć liczbę orbit bez konieczności ich ręcznego wypisywania.</w:t>
+        <w:t>lemat Burnside'a</w:t>
+      </w:r>
+      <w:r>
+        <w:t>, który pozwala wyznaczyć liczb</w:t>
+      </w:r>
+      <w:r>
+        <w:t>ę orbit bez konieczności ich ręcznego wypisywania.</w:t>
       </w:r>
       <w:r>
         <w:rPr>
@@ -999,22 +2257,20 @@
     </w:p>
     <w:p>
       <w:pPr>
-        <w:spacing w:after="120" w:before="120"/>
+        <w:spacing w:before="120" w:after="120"/>
         <w:jc w:val="center"/>
       </w:pPr>
       <w:r>
         <w:rPr>
           <w:i/>
           <w:iCs/>
-          <w:sz w:val="24"/>
-          <w:szCs w:val="24"/>
-        </w:rPr>
-        <w:t xml:space="preserve">(2)    N = (1/|G|) · Σ_{g ∈ G} |Xᵍ|,</w:t>
-      </w:r>
-    </w:p>
-    <w:p>
-      <w:r>
-        <w:t xml:space="preserve">gdzie:</w:t>
+        </w:rPr>
+        <w:t>(2)    N = (1/|G|) · Σ_{g ∈ G} |Xᵍ|,</w:t>
+      </w:r>
+    </w:p>
+    <w:p>
+      <w:r>
+        <w:t>gdzie:</w:t>
       </w:r>
     </w:p>
     <w:p>
@@ -1030,10 +2286,13 @@
           <w:i/>
           <w:iCs/>
         </w:rPr>
-        <w:t xml:space="preserve">N</w:t>
-      </w:r>
-      <w:r>
-        <w:t xml:space="preserve"> – liczba orbit, czyli szukana liczba różnych kolorowań;</w:t>
+        <w:t>N</w:t>
+      </w:r>
+      <w:r>
+        <w:t xml:space="preserve"> – liczba orbit, czyli sz</w:t>
+      </w:r>
+      <w:r>
+        <w:t>ukana liczba różnych kolorowań;</w:t>
       </w:r>
     </w:p>
     <w:p>
@@ -1045,17 +2304,17 @@
         </w:numPr>
       </w:pPr>
       <w:r>
-        <w:t xml:space="preserve">|</w:t>
-      </w:r>
-      <w:r>
-        <w:rPr>
-          <w:i/>
-          <w:iCs/>
-        </w:rPr>
-        <w:t xml:space="preserve">G</w:t>
-      </w:r>
-      <w:r>
-        <w:t xml:space="preserve">| – rząd grupy (u nas |G| = 3);</w:t>
+        <w:t>|</w:t>
+      </w:r>
+      <w:r>
+        <w:rPr>
+          <w:i/>
+          <w:iCs/>
+        </w:rPr>
+        <w:t>G</w:t>
+      </w:r>
+      <w:r>
+        <w:t>| – rząd grupy (u nas |G| = 3);</w:t>
       </w:r>
     </w:p>
     <w:p>
@@ -1071,20 +2330,17 @@
           <w:i/>
           <w:iCs/>
         </w:rPr>
-        <w:t xml:space="preserve">X</w:t>
-      </w:r>
-      <w:r>
-        <w:t xml:space="preserve">ᵍ</w:t>
-      </w:r>
-      <w:r>
-        <w:t xml:space="preserve"> = {</w:t>
-      </w:r>
-      <w:r>
-        <w:rPr>
-          <w:i/>
-          <w:iCs/>
-        </w:rPr>
-        <w:t xml:space="preserve">x</w:t>
+        <w:t>X</w:t>
+      </w:r>
+      <w:r>
+        <w:t>ᵍ = {</w:t>
+      </w:r>
+      <w:r>
+        <w:rPr>
+          <w:i/>
+          <w:iCs/>
+        </w:rPr>
+        <w:t>x</w:t>
       </w:r>
       <w:r>
         <w:t xml:space="preserve"> ∈ </w:t>
@@ -1094,7 +2350,7 @@
           <w:i/>
           <w:iCs/>
         </w:rPr>
-        <w:t xml:space="preserve">X</w:t>
+        <w:t>X</w:t>
       </w:r>
       <w:r>
         <w:t xml:space="preserve"> : </w:t>
@@ -1104,17 +2360,17 @@
           <w:i/>
           <w:iCs/>
         </w:rPr>
-        <w:t xml:space="preserve">g</w:t>
-      </w:r>
-      <w:r>
-        <w:t xml:space="preserve">·</w:t>
-      </w:r>
-      <w:r>
-        <w:rPr>
-          <w:i/>
-          <w:iCs/>
-        </w:rPr>
-        <w:t xml:space="preserve">x</w:t>
+        <w:t>g</w:t>
+      </w:r>
+      <w:r>
+        <w:t>·</w:t>
+      </w:r>
+      <w:r>
+        <w:rPr>
+          <w:i/>
+          <w:iCs/>
+        </w:rPr>
+        <w:t>x</w:t>
       </w:r>
       <w:r>
         <w:t xml:space="preserve"> = </w:t>
@@ -1124,7 +2380,7 @@
           <w:i/>
           <w:iCs/>
         </w:rPr>
-        <w:t xml:space="preserve">x</w:t>
+        <w:t>x</w:t>
       </w:r>
       <w:r>
         <w:t xml:space="preserve">} – zbiór </w:t>
@@ -1134,7 +2390,7 @@
           <w:i/>
           <w:iCs/>
         </w:rPr>
-        <w:t xml:space="preserve">punktów stałych</w:t>
+        <w:t>punktów stałych</w:t>
       </w:r>
       <w:r>
         <w:t xml:space="preserve"> przekształcenia </w:t>
@@ -1144,7 +2400,7 @@
           <w:i/>
           <w:iCs/>
         </w:rPr>
-        <w:t xml:space="preserve">g</w:t>
+        <w:t>g</w:t>
       </w:r>
       <w:r>
         <w:t xml:space="preserve">, czyli kolorowań niezmienniczych względem </w:t>
@@ -1154,43 +2410,45 @@
           <w:i/>
           <w:iCs/>
         </w:rPr>
-        <w:t xml:space="preserve">g</w:t>
-      </w:r>
-      <w:r>
-        <w:t xml:space="preserve">, a |</w:t>
-      </w:r>
-      <w:r>
-        <w:rPr>
-          <w:i/>
-          <w:iCs/>
-        </w:rPr>
-        <w:t xml:space="preserve">X</w:t>
-      </w:r>
-      <w:r>
-        <w:t xml:space="preserve">ᵍ</w:t>
-      </w:r>
-      <w:r>
-        <w:t xml:space="preserve">| to ich liczba.</w:t>
+        <w:t>g</w:t>
+      </w:r>
+      <w:r>
+        <w:t>, a |</w:t>
+      </w:r>
+      <w:r>
+        <w:rPr>
+          <w:i/>
+          <w:iCs/>
+        </w:rPr>
+        <w:t>X</w:t>
+      </w:r>
+      <w:r>
+        <w:t>ᵍ| to ich liczba.</w:t>
       </w:r>
     </w:p>
     <w:p>
       <w:pPr>
         <w:pStyle w:val="Heading2"/>
       </w:pPr>
-      <w:r>
-        <w:t xml:space="preserve">2.5. Punkty stałe a struktura cykli permutacji</w:t>
-      </w:r>
-    </w:p>
-    <w:p>
-      <w:r>
-        <w:t xml:space="preserve">Aby zastosować wzór (2), należy umieć policzyć |Xᵍ| dla każdego </w:t>
-      </w:r>
-      <w:r>
-        <w:rPr>
-          <w:i/>
-          <w:iCs/>
-        </w:rPr>
-        <w:t xml:space="preserve">g</w:t>
+      <w:bookmarkStart w:id="7" w:name="_Toc231311298"/>
+      <w:r>
+        <w:t>2.5. Punkty stałe a struktura cykli permutacji</w:t>
+      </w:r>
+      <w:bookmarkEnd w:id="7"/>
+    </w:p>
+    <w:p>
+      <w:r>
+        <w:t>Aby zastoso</w:t>
+      </w:r>
+      <w:r>
+        <w:t xml:space="preserve">wać wzór (2), należy umieć policzyć |Xᵍ| dla każdego </w:t>
+      </w:r>
+      <w:r>
+        <w:rPr>
+          <w:i/>
+          <w:iCs/>
+        </w:rPr>
+        <w:t>g</w:t>
       </w:r>
       <w:r>
         <w:t xml:space="preserve">. Pomocna jest następująca obserwacja: kolorowanie jest punktem stałym przekształcenia </w:t>
@@ -1200,7 +2458,7 @@
           <w:i/>
           <w:iCs/>
         </w:rPr>
-        <w:t xml:space="preserve">g</w:t>
+        <w:t>g</w:t>
       </w:r>
       <w:r>
         <w:t xml:space="preserve"> dokładnie wtedy, gdy wierzchołki przechodzące jeden na drugi (czyli leżące w tym samym cyklu permutacji </w:t>
@@ -1210,10 +2468,13 @@
           <w:i/>
           <w:iCs/>
         </w:rPr>
-        <w:t xml:space="preserve">g</w:t>
-      </w:r>
-      <w:r>
-        <w:t xml:space="preserve">) mają ten sam kolor. Wierzchołki w obrębie jednego cyklu muszą bowiem być pokolorowane identycznie, natomiast kolory różnych cykli możemy dobierać niezależnie.</w:t>
+        <w:t>g</w:t>
+      </w:r>
+      <w:r>
+        <w:t>) mają t</w:t>
+      </w:r>
+      <w:r>
+        <w:t>en sam kolor. Wierzchołki w obrębie jednego cyklu muszą bowiem być pokolorowane identycznie, natomiast kolory różnych cykli możemy dobierać niezależnie.</w:t>
       </w:r>
       <w:r>
         <w:rPr>
@@ -1229,7 +2490,7 @@
           <w:i/>
           <w:iCs/>
         </w:rPr>
-        <w:t xml:space="preserve">g</w:t>
+        <w:t>g</w:t>
       </w:r>
       <w:r>
         <w:t xml:space="preserve">) oznaczymy liczbę cykli permutacji </w:t>
@@ -1239,43 +2500,52 @@
           <w:i/>
           <w:iCs/>
         </w:rPr>
-        <w:t xml:space="preserve">g</w:t>
-      </w:r>
-      <w:r>
-        <w:t xml:space="preserve">, otrzymujemy zwartą regułę:</w:t>
-      </w:r>
-    </w:p>
-    <w:p>
-      <w:pPr>
-        <w:spacing w:after="120" w:before="120"/>
+        <w:t>g</w:t>
+      </w:r>
+      <w:r>
+        <w:t>, otrzymujemy zwartą regułę:</w:t>
+      </w:r>
+    </w:p>
+    <w:p>
+      <w:pPr>
+        <w:spacing w:before="120" w:after="120"/>
         <w:jc w:val="center"/>
       </w:pPr>
       <w:r>
         <w:rPr>
           <w:i/>
           <w:iCs/>
-          <w:sz w:val="24"/>
-          <w:szCs w:val="24"/>
-        </w:rPr>
-        <w:t xml:space="preserve">(3)    |Xᵍ| = k^{c(g)}.</w:t>
-      </w:r>
-    </w:p>
-    <w:p>
-      <w:r>
-        <w:t xml:space="preserve">Działanie obrotu ρ₁ jako cyklu na wierzchołkach ilustruje rys. 2: wszystkie trzy wierzchołki tworzą jeden cykl, więc muszą otrzymać wspólny kolor.</w:t>
-      </w:r>
-    </w:p>
-    <w:p>
-      <w:pPr>
-        <w:spacing w:after="40" w:before="80"/>
+        </w:rPr>
+        <w:t>(3)    |Xᵍ| = k</w:t>
+      </w:r>
+      <w:r>
+        <w:rPr>
+          <w:i/>
+          <w:iCs/>
+        </w:rPr>
+        <w:t>^{c(g)}.</w:t>
+      </w:r>
+    </w:p>
+    <w:p>
+      <w:r>
+        <w:t>Działanie obrotu ρ₁ jako cyklu na wierzchołkach ilustruje rys. 2: wszystkie trzy wierzchołki tworzą jeden cykl, więc muszą otrzymać wspólny kolor.</w:t>
+      </w:r>
+    </w:p>
+    <w:p>
+      <w:pPr>
+        <w:spacing w:before="80" w:after="40"/>
         <w:jc w:val="center"/>
       </w:pPr>
       <w:r>
+        <w:rPr>
+          <w:noProof/>
+        </w:rPr>
+        <w:lastRenderedPageBreak/>
         <w:drawing>
           <wp:inline distT="0" distB="0" distL="0" distR="0">
             <wp:extent cx="1571625" cy="1095375"/>
-            <wp:effectExtent t="0" r="0" b="0" l="0"/>
-            <wp:docPr id="1" name="" descr="" title=""/>
+            <wp:effectExtent l="0" t="0" r="0" b="0"/>
+            <wp:docPr id="3" name="Picture 3"/>
             <wp:cNvGraphicFramePr>
               <a:graphicFrameLocks xmlns:a="http://schemas.openxmlformats.org/drawingml/2006/main" noChangeAspect="1"/>
             </wp:cNvGraphicFramePr>
@@ -1283,13 +2553,13 @@
               <a:graphicData uri="http://schemas.openxmlformats.org/drawingml/2006/picture">
                 <pic:pic xmlns:pic="http://schemas.openxmlformats.org/drawingml/2006/picture">
                   <pic:nvPicPr>
-                    <pic:cNvPr id="0" name="" descr=""/>
+                    <pic:cNvPr id="0" name=""/>
                     <pic:cNvPicPr>
                       <a:picLocks noChangeAspect="1" noChangeArrowheads="1"/>
                     </pic:cNvPicPr>
                   </pic:nvPicPr>
                   <pic:blipFill>
-                    <a:blip r:embed="rId13" cstate="none"/>
+                    <a:blip r:embed="rId12"/>
                     <a:srcRect/>
                     <a:stretch>
                       <a:fillRect/>
@@ -1314,14 +2584,13 @@
     <w:p>
       <w:pPr>
         <w:pStyle w:val="Caption"/>
-        <w:jc w:val="center"/>
       </w:pPr>
       <w:r>
         <w:rPr>
           <w:b/>
           <w:bCs/>
         </w:rPr>
-        <w:t xml:space="preserve">Rys. 2.</w:t>
+        <w:t>Rys. 2.</w:t>
       </w:r>
       <w:r>
         <w:t xml:space="preserve"> Obrót ρ₁ o 120° jako jeden cykl (1 2 3) na wierzchołkach trójkąta</w:t>
@@ -1331,31 +2600,38 @@
       <w:pPr>
         <w:pStyle w:val="Heading1"/>
       </w:pPr>
-      <w:r>
-        <w:t xml:space="preserve">3. Rozwiązanie</w:t>
-      </w:r>
+      <w:bookmarkStart w:id="8" w:name="_Toc231311299"/>
+      <w:r>
+        <w:t>3. Rozwiązanie</w:t>
+      </w:r>
+      <w:bookmarkEnd w:id="8"/>
     </w:p>
     <w:p>
       <w:pPr>
         <w:pStyle w:val="Heading2"/>
       </w:pPr>
-      <w:r>
-        <w:t xml:space="preserve">3.1. Liczba punktów stałych dla każdego obrotu</w:t>
-      </w:r>
-    </w:p>
-    <w:p>
-      <w:r>
-        <w:t xml:space="preserve">Wyznaczamy liczbę cykli c(</w:t>
-      </w:r>
-      <w:r>
-        <w:rPr>
-          <w:i/>
-          <w:iCs/>
-        </w:rPr>
-        <w:t xml:space="preserve">g</w:t>
-      </w:r>
-      <w:r>
-        <w:t xml:space="preserve">) oraz liczbę punktów stałych |Xᵍ| zgodnie z regułą (3):</w:t>
+      <w:bookmarkStart w:id="9" w:name="_Toc231311300"/>
+      <w:r>
+        <w:t>3.1. Licz</w:t>
+      </w:r>
+      <w:r>
+        <w:t>ba punktów stałych dla każdego obrotu</w:t>
+      </w:r>
+      <w:bookmarkEnd w:id="9"/>
+    </w:p>
+    <w:p>
+      <w:r>
+        <w:t>Wyznaczamy liczbę cykli c(</w:t>
+      </w:r>
+      <w:r>
+        <w:rPr>
+          <w:i/>
+          <w:iCs/>
+        </w:rPr>
+        <w:t>g</w:t>
+      </w:r>
+      <w:r>
+        <w:t>) oraz liczbę punktów stałych |Xᵍ| zgodnie z regułą (3):</w:t>
       </w:r>
     </w:p>
     <w:p>
@@ -1367,13 +2643,7 @@
         </w:numPr>
       </w:pPr>
       <w:r>
-        <w:t xml:space="preserve">dla id = (1)(2)(3) mamy trzy jednoelementowe cykle, więc c(id) = 3 i każdy wierzchołek można pokolorować niezależnie: |X</w:t>
-      </w:r>
-      <w:r>
-        <w:t xml:space="preserve">ⁱᵈ</w:t>
-      </w:r>
-      <w:r>
-        <w:t xml:space="preserve">| = k³;</w:t>
+        <w:t>dla id = (1)(2)(3) mamy trzy jednoelementowe cykle, więc c(id) = 3 i każdy wierzchołek można pokolorować niezależnie: |Xⁱᵈ| = k³;</w:t>
       </w:r>
     </w:p>
     <w:p>
@@ -1385,7 +2655,7 @@
         </w:numPr>
       </w:pPr>
       <w:r>
-        <w:t xml:space="preserve">dla ρ₁ = (1 2 3) wszystkie wierzchołki tworzą jeden cykl, więc c(ρ₁) = 1 i muszą mieć wspólny kolor: |X^{ρ₁}| = k;</w:t>
+        <w:t>dla ρ₁ = (1 2 3) wszystkie wierzchołki tworzą jeden cykl, więc c(ρ₁) = 1 i muszą mieć wspólny kolor: |X^{ρ₁}| = k;</w:t>
       </w:r>
     </w:p>
     <w:p>
@@ -1397,25 +2667,24 @@
         </w:numPr>
       </w:pPr>
       <w:r>
-        <w:t xml:space="preserve">dla ρ₂ = (1 3 2) analogicznie c(ρ₂) = 1, zatem |X^{ρ₂}| = k.</w:t>
-      </w:r>
-    </w:p>
-    <w:p>
-      <w:r>
-        <w:t xml:space="preserve">Wyniki zestawiono w tabeli 1.</w:t>
+        <w:t>dla ρ₂ = (1 3 2) analogicznie c(ρ₂) = 1, zatem |X^{ρ₂}| = k.</w:t>
+      </w:r>
+    </w:p>
+    <w:p>
+      <w:r>
+        <w:t>Wyniki zestawiono w tabeli 1.</w:t>
       </w:r>
     </w:p>
     <w:p>
       <w:pPr>
         <w:pStyle w:val="Caption"/>
-        <w:jc w:val="center"/>
       </w:pPr>
       <w:r>
         <w:rPr>
           <w:b/>
           <w:bCs/>
         </w:rPr>
-        <w:t xml:space="preserve">Tabela 1.</w:t>
+        <w:t>Tabela 1.</w:t>
       </w:r>
       <w:r>
         <w:t xml:space="preserve"> Liczba cykli i punktów stałych dla elementów grupy C₃</w:t>
@@ -1423,15 +2692,21 @@
     </w:p>
     <w:tbl>
       <w:tblPr>
-        <w:tblW w:type="dxa" w:w="9000"/>
+        <w:tblW w:w="9000" w:type="dxa"/>
+        <w:tblInd w:w="110" w:type="dxa"/>
         <w:tblBorders>
-          <w:top w:val="single" w:color="auto" w:sz="4"/>
-          <w:left w:val="single" w:color="auto" w:sz="4"/>
-          <w:bottom w:val="single" w:color="auto" w:sz="4"/>
-          <w:right w:val="single" w:color="auto" w:sz="4"/>
-          <w:insideH w:val="single" w:color="auto" w:sz="4"/>
-          <w:insideV w:val="single" w:color="auto" w:sz="4"/>
+          <w:top w:val="single" w:sz="4" w:space="0" w:color="auto"/>
+          <w:left w:val="single" w:sz="4" w:space="0" w:color="auto"/>
+          <w:bottom w:val="single" w:sz="4" w:space="0" w:color="auto"/>
+          <w:right w:val="single" w:sz="4" w:space="0" w:color="auto"/>
+          <w:insideH w:val="single" w:sz="4" w:space="0" w:color="auto"/>
+          <w:insideV w:val="single" w:sz="4" w:space="0" w:color="auto"/>
         </w:tblBorders>
+        <w:tblCellMar>
+          <w:left w:w="10" w:type="dxa"/>
+          <w:right w:w="10" w:type="dxa"/>
+        </w:tblCellMar>
+        <w:tblLook w:val="04A0" w:firstRow="1" w:lastRow="0" w:firstColumn="1" w:lastColumn="0" w:noHBand="0" w:noVBand="1"/>
       </w:tblPr>
       <w:tblGrid>
         <w:gridCol w:w="2000"/>
@@ -1440,24 +2715,30 @@
         <w:gridCol w:w="2700"/>
       </w:tblGrid>
       <w:tr>
+        <w:tblPrEx>
+          <w:tblCellMar>
+            <w:top w:w="0" w:type="dxa"/>
+            <w:bottom w:w="0" w:type="dxa"/>
+          </w:tblCellMar>
+        </w:tblPrEx>
         <w:trPr>
           <w:tblHeader/>
         </w:trPr>
         <w:tc>
           <w:tcPr>
-            <w:tcW w:type="dxa" w:w="2000"/>
+            <w:tcW w:w="2000" w:type="dxa"/>
             <w:tcBorders>
-              <w:top w:val="single" w:color="888888" w:sz="6"/>
-              <w:left w:val="single" w:color="888888" w:sz="6"/>
-              <w:bottom w:val="single" w:color="888888" w:sz="6"/>
-              <w:right w:val="single" w:color="888888" w:sz="6"/>
+              <w:top w:val="single" w:sz="6" w:space="0" w:color="888888"/>
+              <w:left w:val="single" w:sz="6" w:space="0" w:color="888888"/>
+              <w:bottom w:val="single" w:sz="6" w:space="0" w:color="888888"/>
+              <w:right w:val="single" w:sz="6" w:space="0" w:color="888888"/>
             </w:tcBorders>
-            <w:shd w:fill="D9D9D9" w:val="clear"/>
+            <w:shd w:val="clear" w:color="auto" w:fill="D9D9D9"/>
             <w:tcMar>
-              <w:top w:type="dxa" w:w="80"/>
-              <w:left w:type="dxa" w:w="120"/>
-              <w:bottom w:type="dxa" w:w="80"/>
-              <w:right w:type="dxa" w:w="120"/>
+              <w:top w:w="80" w:type="dxa"/>
+              <w:left w:w="120" w:type="dxa"/>
+              <w:bottom w:w="80" w:type="dxa"/>
+              <w:right w:w="120" w:type="dxa"/>
             </w:tcMar>
           </w:tcPr>
           <w:p>
@@ -1469,25 +2750,25 @@
                 <w:b/>
                 <w:bCs/>
               </w:rPr>
-              <w:t xml:space="preserve">Element g</w:t>
+              <w:t>Element g</w:t>
             </w:r>
           </w:p>
         </w:tc>
         <w:tc>
           <w:tcPr>
-            <w:tcW w:type="dxa" w:w="2300"/>
+            <w:tcW w:w="2300" w:type="dxa"/>
             <w:tcBorders>
-              <w:top w:val="single" w:color="888888" w:sz="6"/>
-              <w:left w:val="single" w:color="888888" w:sz="6"/>
-              <w:bottom w:val="single" w:color="888888" w:sz="6"/>
-              <w:right w:val="single" w:color="888888" w:sz="6"/>
+              <w:top w:val="single" w:sz="6" w:space="0" w:color="888888"/>
+              <w:left w:val="single" w:sz="6" w:space="0" w:color="888888"/>
+              <w:bottom w:val="single" w:sz="6" w:space="0" w:color="888888"/>
+              <w:right w:val="single" w:sz="6" w:space="0" w:color="888888"/>
             </w:tcBorders>
-            <w:shd w:fill="D9D9D9" w:val="clear"/>
+            <w:shd w:val="clear" w:color="auto" w:fill="D9D9D9"/>
             <w:tcMar>
-              <w:top w:type="dxa" w:w="80"/>
-              <w:left w:type="dxa" w:w="120"/>
-              <w:bottom w:type="dxa" w:w="80"/>
-              <w:right w:type="dxa" w:w="120"/>
+              <w:top w:w="80" w:type="dxa"/>
+              <w:left w:w="120" w:type="dxa"/>
+              <w:bottom w:w="80" w:type="dxa"/>
+              <w:right w:w="120" w:type="dxa"/>
             </w:tcMar>
           </w:tcPr>
           <w:p>
@@ -1499,25 +2780,25 @@
                 <w:b/>
                 <w:bCs/>
               </w:rPr>
-              <w:t xml:space="preserve">Postać cykliczna</w:t>
+              <w:t>Postać cykliczna</w:t>
             </w:r>
           </w:p>
         </w:tc>
         <w:tc>
           <w:tcPr>
-            <w:tcW w:type="dxa" w:w="2000"/>
+            <w:tcW w:w="2000" w:type="dxa"/>
             <w:tcBorders>
-              <w:top w:val="single" w:color="888888" w:sz="6"/>
-              <w:left w:val="single" w:color="888888" w:sz="6"/>
-              <w:bottom w:val="single" w:color="888888" w:sz="6"/>
-              <w:right w:val="single" w:color="888888" w:sz="6"/>
+              <w:top w:val="single" w:sz="6" w:space="0" w:color="888888"/>
+              <w:left w:val="single" w:sz="6" w:space="0" w:color="888888"/>
+              <w:bottom w:val="single" w:sz="6" w:space="0" w:color="888888"/>
+              <w:right w:val="single" w:sz="6" w:space="0" w:color="888888"/>
             </w:tcBorders>
-            <w:shd w:fill="D9D9D9" w:val="clear"/>
+            <w:shd w:val="clear" w:color="auto" w:fill="D9D9D9"/>
             <w:tcMar>
-              <w:top w:type="dxa" w:w="80"/>
-              <w:left w:type="dxa" w:w="120"/>
-              <w:bottom w:type="dxa" w:w="80"/>
-              <w:right w:type="dxa" w:w="120"/>
+              <w:top w:w="80" w:type="dxa"/>
+              <w:left w:w="120" w:type="dxa"/>
+              <w:bottom w:w="80" w:type="dxa"/>
+              <w:right w:w="120" w:type="dxa"/>
             </w:tcMar>
           </w:tcPr>
           <w:p>
@@ -1529,25 +2810,25 @@
                 <w:b/>
                 <w:bCs/>
               </w:rPr>
-              <w:t xml:space="preserve">Liczba cykli c(g)</w:t>
+              <w:t>Liczba cykli c(g)</w:t>
             </w:r>
           </w:p>
         </w:tc>
         <w:tc>
           <w:tcPr>
-            <w:tcW w:type="dxa" w:w="2700"/>
+            <w:tcW w:w="2700" w:type="dxa"/>
             <w:tcBorders>
-              <w:top w:val="single" w:color="888888" w:sz="6"/>
-              <w:left w:val="single" w:color="888888" w:sz="6"/>
-              <w:bottom w:val="single" w:color="888888" w:sz="6"/>
-              <w:right w:val="single" w:color="888888" w:sz="6"/>
+              <w:top w:val="single" w:sz="6" w:space="0" w:color="888888"/>
+              <w:left w:val="single" w:sz="6" w:space="0" w:color="888888"/>
+              <w:bottom w:val="single" w:sz="6" w:space="0" w:color="888888"/>
+              <w:right w:val="single" w:sz="6" w:space="0" w:color="888888"/>
             </w:tcBorders>
-            <w:shd w:fill="D9D9D9" w:val="clear"/>
+            <w:shd w:val="clear" w:color="auto" w:fill="D9D9D9"/>
             <w:tcMar>
-              <w:top w:type="dxa" w:w="80"/>
-              <w:left w:type="dxa" w:w="120"/>
-              <w:bottom w:type="dxa" w:w="80"/>
-              <w:right w:type="dxa" w:w="120"/>
+              <w:top w:w="80" w:type="dxa"/>
+              <w:left w:w="120" w:type="dxa"/>
+              <w:bottom w:w="80" w:type="dxa"/>
+              <w:right w:w="120" w:type="dxa"/>
             </w:tcMar>
           </w:tcPr>
           <w:p>
@@ -1559,26 +2840,32 @@
                 <w:b/>
                 <w:bCs/>
               </w:rPr>
-              <w:t xml:space="preserve">Liczba p. stałych |Xᵍ|</w:t>
+              <w:t>Liczba p. stałych |Xᵍ|</w:t>
             </w:r>
           </w:p>
         </w:tc>
       </w:tr>
       <w:tr>
+        <w:tblPrEx>
+          <w:tblCellMar>
+            <w:top w:w="0" w:type="dxa"/>
+            <w:bottom w:w="0" w:type="dxa"/>
+          </w:tblCellMar>
+        </w:tblPrEx>
         <w:tc>
           <w:tcPr>
-            <w:tcW w:type="dxa" w:w="2000"/>
+            <w:tcW w:w="2000" w:type="dxa"/>
             <w:tcBorders>
-              <w:top w:val="single" w:color="888888" w:sz="6"/>
-              <w:left w:val="single" w:color="888888" w:sz="6"/>
-              <w:bottom w:val="single" w:color="888888" w:sz="6"/>
-              <w:right w:val="single" w:color="888888" w:sz="6"/>
+              <w:top w:val="single" w:sz="6" w:space="0" w:color="888888"/>
+              <w:left w:val="single" w:sz="6" w:space="0" w:color="888888"/>
+              <w:bottom w:val="single" w:sz="6" w:space="0" w:color="888888"/>
+              <w:right w:val="single" w:sz="6" w:space="0" w:color="888888"/>
             </w:tcBorders>
             <w:tcMar>
-              <w:top w:type="dxa" w:w="80"/>
-              <w:left w:type="dxa" w:w="120"/>
-              <w:bottom w:type="dxa" w:w="80"/>
-              <w:right w:type="dxa" w:w="120"/>
+              <w:top w:w="80" w:type="dxa"/>
+              <w:left w:w="120" w:type="dxa"/>
+              <w:bottom w:w="80" w:type="dxa"/>
+              <w:right w:w="120" w:type="dxa"/>
             </w:tcMar>
           </w:tcPr>
           <w:p>
@@ -1586,24 +2873,24 @@
               <w:jc w:val="center"/>
             </w:pPr>
             <w:r>
-              <w:t xml:space="preserve">id</w:t>
+              <w:t>id</w:t>
             </w:r>
           </w:p>
         </w:tc>
         <w:tc>
           <w:tcPr>
-            <w:tcW w:type="dxa" w:w="2300"/>
+            <w:tcW w:w="2300" w:type="dxa"/>
             <w:tcBorders>
-              <w:top w:val="single" w:color="888888" w:sz="6"/>
-              <w:left w:val="single" w:color="888888" w:sz="6"/>
-              <w:bottom w:val="single" w:color="888888" w:sz="6"/>
-              <w:right w:val="single" w:color="888888" w:sz="6"/>
+              <w:top w:val="single" w:sz="6" w:space="0" w:color="888888"/>
+              <w:left w:val="single" w:sz="6" w:space="0" w:color="888888"/>
+              <w:bottom w:val="single" w:sz="6" w:space="0" w:color="888888"/>
+              <w:right w:val="single" w:sz="6" w:space="0" w:color="888888"/>
             </w:tcBorders>
             <w:tcMar>
-              <w:top w:type="dxa" w:w="80"/>
-              <w:left w:type="dxa" w:w="120"/>
-              <w:bottom w:type="dxa" w:w="80"/>
-              <w:right w:type="dxa" w:w="120"/>
+              <w:top w:w="80" w:type="dxa"/>
+              <w:left w:w="120" w:type="dxa"/>
+              <w:bottom w:w="80" w:type="dxa"/>
+              <w:right w:w="120" w:type="dxa"/>
             </w:tcMar>
           </w:tcPr>
           <w:p>
@@ -1611,24 +2898,24 @@
               <w:jc w:val="center"/>
             </w:pPr>
             <w:r>
-              <w:t xml:space="preserve">(1)(2)(3)</w:t>
+              <w:t>(1)(2)(3)</w:t>
             </w:r>
           </w:p>
         </w:tc>
         <w:tc>
           <w:tcPr>
-            <w:tcW w:type="dxa" w:w="2000"/>
+            <w:tcW w:w="2000" w:type="dxa"/>
             <w:tcBorders>
-              <w:top w:val="single" w:color="888888" w:sz="6"/>
-              <w:left w:val="single" w:color="888888" w:sz="6"/>
-              <w:bottom w:val="single" w:color="888888" w:sz="6"/>
-              <w:right w:val="single" w:color="888888" w:sz="6"/>
+              <w:top w:val="single" w:sz="6" w:space="0" w:color="888888"/>
+              <w:left w:val="single" w:sz="6" w:space="0" w:color="888888"/>
+              <w:bottom w:val="single" w:sz="6" w:space="0" w:color="888888"/>
+              <w:right w:val="single" w:sz="6" w:space="0" w:color="888888"/>
             </w:tcBorders>
             <w:tcMar>
-              <w:top w:type="dxa" w:w="80"/>
-              <w:left w:type="dxa" w:w="120"/>
-              <w:bottom w:type="dxa" w:w="80"/>
-              <w:right w:type="dxa" w:w="120"/>
+              <w:top w:w="80" w:type="dxa"/>
+              <w:left w:w="120" w:type="dxa"/>
+              <w:bottom w:w="80" w:type="dxa"/>
+              <w:right w:w="120" w:type="dxa"/>
             </w:tcMar>
           </w:tcPr>
           <w:p>
@@ -1636,24 +2923,24 @@
               <w:jc w:val="center"/>
             </w:pPr>
             <w:r>
-              <w:t xml:space="preserve">3</w:t>
+              <w:t>3</w:t>
             </w:r>
           </w:p>
         </w:tc>
         <w:tc>
           <w:tcPr>
-            <w:tcW w:type="dxa" w:w="2700"/>
+            <w:tcW w:w="2700" w:type="dxa"/>
             <w:tcBorders>
-              <w:top w:val="single" w:color="888888" w:sz="6"/>
-              <w:left w:val="single" w:color="888888" w:sz="6"/>
-              <w:bottom w:val="single" w:color="888888" w:sz="6"/>
-              <w:right w:val="single" w:color="888888" w:sz="6"/>
+              <w:top w:val="single" w:sz="6" w:space="0" w:color="888888"/>
+              <w:left w:val="single" w:sz="6" w:space="0" w:color="888888"/>
+              <w:bottom w:val="single" w:sz="6" w:space="0" w:color="888888"/>
+              <w:right w:val="single" w:sz="6" w:space="0" w:color="888888"/>
             </w:tcBorders>
             <w:tcMar>
-              <w:top w:type="dxa" w:w="80"/>
-              <w:left w:type="dxa" w:w="120"/>
-              <w:bottom w:type="dxa" w:w="80"/>
-              <w:right w:type="dxa" w:w="120"/>
+              <w:top w:w="80" w:type="dxa"/>
+              <w:left w:w="120" w:type="dxa"/>
+              <w:bottom w:w="80" w:type="dxa"/>
+              <w:right w:w="120" w:type="dxa"/>
             </w:tcMar>
           </w:tcPr>
           <w:p>
@@ -1665,29 +2952,35 @@
                 <w:i/>
                 <w:iCs/>
               </w:rPr>
-              <w:t xml:space="preserve">k</w:t>
+              <w:t>k</w:t>
             </w:r>
             <w:r>
-              <w:t xml:space="preserve">³</w:t>
+              <w:t>³</w:t>
             </w:r>
           </w:p>
         </w:tc>
       </w:tr>
       <w:tr>
+        <w:tblPrEx>
+          <w:tblCellMar>
+            <w:top w:w="0" w:type="dxa"/>
+            <w:bottom w:w="0" w:type="dxa"/>
+          </w:tblCellMar>
+        </w:tblPrEx>
         <w:tc>
           <w:tcPr>
-            <w:tcW w:type="dxa" w:w="2000"/>
+            <w:tcW w:w="2000" w:type="dxa"/>
             <w:tcBorders>
-              <w:top w:val="single" w:color="888888" w:sz="6"/>
-              <w:left w:val="single" w:color="888888" w:sz="6"/>
-              <w:bottom w:val="single" w:color="888888" w:sz="6"/>
-              <w:right w:val="single" w:color="888888" w:sz="6"/>
+              <w:top w:val="single" w:sz="6" w:space="0" w:color="888888"/>
+              <w:left w:val="single" w:sz="6" w:space="0" w:color="888888"/>
+              <w:bottom w:val="single" w:sz="6" w:space="0" w:color="888888"/>
+              <w:right w:val="single" w:sz="6" w:space="0" w:color="888888"/>
             </w:tcBorders>
             <w:tcMar>
-              <w:top w:type="dxa" w:w="80"/>
-              <w:left w:type="dxa" w:w="120"/>
-              <w:bottom w:type="dxa" w:w="80"/>
-              <w:right w:type="dxa" w:w="120"/>
+              <w:top w:w="80" w:type="dxa"/>
+              <w:left w:w="120" w:type="dxa"/>
+              <w:bottom w:w="80" w:type="dxa"/>
+              <w:right w:w="120" w:type="dxa"/>
             </w:tcMar>
           </w:tcPr>
           <w:p>
@@ -1695,24 +2988,24 @@
               <w:jc w:val="center"/>
             </w:pPr>
             <w:r>
-              <w:t xml:space="preserve">ρ₁</w:t>
+              <w:t>ρ₁</w:t>
             </w:r>
           </w:p>
         </w:tc>
         <w:tc>
           <w:tcPr>
-            <w:tcW w:type="dxa" w:w="2300"/>
+            <w:tcW w:w="2300" w:type="dxa"/>
             <w:tcBorders>
-              <w:top w:val="single" w:color="888888" w:sz="6"/>
-              <w:left w:val="single" w:color="888888" w:sz="6"/>
-              <w:bottom w:val="single" w:color="888888" w:sz="6"/>
-              <w:right w:val="single" w:color="888888" w:sz="6"/>
+              <w:top w:val="single" w:sz="6" w:space="0" w:color="888888"/>
+              <w:left w:val="single" w:sz="6" w:space="0" w:color="888888"/>
+              <w:bottom w:val="single" w:sz="6" w:space="0" w:color="888888"/>
+              <w:right w:val="single" w:sz="6" w:space="0" w:color="888888"/>
             </w:tcBorders>
             <w:tcMar>
-              <w:top w:type="dxa" w:w="80"/>
-              <w:left w:type="dxa" w:w="120"/>
-              <w:bottom w:type="dxa" w:w="80"/>
-              <w:right w:type="dxa" w:w="120"/>
+              <w:top w:w="80" w:type="dxa"/>
+              <w:left w:w="120" w:type="dxa"/>
+              <w:bottom w:w="80" w:type="dxa"/>
+              <w:right w:w="120" w:type="dxa"/>
             </w:tcMar>
           </w:tcPr>
           <w:p>
@@ -1720,24 +3013,24 @@
               <w:jc w:val="center"/>
             </w:pPr>
             <w:r>
-              <w:t xml:space="preserve">(1 2 3)</w:t>
+              <w:t>(1 2 3)</w:t>
             </w:r>
           </w:p>
         </w:tc>
         <w:tc>
           <w:tcPr>
-            <w:tcW w:type="dxa" w:w="2000"/>
+            <w:tcW w:w="2000" w:type="dxa"/>
             <w:tcBorders>
-              <w:top w:val="single" w:color="888888" w:sz="6"/>
-              <w:left w:val="single" w:color="888888" w:sz="6"/>
-              <w:bottom w:val="single" w:color="888888" w:sz="6"/>
-              <w:right w:val="single" w:color="888888" w:sz="6"/>
+              <w:top w:val="single" w:sz="6" w:space="0" w:color="888888"/>
+              <w:left w:val="single" w:sz="6" w:space="0" w:color="888888"/>
+              <w:bottom w:val="single" w:sz="6" w:space="0" w:color="888888"/>
+              <w:right w:val="single" w:sz="6" w:space="0" w:color="888888"/>
             </w:tcBorders>
             <w:tcMar>
-              <w:top w:type="dxa" w:w="80"/>
-              <w:left w:type="dxa" w:w="120"/>
-              <w:bottom w:type="dxa" w:w="80"/>
-              <w:right w:type="dxa" w:w="120"/>
+              <w:top w:w="80" w:type="dxa"/>
+              <w:left w:w="120" w:type="dxa"/>
+              <w:bottom w:w="80" w:type="dxa"/>
+              <w:right w:w="120" w:type="dxa"/>
             </w:tcMar>
           </w:tcPr>
           <w:p>
@@ -1745,24 +3038,24 @@
               <w:jc w:val="center"/>
             </w:pPr>
             <w:r>
-              <w:t xml:space="preserve">1</w:t>
+              <w:t>1</w:t>
             </w:r>
           </w:p>
         </w:tc>
         <w:tc>
           <w:tcPr>
-            <w:tcW w:type="dxa" w:w="2700"/>
+            <w:tcW w:w="2700" w:type="dxa"/>
             <w:tcBorders>
-              <w:top w:val="single" w:color="888888" w:sz="6"/>
-              <w:left w:val="single" w:color="888888" w:sz="6"/>
-              <w:bottom w:val="single" w:color="888888" w:sz="6"/>
-              <w:right w:val="single" w:color="888888" w:sz="6"/>
+              <w:top w:val="single" w:sz="6" w:space="0" w:color="888888"/>
+              <w:left w:val="single" w:sz="6" w:space="0" w:color="888888"/>
+              <w:bottom w:val="single" w:sz="6" w:space="0" w:color="888888"/>
+              <w:right w:val="single" w:sz="6" w:space="0" w:color="888888"/>
             </w:tcBorders>
             <w:tcMar>
-              <w:top w:type="dxa" w:w="80"/>
-              <w:left w:type="dxa" w:w="120"/>
-              <w:bottom w:type="dxa" w:w="80"/>
-              <w:right w:type="dxa" w:w="120"/>
+              <w:top w:w="80" w:type="dxa"/>
+              <w:left w:w="120" w:type="dxa"/>
+              <w:bottom w:w="80" w:type="dxa"/>
+              <w:right w:w="120" w:type="dxa"/>
             </w:tcMar>
           </w:tcPr>
           <w:p>
@@ -1774,26 +3067,32 @@
                 <w:i/>
                 <w:iCs/>
               </w:rPr>
-              <w:t xml:space="preserve">k</w:t>
+              <w:t>k</w:t>
             </w:r>
           </w:p>
         </w:tc>
       </w:tr>
       <w:tr>
+        <w:tblPrEx>
+          <w:tblCellMar>
+            <w:top w:w="0" w:type="dxa"/>
+            <w:bottom w:w="0" w:type="dxa"/>
+          </w:tblCellMar>
+        </w:tblPrEx>
         <w:tc>
           <w:tcPr>
-            <w:tcW w:type="dxa" w:w="2000"/>
+            <w:tcW w:w="2000" w:type="dxa"/>
             <w:tcBorders>
-              <w:top w:val="single" w:color="888888" w:sz="6"/>
-              <w:left w:val="single" w:color="888888" w:sz="6"/>
-              <w:bottom w:val="single" w:color="888888" w:sz="6"/>
-              <w:right w:val="single" w:color="888888" w:sz="6"/>
+              <w:top w:val="single" w:sz="6" w:space="0" w:color="888888"/>
+              <w:left w:val="single" w:sz="6" w:space="0" w:color="888888"/>
+              <w:bottom w:val="single" w:sz="6" w:space="0" w:color="888888"/>
+              <w:right w:val="single" w:sz="6" w:space="0" w:color="888888"/>
             </w:tcBorders>
             <w:tcMar>
-              <w:top w:type="dxa" w:w="80"/>
-              <w:left w:type="dxa" w:w="120"/>
-              <w:bottom w:type="dxa" w:w="80"/>
-              <w:right w:type="dxa" w:w="120"/>
+              <w:top w:w="80" w:type="dxa"/>
+              <w:left w:w="120" w:type="dxa"/>
+              <w:bottom w:w="80" w:type="dxa"/>
+              <w:right w:w="120" w:type="dxa"/>
             </w:tcMar>
           </w:tcPr>
           <w:p>
@@ -1801,24 +3100,24 @@
               <w:jc w:val="center"/>
             </w:pPr>
             <w:r>
-              <w:t xml:space="preserve">ρ₂</w:t>
+              <w:t>ρ₂</w:t>
             </w:r>
           </w:p>
         </w:tc>
         <w:tc>
           <w:tcPr>
-            <w:tcW w:type="dxa" w:w="2300"/>
+            <w:tcW w:w="2300" w:type="dxa"/>
             <w:tcBorders>
-              <w:top w:val="single" w:color="888888" w:sz="6"/>
-              <w:left w:val="single" w:color="888888" w:sz="6"/>
-              <w:bottom w:val="single" w:color="888888" w:sz="6"/>
-              <w:right w:val="single" w:color="888888" w:sz="6"/>
+              <w:top w:val="single" w:sz="6" w:space="0" w:color="888888"/>
+              <w:left w:val="single" w:sz="6" w:space="0" w:color="888888"/>
+              <w:bottom w:val="single" w:sz="6" w:space="0" w:color="888888"/>
+              <w:right w:val="single" w:sz="6" w:space="0" w:color="888888"/>
             </w:tcBorders>
             <w:tcMar>
-              <w:top w:type="dxa" w:w="80"/>
-              <w:left w:type="dxa" w:w="120"/>
-              <w:bottom w:type="dxa" w:w="80"/>
-              <w:right w:type="dxa" w:w="120"/>
+              <w:top w:w="80" w:type="dxa"/>
+              <w:left w:w="120" w:type="dxa"/>
+              <w:bottom w:w="80" w:type="dxa"/>
+              <w:right w:w="120" w:type="dxa"/>
             </w:tcMar>
           </w:tcPr>
           <w:p>
@@ -1826,24 +3125,24 @@
               <w:jc w:val="center"/>
             </w:pPr>
             <w:r>
-              <w:t xml:space="preserve">(1 3 2)</w:t>
+              <w:t>(1 3 2)</w:t>
             </w:r>
           </w:p>
         </w:tc>
         <w:tc>
           <w:tcPr>
-            <w:tcW w:type="dxa" w:w="2000"/>
+            <w:tcW w:w="2000" w:type="dxa"/>
             <w:tcBorders>
-              <w:top w:val="single" w:color="888888" w:sz="6"/>
-              <w:left w:val="single" w:color="888888" w:sz="6"/>
-              <w:bottom w:val="single" w:color="888888" w:sz="6"/>
-              <w:right w:val="single" w:color="888888" w:sz="6"/>
+              <w:top w:val="single" w:sz="6" w:space="0" w:color="888888"/>
+              <w:left w:val="single" w:sz="6" w:space="0" w:color="888888"/>
+              <w:bottom w:val="single" w:sz="6" w:space="0" w:color="888888"/>
+              <w:right w:val="single" w:sz="6" w:space="0" w:color="888888"/>
             </w:tcBorders>
             <w:tcMar>
-              <w:top w:type="dxa" w:w="80"/>
-              <w:left w:type="dxa" w:w="120"/>
-              <w:bottom w:type="dxa" w:w="80"/>
-              <w:right w:type="dxa" w:w="120"/>
+              <w:top w:w="80" w:type="dxa"/>
+              <w:left w:w="120" w:type="dxa"/>
+              <w:bottom w:w="80" w:type="dxa"/>
+              <w:right w:w="120" w:type="dxa"/>
             </w:tcMar>
           </w:tcPr>
           <w:p>
@@ -1851,24 +3150,24 @@
               <w:jc w:val="center"/>
             </w:pPr>
             <w:r>
-              <w:t xml:space="preserve">1</w:t>
+              <w:t>1</w:t>
             </w:r>
           </w:p>
         </w:tc>
         <w:tc>
           <w:tcPr>
-            <w:tcW w:type="dxa" w:w="2700"/>
+            <w:tcW w:w="2700" w:type="dxa"/>
             <w:tcBorders>
-              <w:top w:val="single" w:color="888888" w:sz="6"/>
-              <w:left w:val="single" w:color="888888" w:sz="6"/>
-              <w:bottom w:val="single" w:color="888888" w:sz="6"/>
-              <w:right w:val="single" w:color="888888" w:sz="6"/>
+              <w:top w:val="single" w:sz="6" w:space="0" w:color="888888"/>
+              <w:left w:val="single" w:sz="6" w:space="0" w:color="888888"/>
+              <w:bottom w:val="single" w:sz="6" w:space="0" w:color="888888"/>
+              <w:right w:val="single" w:sz="6" w:space="0" w:color="888888"/>
             </w:tcBorders>
             <w:tcMar>
-              <w:top w:type="dxa" w:w="80"/>
-              <w:left w:type="dxa" w:w="120"/>
-              <w:bottom w:type="dxa" w:w="80"/>
-              <w:right w:type="dxa" w:w="120"/>
+              <w:top w:w="80" w:type="dxa"/>
+              <w:left w:w="120" w:type="dxa"/>
+              <w:bottom w:w="80" w:type="dxa"/>
+              <w:right w:w="120" w:type="dxa"/>
             </w:tcMar>
           </w:tcPr>
           <w:p>
@@ -1880,7 +3179,7 @@
                 <w:i/>
                 <w:iCs/>
               </w:rPr>
-              <w:t xml:space="preserve">k</w:t>
+              <w:t>k</w:t>
             </w:r>
           </w:p>
         </w:tc>
@@ -1895,76 +3194,83 @@
       <w:pPr>
         <w:pStyle w:val="Heading2"/>
       </w:pPr>
-      <w:r>
-        <w:t xml:space="preserve">3.2. Zastosowanie lematu Burnside'a</w:t>
-      </w:r>
-    </w:p>
-    <w:p>
-      <w:r>
-        <w:t xml:space="preserve">Podstawiając wartości z tabeli 1 do wzoru (2) i korzystając z |</w:t>
-      </w:r>
-      <w:r>
-        <w:rPr>
-          <w:i/>
-          <w:iCs/>
-        </w:rPr>
-        <w:t xml:space="preserve">G</w:t>
-      </w:r>
-      <w:r>
-        <w:t xml:space="preserve">| = 3, otrzymujemy:</w:t>
-      </w:r>
-    </w:p>
-    <w:p>
-      <w:pPr>
-        <w:spacing w:after="120" w:before="120"/>
+      <w:bookmarkStart w:id="10" w:name="_Toc231311301"/>
+      <w:r>
+        <w:t>3.2. Zastosowanie lematu Burnside'a</w:t>
+      </w:r>
+      <w:bookmarkEnd w:id="10"/>
+    </w:p>
+    <w:p>
+      <w:r>
+        <w:t>Podstawiając wartości z tabeli 1 do wzoru (2) i korzystając z |</w:t>
+      </w:r>
+      <w:r>
+        <w:rPr>
+          <w:i/>
+          <w:iCs/>
+        </w:rPr>
+        <w:t>G</w:t>
+      </w:r>
+      <w:r>
+        <w:t>| = 3, otrzymujemy:</w:t>
+      </w:r>
+    </w:p>
+    <w:p>
+      <w:pPr>
+        <w:spacing w:before="120" w:after="120"/>
         <w:jc w:val="center"/>
       </w:pPr>
       <w:r>
         <w:rPr>
           <w:i/>
           <w:iCs/>
-          <w:sz w:val="24"/>
-          <w:szCs w:val="24"/>
-        </w:rPr>
-        <w:t xml:space="preserve">N = (1/3)·(k³ + k + k) = (k³ + 2k) / 3.    (4)</w:t>
-      </w:r>
-    </w:p>
-    <w:p>
-      <w:r>
-        <w:t xml:space="preserve">Jest to szukana liczba różnych sposobów pokolorowania wierzchołków trójkąta. Wzór można też zapisać równoważnie jako N = k(k² + 2) / 3.</w:t>
+        </w:rPr>
+        <w:t>N = (1/3)·(k³ + k + k) = (k³ + 2k) / 3.    (4)</w:t>
+      </w:r>
+    </w:p>
+    <w:p>
+      <w:r>
+        <w:t>Jest to szukana liczba różnych sposobów pokolorowania wierzchołków trójkąta. Wzór można też zapisać równoważnie jako N = k(k²</w:t>
+      </w:r>
+      <w:r>
+        <w:t xml:space="preserve"> + 2) / 3.</w:t>
       </w:r>
     </w:p>
     <w:p>
       <w:pPr>
         <w:pStyle w:val="Heading2"/>
       </w:pPr>
-      <w:r>
-        <w:t xml:space="preserve">3.3. Całkowitoliczbowość wyniku</w:t>
-      </w:r>
-    </w:p>
-    <w:p>
-      <w:r>
-        <w:t xml:space="preserve">Choć we wzorze (4) występuje dzielenie przez 3, wartość N jest zawsze liczbą całkowitą. Przekształćmy licznik:</w:t>
-      </w:r>
-    </w:p>
-    <w:p>
-      <w:pPr>
-        <w:spacing w:after="120" w:before="120"/>
+      <w:bookmarkStart w:id="11" w:name="_Toc231311302"/>
+      <w:r>
+        <w:t>3.3. Całkowitoliczbowość wyniku</w:t>
+      </w:r>
+      <w:bookmarkEnd w:id="11"/>
+    </w:p>
+    <w:p>
+      <w:r>
+        <w:t>Choć we wzorze (4) występuje dzielenie przez 3, wartość N jest zawsze liczbą całkowitą. Przekształćmy licznik:</w:t>
+      </w:r>
+    </w:p>
+    <w:p>
+      <w:pPr>
+        <w:spacing w:before="120" w:after="120"/>
         <w:jc w:val="center"/>
       </w:pPr>
       <w:r>
         <w:rPr>
           <w:i/>
           <w:iCs/>
-          <w:sz w:val="24"/>
-          <w:szCs w:val="24"/>
-        </w:rPr>
-        <w:t xml:space="preserve">k³ + 2k = (k³ − k) + 3k = (k−1)·k·(k+1) + 3k.</w:t>
-      </w:r>
-    </w:p>
-    <w:p>
-      <w:r>
-        <w:t xml:space="preserve">Iloczyn (k−1)·k·(k+1) to trzy kolejne liczby całkowite, a wśród każdych trzech kolejnych liczb całkowitych dokładnie jedna jest podzielna przez 3, więc cały iloczyn dzieli się przez 3.</w:t>
+        </w:rPr>
+        <w:lastRenderedPageBreak/>
+        <w:t>k³ + 2k = (k³ − k) + 3k = (k−1)·k·(k+1) + 3k.</w:t>
+      </w:r>
+    </w:p>
+    <w:p>
+      <w:r>
+        <w:t xml:space="preserve">Iloczyn (k−1)·k·(k+1) to trzy kolejne liczby całkowite, </w:t>
+      </w:r>
+      <w:r>
+        <w:t>a wśród każdych trzech kolejnych liczb całkowitych dokładnie jedna jest podzielna przez 3, więc cały iloczyn dzieli się przez 3.</w:t>
       </w:r>
       <w:r>
         <w:rPr>
@@ -1980,26 +3286,30 @@
       <w:pPr>
         <w:pStyle w:val="Heading2"/>
       </w:pPr>
-      <w:r>
-        <w:t xml:space="preserve">3.4. Weryfikacja na małych przypadkach</w:t>
-      </w:r>
-    </w:p>
-    <w:p>
-      <w:r>
-        <w:t xml:space="preserve">Dla sprawdzenia poprawności wzoru (4) obliczamy N dla kilku małych wartości k (tabela 2).</w:t>
+      <w:bookmarkStart w:id="12" w:name="_Toc231311303"/>
+      <w:r>
+        <w:t>3.4. Weryfik</w:t>
+      </w:r>
+      <w:r>
+        <w:t>acja na małych przypadkach</w:t>
+      </w:r>
+      <w:bookmarkEnd w:id="12"/>
+    </w:p>
+    <w:p>
+      <w:r>
+        <w:t>Dla sprawdzenia poprawności wzoru (4) obliczamy N dla kilku małych wartości k (tabela 2).</w:t>
       </w:r>
     </w:p>
     <w:p>
       <w:pPr>
         <w:pStyle w:val="Caption"/>
-        <w:jc w:val="center"/>
       </w:pPr>
       <w:r>
         <w:rPr>
           <w:b/>
           <w:bCs/>
         </w:rPr>
-        <w:t xml:space="preserve">Tabela 2.</w:t>
+        <w:t>Tabela 2.</w:t>
       </w:r>
       <w:r>
         <w:t xml:space="preserve"> Liczba różnych kolorowań N dla kolejnych wartości k</w:t>
@@ -2007,15 +3317,21 @@
     </w:p>
     <w:tbl>
       <w:tblPr>
-        <w:tblW w:type="dxa" w:w="9000"/>
+        <w:tblW w:w="9000" w:type="dxa"/>
+        <w:tblInd w:w="110" w:type="dxa"/>
         <w:tblBorders>
-          <w:top w:val="single" w:color="auto" w:sz="4"/>
-          <w:left w:val="single" w:color="auto" w:sz="4"/>
-          <w:bottom w:val="single" w:color="auto" w:sz="4"/>
-          <w:right w:val="single" w:color="auto" w:sz="4"/>
-          <w:insideH w:val="single" w:color="auto" w:sz="4"/>
-          <w:insideV w:val="single" w:color="auto" w:sz="4"/>
+          <w:top w:val="single" w:sz="4" w:space="0" w:color="auto"/>
+          <w:left w:val="single" w:sz="4" w:space="0" w:color="auto"/>
+          <w:bottom w:val="single" w:sz="4" w:space="0" w:color="auto"/>
+          <w:right w:val="single" w:sz="4" w:space="0" w:color="auto"/>
+          <w:insideH w:val="single" w:sz="4" w:space="0" w:color="auto"/>
+          <w:insideV w:val="single" w:sz="4" w:space="0" w:color="auto"/>
         </w:tblBorders>
+        <w:tblCellMar>
+          <w:left w:w="10" w:type="dxa"/>
+          <w:right w:w="10" w:type="dxa"/>
+        </w:tblCellMar>
+        <w:tblLook w:val="04A0" w:firstRow="1" w:lastRow="0" w:firstColumn="1" w:lastColumn="0" w:noHBand="0" w:noVBand="1"/>
       </w:tblPr>
       <w:tblGrid>
         <w:gridCol w:w="3600"/>
@@ -2027,24 +3343,30 @@
         <w:gridCol w:w="900"/>
       </w:tblGrid>
       <w:tr>
+        <w:tblPrEx>
+          <w:tblCellMar>
+            <w:top w:w="0" w:type="dxa"/>
+            <w:bottom w:w="0" w:type="dxa"/>
+          </w:tblCellMar>
+        </w:tblPrEx>
         <w:trPr>
           <w:tblHeader/>
         </w:trPr>
         <w:tc>
           <w:tcPr>
-            <w:tcW w:type="dxa" w:w="3600"/>
+            <w:tcW w:w="3600" w:type="dxa"/>
             <w:tcBorders>
-              <w:top w:val="single" w:color="888888" w:sz="6"/>
-              <w:left w:val="single" w:color="888888" w:sz="6"/>
-              <w:bottom w:val="single" w:color="888888" w:sz="6"/>
-              <w:right w:val="single" w:color="888888" w:sz="6"/>
+              <w:top w:val="single" w:sz="6" w:space="0" w:color="888888"/>
+              <w:left w:val="single" w:sz="6" w:space="0" w:color="888888"/>
+              <w:bottom w:val="single" w:sz="6" w:space="0" w:color="888888"/>
+              <w:right w:val="single" w:sz="6" w:space="0" w:color="888888"/>
             </w:tcBorders>
-            <w:shd w:fill="D9D9D9" w:val="clear"/>
+            <w:shd w:val="clear" w:color="auto" w:fill="D9D9D9"/>
             <w:tcMar>
-              <w:top w:type="dxa" w:w="80"/>
-              <w:left w:type="dxa" w:w="120"/>
-              <w:bottom w:type="dxa" w:w="80"/>
-              <w:right w:type="dxa" w:w="120"/>
+              <w:top w:w="80" w:type="dxa"/>
+              <w:left w:w="120" w:type="dxa"/>
+              <w:bottom w:w="80" w:type="dxa"/>
+              <w:right w:w="120" w:type="dxa"/>
             </w:tcMar>
           </w:tcPr>
           <w:p>
@@ -2056,25 +3378,25 @@
                 <w:b/>
                 <w:bCs/>
               </w:rPr>
-              <w:t xml:space="preserve">k</w:t>
+              <w:t>k</w:t>
             </w:r>
           </w:p>
         </w:tc>
         <w:tc>
           <w:tcPr>
-            <w:tcW w:type="dxa" w:w="900"/>
+            <w:tcW w:w="900" w:type="dxa"/>
             <w:tcBorders>
-              <w:top w:val="single" w:color="888888" w:sz="6"/>
-              <w:left w:val="single" w:color="888888" w:sz="6"/>
-              <w:bottom w:val="single" w:color="888888" w:sz="6"/>
-              <w:right w:val="single" w:color="888888" w:sz="6"/>
+              <w:top w:val="single" w:sz="6" w:space="0" w:color="888888"/>
+              <w:left w:val="single" w:sz="6" w:space="0" w:color="888888"/>
+              <w:bottom w:val="single" w:sz="6" w:space="0" w:color="888888"/>
+              <w:right w:val="single" w:sz="6" w:space="0" w:color="888888"/>
             </w:tcBorders>
-            <w:shd w:fill="D9D9D9" w:val="clear"/>
+            <w:shd w:val="clear" w:color="auto" w:fill="D9D9D9"/>
             <w:tcMar>
-              <w:top w:type="dxa" w:w="80"/>
-              <w:left w:type="dxa" w:w="80"/>
-              <w:bottom w:type="dxa" w:w="80"/>
-              <w:right w:type="dxa" w:w="80"/>
+              <w:top w:w="80" w:type="dxa"/>
+              <w:left w:w="80" w:type="dxa"/>
+              <w:bottom w:w="80" w:type="dxa"/>
+              <w:right w:w="80" w:type="dxa"/>
             </w:tcMar>
           </w:tcPr>
           <w:p>
@@ -2086,25 +3408,25 @@
                 <w:b/>
                 <w:bCs/>
               </w:rPr>
-              <w:t xml:space="preserve">0</w:t>
+              <w:t>0</w:t>
             </w:r>
           </w:p>
         </w:tc>
         <w:tc>
           <w:tcPr>
-            <w:tcW w:type="dxa" w:w="900"/>
+            <w:tcW w:w="900" w:type="dxa"/>
             <w:tcBorders>
-              <w:top w:val="single" w:color="888888" w:sz="6"/>
-              <w:left w:val="single" w:color="888888" w:sz="6"/>
-              <w:bottom w:val="single" w:color="888888" w:sz="6"/>
-              <w:right w:val="single" w:color="888888" w:sz="6"/>
+              <w:top w:val="single" w:sz="6" w:space="0" w:color="888888"/>
+              <w:left w:val="single" w:sz="6" w:space="0" w:color="888888"/>
+              <w:bottom w:val="single" w:sz="6" w:space="0" w:color="888888"/>
+              <w:right w:val="single" w:sz="6" w:space="0" w:color="888888"/>
             </w:tcBorders>
-            <w:shd w:fill="D9D9D9" w:val="clear"/>
+            <w:shd w:val="clear" w:color="auto" w:fill="D9D9D9"/>
             <w:tcMar>
-              <w:top w:type="dxa" w:w="80"/>
-              <w:left w:type="dxa" w:w="80"/>
-              <w:bottom w:type="dxa" w:w="80"/>
-              <w:right w:type="dxa" w:w="80"/>
+              <w:top w:w="80" w:type="dxa"/>
+              <w:left w:w="80" w:type="dxa"/>
+              <w:bottom w:w="80" w:type="dxa"/>
+              <w:right w:w="80" w:type="dxa"/>
             </w:tcMar>
           </w:tcPr>
           <w:p>
@@ -2116,25 +3438,25 @@
                 <w:b/>
                 <w:bCs/>
               </w:rPr>
-              <w:t xml:space="preserve">1</w:t>
+              <w:t>1</w:t>
             </w:r>
           </w:p>
         </w:tc>
         <w:tc>
           <w:tcPr>
-            <w:tcW w:type="dxa" w:w="900"/>
+            <w:tcW w:w="900" w:type="dxa"/>
             <w:tcBorders>
-              <w:top w:val="single" w:color="888888" w:sz="6"/>
-              <w:left w:val="single" w:color="888888" w:sz="6"/>
-              <w:bottom w:val="single" w:color="888888" w:sz="6"/>
-              <w:right w:val="single" w:color="888888" w:sz="6"/>
+              <w:top w:val="single" w:sz="6" w:space="0" w:color="888888"/>
+              <w:left w:val="single" w:sz="6" w:space="0" w:color="888888"/>
+              <w:bottom w:val="single" w:sz="6" w:space="0" w:color="888888"/>
+              <w:right w:val="single" w:sz="6" w:space="0" w:color="888888"/>
             </w:tcBorders>
-            <w:shd w:fill="D9D9D9" w:val="clear"/>
+            <w:shd w:val="clear" w:color="auto" w:fill="D9D9D9"/>
             <w:tcMar>
-              <w:top w:type="dxa" w:w="80"/>
-              <w:left w:type="dxa" w:w="80"/>
-              <w:bottom w:type="dxa" w:w="80"/>
-              <w:right w:type="dxa" w:w="80"/>
+              <w:top w:w="80" w:type="dxa"/>
+              <w:left w:w="80" w:type="dxa"/>
+              <w:bottom w:w="80" w:type="dxa"/>
+              <w:right w:w="80" w:type="dxa"/>
             </w:tcMar>
           </w:tcPr>
           <w:p>
@@ -2146,25 +3468,25 @@
                 <w:b/>
                 <w:bCs/>
               </w:rPr>
-              <w:t xml:space="preserve">2</w:t>
+              <w:t>2</w:t>
             </w:r>
           </w:p>
         </w:tc>
         <w:tc>
           <w:tcPr>
-            <w:tcW w:type="dxa" w:w="900"/>
+            <w:tcW w:w="900" w:type="dxa"/>
             <w:tcBorders>
-              <w:top w:val="single" w:color="888888" w:sz="6"/>
-              <w:left w:val="single" w:color="888888" w:sz="6"/>
-              <w:bottom w:val="single" w:color="888888" w:sz="6"/>
-              <w:right w:val="single" w:color="888888" w:sz="6"/>
+              <w:top w:val="single" w:sz="6" w:space="0" w:color="888888"/>
+              <w:left w:val="single" w:sz="6" w:space="0" w:color="888888"/>
+              <w:bottom w:val="single" w:sz="6" w:space="0" w:color="888888"/>
+              <w:right w:val="single" w:sz="6" w:space="0" w:color="888888"/>
             </w:tcBorders>
-            <w:shd w:fill="D9D9D9" w:val="clear"/>
+            <w:shd w:val="clear" w:color="auto" w:fill="D9D9D9"/>
             <w:tcMar>
-              <w:top w:type="dxa" w:w="80"/>
-              <w:left w:type="dxa" w:w="80"/>
-              <w:bottom w:type="dxa" w:w="80"/>
-              <w:right w:type="dxa" w:w="80"/>
+              <w:top w:w="80" w:type="dxa"/>
+              <w:left w:w="80" w:type="dxa"/>
+              <w:bottom w:w="80" w:type="dxa"/>
+              <w:right w:w="80" w:type="dxa"/>
             </w:tcMar>
           </w:tcPr>
           <w:p>
@@ -2176,25 +3498,25 @@
                 <w:b/>
                 <w:bCs/>
               </w:rPr>
-              <w:t xml:space="preserve">3</w:t>
+              <w:t>3</w:t>
             </w:r>
           </w:p>
         </w:tc>
         <w:tc>
           <w:tcPr>
-            <w:tcW w:type="dxa" w:w="900"/>
+            <w:tcW w:w="900" w:type="dxa"/>
             <w:tcBorders>
-              <w:top w:val="single" w:color="888888" w:sz="6"/>
-              <w:left w:val="single" w:color="888888" w:sz="6"/>
-              <w:bottom w:val="single" w:color="888888" w:sz="6"/>
-              <w:right w:val="single" w:color="888888" w:sz="6"/>
+              <w:top w:val="single" w:sz="6" w:space="0" w:color="888888"/>
+              <w:left w:val="single" w:sz="6" w:space="0" w:color="888888"/>
+              <w:bottom w:val="single" w:sz="6" w:space="0" w:color="888888"/>
+              <w:right w:val="single" w:sz="6" w:space="0" w:color="888888"/>
             </w:tcBorders>
-            <w:shd w:fill="D9D9D9" w:val="clear"/>
+            <w:shd w:val="clear" w:color="auto" w:fill="D9D9D9"/>
             <w:tcMar>
-              <w:top w:type="dxa" w:w="80"/>
-              <w:left w:type="dxa" w:w="80"/>
-              <w:bottom w:type="dxa" w:w="80"/>
-              <w:right w:type="dxa" w:w="80"/>
+              <w:top w:w="80" w:type="dxa"/>
+              <w:left w:w="80" w:type="dxa"/>
+              <w:bottom w:w="80" w:type="dxa"/>
+              <w:right w:w="80" w:type="dxa"/>
             </w:tcMar>
           </w:tcPr>
           <w:p>
@@ -2206,25 +3528,25 @@
                 <w:b/>
                 <w:bCs/>
               </w:rPr>
-              <w:t xml:space="preserve">4</w:t>
+              <w:t>4</w:t>
             </w:r>
           </w:p>
         </w:tc>
         <w:tc>
           <w:tcPr>
-            <w:tcW w:type="dxa" w:w="900"/>
+            <w:tcW w:w="900" w:type="dxa"/>
             <w:tcBorders>
-              <w:top w:val="single" w:color="888888" w:sz="6"/>
-              <w:left w:val="single" w:color="888888" w:sz="6"/>
-              <w:bottom w:val="single" w:color="888888" w:sz="6"/>
-              <w:right w:val="single" w:color="888888" w:sz="6"/>
+              <w:top w:val="single" w:sz="6" w:space="0" w:color="888888"/>
+              <w:left w:val="single" w:sz="6" w:space="0" w:color="888888"/>
+              <w:bottom w:val="single" w:sz="6" w:space="0" w:color="888888"/>
+              <w:right w:val="single" w:sz="6" w:space="0" w:color="888888"/>
             </w:tcBorders>
-            <w:shd w:fill="D9D9D9" w:val="clear"/>
+            <w:shd w:val="clear" w:color="auto" w:fill="D9D9D9"/>
             <w:tcMar>
-              <w:top w:type="dxa" w:w="80"/>
-              <w:left w:type="dxa" w:w="80"/>
-              <w:bottom w:type="dxa" w:w="80"/>
-              <w:right w:type="dxa" w:w="80"/>
+              <w:top w:w="80" w:type="dxa"/>
+              <w:left w:w="80" w:type="dxa"/>
+              <w:bottom w:w="80" w:type="dxa"/>
+              <w:right w:w="80" w:type="dxa"/>
             </w:tcMar>
           </w:tcPr>
           <w:p>
@@ -2236,26 +3558,32 @@
                 <w:b/>
                 <w:bCs/>
               </w:rPr>
-              <w:t xml:space="preserve">5</w:t>
+              <w:t>5</w:t>
             </w:r>
           </w:p>
         </w:tc>
       </w:tr>
       <w:tr>
+        <w:tblPrEx>
+          <w:tblCellMar>
+            <w:top w:w="0" w:type="dxa"/>
+            <w:bottom w:w="0" w:type="dxa"/>
+          </w:tblCellMar>
+        </w:tblPrEx>
         <w:tc>
           <w:tcPr>
-            <w:tcW w:type="dxa" w:w="3600"/>
+            <w:tcW w:w="3600" w:type="dxa"/>
             <w:tcBorders>
-              <w:top w:val="single" w:color="888888" w:sz="6"/>
-              <w:left w:val="single" w:color="888888" w:sz="6"/>
-              <w:bottom w:val="single" w:color="888888" w:sz="6"/>
-              <w:right w:val="single" w:color="888888" w:sz="6"/>
+              <w:top w:val="single" w:sz="6" w:space="0" w:color="888888"/>
+              <w:left w:val="single" w:sz="6" w:space="0" w:color="888888"/>
+              <w:bottom w:val="single" w:sz="6" w:space="0" w:color="888888"/>
+              <w:right w:val="single" w:sz="6" w:space="0" w:color="888888"/>
             </w:tcBorders>
             <w:tcMar>
-              <w:top w:type="dxa" w:w="80"/>
-              <w:left w:type="dxa" w:w="120"/>
-              <w:bottom w:type="dxa" w:w="80"/>
-              <w:right w:type="dxa" w:w="120"/>
+              <w:top w:w="80" w:type="dxa"/>
+              <w:left w:w="120" w:type="dxa"/>
+              <w:bottom w:w="80" w:type="dxa"/>
+              <w:right w:w="120" w:type="dxa"/>
             </w:tcMar>
           </w:tcPr>
           <w:p>
@@ -2267,7 +3595,7 @@
                 <w:i/>
                 <w:iCs/>
               </w:rPr>
-              <w:t xml:space="preserve">N</w:t>
+              <w:t>N</w:t>
             </w:r>
             <w:r>
               <w:t xml:space="preserve"> = (k³+2k)/3</w:t>
@@ -2276,18 +3604,18 @@
         </w:tc>
         <w:tc>
           <w:tcPr>
-            <w:tcW w:type="dxa" w:w="900"/>
+            <w:tcW w:w="900" w:type="dxa"/>
             <w:tcBorders>
-              <w:top w:val="single" w:color="888888" w:sz="6"/>
-              <w:left w:val="single" w:color="888888" w:sz="6"/>
-              <w:bottom w:val="single" w:color="888888" w:sz="6"/>
-              <w:right w:val="single" w:color="888888" w:sz="6"/>
+              <w:top w:val="single" w:sz="6" w:space="0" w:color="888888"/>
+              <w:left w:val="single" w:sz="6" w:space="0" w:color="888888"/>
+              <w:bottom w:val="single" w:sz="6" w:space="0" w:color="888888"/>
+              <w:right w:val="single" w:sz="6" w:space="0" w:color="888888"/>
             </w:tcBorders>
             <w:tcMar>
-              <w:top w:type="dxa" w:w="80"/>
-              <w:left w:type="dxa" w:w="80"/>
-              <w:bottom w:type="dxa" w:w="80"/>
-              <w:right w:type="dxa" w:w="80"/>
+              <w:top w:w="80" w:type="dxa"/>
+              <w:left w:w="80" w:type="dxa"/>
+              <w:bottom w:w="80" w:type="dxa"/>
+              <w:right w:w="80" w:type="dxa"/>
             </w:tcMar>
           </w:tcPr>
           <w:p>
@@ -2295,24 +3623,24 @@
               <w:jc w:val="center"/>
             </w:pPr>
             <w:r>
-              <w:t xml:space="preserve">0</w:t>
+              <w:t>0</w:t>
             </w:r>
           </w:p>
         </w:tc>
         <w:tc>
           <w:tcPr>
-            <w:tcW w:type="dxa" w:w="900"/>
+            <w:tcW w:w="900" w:type="dxa"/>
             <w:tcBorders>
-              <w:top w:val="single" w:color="888888" w:sz="6"/>
-              <w:left w:val="single" w:color="888888" w:sz="6"/>
-              <w:bottom w:val="single" w:color="888888" w:sz="6"/>
-              <w:right w:val="single" w:color="888888" w:sz="6"/>
+              <w:top w:val="single" w:sz="6" w:space="0" w:color="888888"/>
+              <w:left w:val="single" w:sz="6" w:space="0" w:color="888888"/>
+              <w:bottom w:val="single" w:sz="6" w:space="0" w:color="888888"/>
+              <w:right w:val="single" w:sz="6" w:space="0" w:color="888888"/>
             </w:tcBorders>
             <w:tcMar>
-              <w:top w:type="dxa" w:w="80"/>
-              <w:left w:type="dxa" w:w="80"/>
-              <w:bottom w:type="dxa" w:w="80"/>
-              <w:right w:type="dxa" w:w="80"/>
+              <w:top w:w="80" w:type="dxa"/>
+              <w:left w:w="80" w:type="dxa"/>
+              <w:bottom w:w="80" w:type="dxa"/>
+              <w:right w:w="80" w:type="dxa"/>
             </w:tcMar>
           </w:tcPr>
           <w:p>
@@ -2320,24 +3648,24 @@
               <w:jc w:val="center"/>
             </w:pPr>
             <w:r>
-              <w:t xml:space="preserve">1</w:t>
+              <w:t>1</w:t>
             </w:r>
           </w:p>
         </w:tc>
         <w:tc>
           <w:tcPr>
-            <w:tcW w:type="dxa" w:w="900"/>
+            <w:tcW w:w="900" w:type="dxa"/>
             <w:tcBorders>
-              <w:top w:val="single" w:color="888888" w:sz="6"/>
-              <w:left w:val="single" w:color="888888" w:sz="6"/>
-              <w:bottom w:val="single" w:color="888888" w:sz="6"/>
-              <w:right w:val="single" w:color="888888" w:sz="6"/>
+              <w:top w:val="single" w:sz="6" w:space="0" w:color="888888"/>
+              <w:left w:val="single" w:sz="6" w:space="0" w:color="888888"/>
+              <w:bottom w:val="single" w:sz="6" w:space="0" w:color="888888"/>
+              <w:right w:val="single" w:sz="6" w:space="0" w:color="888888"/>
             </w:tcBorders>
             <w:tcMar>
-              <w:top w:type="dxa" w:w="80"/>
-              <w:left w:type="dxa" w:w="80"/>
-              <w:bottom w:type="dxa" w:w="80"/>
-              <w:right w:type="dxa" w:w="80"/>
+              <w:top w:w="80" w:type="dxa"/>
+              <w:left w:w="80" w:type="dxa"/>
+              <w:bottom w:w="80" w:type="dxa"/>
+              <w:right w:w="80" w:type="dxa"/>
             </w:tcMar>
           </w:tcPr>
           <w:p>
@@ -2345,24 +3673,24 @@
               <w:jc w:val="center"/>
             </w:pPr>
             <w:r>
-              <w:t xml:space="preserve">4</w:t>
+              <w:t>4</w:t>
             </w:r>
           </w:p>
         </w:tc>
         <w:tc>
           <w:tcPr>
-            <w:tcW w:type="dxa" w:w="900"/>
+            <w:tcW w:w="900" w:type="dxa"/>
             <w:tcBorders>
-              <w:top w:val="single" w:color="888888" w:sz="6"/>
-              <w:left w:val="single" w:color="888888" w:sz="6"/>
-              <w:bottom w:val="single" w:color="888888" w:sz="6"/>
-              <w:right w:val="single" w:color="888888" w:sz="6"/>
+              <w:top w:val="single" w:sz="6" w:space="0" w:color="888888"/>
+              <w:left w:val="single" w:sz="6" w:space="0" w:color="888888"/>
+              <w:bottom w:val="single" w:sz="6" w:space="0" w:color="888888"/>
+              <w:right w:val="single" w:sz="6" w:space="0" w:color="888888"/>
             </w:tcBorders>
             <w:tcMar>
-              <w:top w:type="dxa" w:w="80"/>
-              <w:left w:type="dxa" w:w="80"/>
-              <w:bottom w:type="dxa" w:w="80"/>
-              <w:right w:type="dxa" w:w="80"/>
+              <w:top w:w="80" w:type="dxa"/>
+              <w:left w:w="80" w:type="dxa"/>
+              <w:bottom w:w="80" w:type="dxa"/>
+              <w:right w:w="80" w:type="dxa"/>
             </w:tcMar>
           </w:tcPr>
           <w:p>
@@ -2370,24 +3698,24 @@
               <w:jc w:val="center"/>
             </w:pPr>
             <w:r>
-              <w:t xml:space="preserve">11</w:t>
+              <w:t>11</w:t>
             </w:r>
           </w:p>
         </w:tc>
         <w:tc>
           <w:tcPr>
-            <w:tcW w:type="dxa" w:w="900"/>
+            <w:tcW w:w="900" w:type="dxa"/>
             <w:tcBorders>
-              <w:top w:val="single" w:color="888888" w:sz="6"/>
-              <w:left w:val="single" w:color="888888" w:sz="6"/>
-              <w:bottom w:val="single" w:color="888888" w:sz="6"/>
-              <w:right w:val="single" w:color="888888" w:sz="6"/>
+              <w:top w:val="single" w:sz="6" w:space="0" w:color="888888"/>
+              <w:left w:val="single" w:sz="6" w:space="0" w:color="888888"/>
+              <w:bottom w:val="single" w:sz="6" w:space="0" w:color="888888"/>
+              <w:right w:val="single" w:sz="6" w:space="0" w:color="888888"/>
             </w:tcBorders>
             <w:tcMar>
-              <w:top w:type="dxa" w:w="80"/>
-              <w:left w:type="dxa" w:w="80"/>
-              <w:bottom w:type="dxa" w:w="80"/>
-              <w:right w:type="dxa" w:w="80"/>
+              <w:top w:w="80" w:type="dxa"/>
+              <w:left w:w="80" w:type="dxa"/>
+              <w:bottom w:w="80" w:type="dxa"/>
+              <w:right w:w="80" w:type="dxa"/>
             </w:tcMar>
           </w:tcPr>
           <w:p>
@@ -2395,24 +3723,24 @@
               <w:jc w:val="center"/>
             </w:pPr>
             <w:r>
-              <w:t xml:space="preserve">24</w:t>
+              <w:t>24</w:t>
             </w:r>
           </w:p>
         </w:tc>
         <w:tc>
           <w:tcPr>
-            <w:tcW w:type="dxa" w:w="900"/>
+            <w:tcW w:w="900" w:type="dxa"/>
             <w:tcBorders>
-              <w:top w:val="single" w:color="888888" w:sz="6"/>
-              <w:left w:val="single" w:color="888888" w:sz="6"/>
-              <w:bottom w:val="single" w:color="888888" w:sz="6"/>
-              <w:right w:val="single" w:color="888888" w:sz="6"/>
+              <w:top w:val="single" w:sz="6" w:space="0" w:color="888888"/>
+              <w:left w:val="single" w:sz="6" w:space="0" w:color="888888"/>
+              <w:bottom w:val="single" w:sz="6" w:space="0" w:color="888888"/>
+              <w:right w:val="single" w:sz="6" w:space="0" w:color="888888"/>
             </w:tcBorders>
             <w:tcMar>
-              <w:top w:type="dxa" w:w="80"/>
-              <w:left w:type="dxa" w:w="80"/>
-              <w:bottom w:type="dxa" w:w="80"/>
-              <w:right w:type="dxa" w:w="80"/>
+              <w:top w:w="80" w:type="dxa"/>
+              <w:left w:w="80" w:type="dxa"/>
+              <w:bottom w:w="80" w:type="dxa"/>
+              <w:right w:w="80" w:type="dxa"/>
             </w:tcMar>
           </w:tcPr>
           <w:p>
@@ -2420,7 +3748,7 @@
               <w:jc w:val="center"/>
             </w:pPr>
             <w:r>
-              <w:t xml:space="preserve">45</w:t>
+              <w:t>45</w:t>
             </w:r>
           </w:p>
         </w:tc>
@@ -2433,7 +3761,7 @@
     </w:p>
     <w:p>
       <w:r>
-        <w:t xml:space="preserve">Przypadek k = 2 łatwo zweryfikować ręcznie. Oznaczając kolory przez A oraz B i zapisując kolorowanie jako trójkę (w.1, w.2, w.3), otrzymujemy cztery klasy równoważne względem obrotu:</w:t>
+        <w:t>Przypadek k = 2 łatwo zweryfikować ręcznie. Oznaczając kolory przez A oraz B i zapisując kolorowanie jako trójkę (w.1, w.2, w.3), otrzymujemy cztery klasy równoważne względem obrotu:</w:t>
       </w:r>
     </w:p>
     <w:p>
@@ -2445,7 +3773,7 @@
         </w:numPr>
       </w:pPr>
       <w:r>
-        <w:t xml:space="preserve">(A, A, A) – wszystkie wierzchołki w kolorze A;</w:t>
+        <w:t>(A, A, A) – wszystkie wierzchołki w kolorze A;</w:t>
       </w:r>
     </w:p>
     <w:p>
@@ -2457,7 +3785,10 @@
         </w:numPr>
       </w:pPr>
       <w:r>
-        <w:t xml:space="preserve">(B, B, B) – wszystkie wierzchołki w kolorze B;</w:t>
+        <w:t>(B, B, B) – wszystkie wier</w:t>
+      </w:r>
+      <w:r>
+        <w:t>zchołki w kolorze B;</w:t>
       </w:r>
     </w:p>
     <w:p>
@@ -2469,7 +3800,7 @@
         </w:numPr>
       </w:pPr>
       <w:r>
-        <w:t xml:space="preserve">{(A, A, B), (A, B, A), (B, A, A)} – dwa razy A, raz B;</w:t>
+        <w:t>{(A, A, B), (A, B, A), (B, A, A)} – dwa razy A, raz B;</w:t>
       </w:r>
     </w:p>
     <w:p>
@@ -2481,42 +3812,55 @@
         </w:numPr>
       </w:pPr>
       <w:r>
-        <w:t xml:space="preserve">{(A, B, B), (B, A, B), (B, B, A)} – raz A, dwa razy B.</w:t>
-      </w:r>
-    </w:p>
-    <w:p>
-      <w:r>
-        <w:t xml:space="preserve">Każda z trzech trójek w klasach 3 i 4 powstaje z pozostałych przez obrót, więc tworzą one po jednej orbicie. Otrzymujemy N = 4, co jest zgodne z tabelą 2.</w:t>
+        <w:t>{(A, B, B), (B, A, B), (B, B, A)} – raz A, dwa razy B.</w:t>
+      </w:r>
+    </w:p>
+    <w:p>
+      <w:r>
+        <w:t xml:space="preserve">Każda z trzech trójek w klasach 3 i 4 powstaje z pozostałych przez obrót, więc tworzą one po jednej orbicie. Otrzymujemy N = </w:t>
+      </w:r>
+      <w:r>
+        <w:t>4, co jest zgodne z tabelą 2.</w:t>
       </w:r>
     </w:p>
     <w:p>
       <w:pPr>
         <w:pStyle w:val="Heading1"/>
       </w:pPr>
-      <w:r>
-        <w:t xml:space="preserve">4. Algorytm</w:t>
-      </w:r>
+      <w:bookmarkStart w:id="13" w:name="_Toc231311304"/>
+      <w:r>
+        <w:t>4. Algorytm</w:t>
+      </w:r>
+      <w:bookmarkEnd w:id="13"/>
     </w:p>
     <w:p>
       <w:pPr>
         <w:pStyle w:val="Heading2"/>
       </w:pPr>
-      <w:r>
-        <w:t xml:space="preserve">4.1. Opis słowny</w:t>
-      </w:r>
-    </w:p>
-    <w:p>
-      <w:r>
-        <w:t xml:space="preserve">Po wyprowadzeniu wzoru (4) algorytm jest bardzo prosty: dla danej liczby kolorów k wystarczy podstawić ją do wzoru N = (k³+2k)/3. Dodatkowo, dla ujemnej liczby kolorów (sytuacja niemająca sensu kombinatorycznego) zwracamy 0, traktując takie wejście jako brak dopuszczalnych kolorowań.</w:t>
+      <w:bookmarkStart w:id="14" w:name="_Toc231311305"/>
+      <w:r>
+        <w:t>4.1. Opis słowny</w:t>
+      </w:r>
+      <w:bookmarkEnd w:id="14"/>
+    </w:p>
+    <w:p>
+      <w:r>
+        <w:t>Po wyprowadzeniu wzoru (4) algorytm jest bardzo prosty: dla danej liczby kolorów k wystarczy podstawić ją do wzoru N = (k³+2k)/3. Dodatkowo, dla ujemnej liczby kolorów (sytuacja niemająca sensu kom</w:t>
+      </w:r>
+      <w:r>
+        <w:t>binatorycznego) zwracamy 0, traktując takie wejście jako brak dopuszczalnych kolorowań.</w:t>
       </w:r>
     </w:p>
     <w:p>
       <w:pPr>
         <w:pStyle w:val="Heading2"/>
       </w:pPr>
-      <w:r>
-        <w:t xml:space="preserve">4.2. Lista kroków</w:t>
-      </w:r>
+      <w:bookmarkStart w:id="15" w:name="_Toc231311306"/>
+      <w:r>
+        <w:lastRenderedPageBreak/>
+        <w:t>4.2. Lista kroków</w:t>
+      </w:r>
+      <w:bookmarkEnd w:id="15"/>
     </w:p>
     <w:p>
       <w:pPr>
@@ -2527,7 +3871,7 @@
         </w:numPr>
       </w:pPr>
       <w:r>
-        <w:t xml:space="preserve">Wczytaj liczbę kolorów k (liczba całkowita).</w:t>
+        <w:t>Wczytaj liczbę kolorów k (liczba całkowita).</w:t>
       </w:r>
     </w:p>
     <w:p>
@@ -2539,7 +3883,7 @@
         </w:numPr>
       </w:pPr>
       <w:r>
-        <w:t xml:space="preserve">Jeśli k &lt; 0, zwróć 0 i zakończ.</w:t>
+        <w:t>Jeśli k &lt; 0, zwróć 0 i zakończ.</w:t>
       </w:r>
     </w:p>
     <w:p>
@@ -2551,7 +3895,7 @@
         </w:numPr>
       </w:pPr>
       <w:r>
-        <w:t xml:space="preserve">Oblicz N = (k³ + 2k) / 3.</w:t>
+        <w:t>Oblicz N = (k³ + 2k) / 3.</w:t>
       </w:r>
     </w:p>
     <w:p>
@@ -2563,27 +3907,29 @@
         </w:numPr>
       </w:pPr>
       <w:r>
-        <w:t xml:space="preserve">Zwróć wartość N.</w:t>
+        <w:t>Zwróć wartość N.</w:t>
       </w:r>
     </w:p>
     <w:p>
       <w:pPr>
         <w:pStyle w:val="Heading2"/>
       </w:pPr>
-      <w:r>
-        <w:t xml:space="preserve">4.3. Pseudokod</w:t>
-      </w:r>
-    </w:p>
-    <w:p>
-      <w:pPr>
-        <w:spacing w:after="40" w:before="120"/>
+      <w:bookmarkStart w:id="16" w:name="_Toc231311307"/>
+      <w:r>
+        <w:t>4.3. Pseudokod</w:t>
+      </w:r>
+      <w:bookmarkEnd w:id="16"/>
+    </w:p>
+    <w:p>
+      <w:pPr>
+        <w:spacing w:before="120" w:after="40"/>
       </w:pPr>
       <w:r>
         <w:rPr>
           <w:b/>
           <w:bCs/>
         </w:rPr>
-        <w:t xml:space="preserve">Listing 1.</w:t>
+        <w:t>Listing 1.</w:t>
       </w:r>
       <w:r>
         <w:t xml:space="preserve"> Pseudokod wyznaczania liczby kolorowań</w:t>
@@ -2591,96 +3937,100 @@
     </w:p>
     <w:tbl>
       <w:tblPr>
-        <w:tblW w:type="dxa" w:w="9000"/>
+        <w:tblW w:w="9000" w:type="dxa"/>
+        <w:tblInd w:w="150" w:type="dxa"/>
         <w:tblBorders>
-          <w:top w:val="single" w:color="auto" w:sz="4"/>
-          <w:left w:val="single" w:color="auto" w:sz="4"/>
-          <w:bottom w:val="single" w:color="auto" w:sz="4"/>
-          <w:right w:val="single" w:color="auto" w:sz="4"/>
-          <w:insideH w:val="single" w:color="auto" w:sz="4"/>
-          <w:insideV w:val="single" w:color="auto" w:sz="4"/>
+          <w:top w:val="single" w:sz="4" w:space="0" w:color="auto"/>
+          <w:left w:val="single" w:sz="4" w:space="0" w:color="auto"/>
+          <w:bottom w:val="single" w:sz="4" w:space="0" w:color="auto"/>
+          <w:right w:val="single" w:sz="4" w:space="0" w:color="auto"/>
+          <w:insideH w:val="single" w:sz="4" w:space="0" w:color="auto"/>
+          <w:insideV w:val="single" w:sz="4" w:space="0" w:color="auto"/>
         </w:tblBorders>
+        <w:tblCellMar>
+          <w:left w:w="10" w:type="dxa"/>
+          <w:right w:w="10" w:type="dxa"/>
+        </w:tblCellMar>
+        <w:tblLook w:val="04A0" w:firstRow="1" w:lastRow="0" w:firstColumn="1" w:lastColumn="0" w:noHBand="0" w:noVBand="1"/>
       </w:tblPr>
       <w:tblGrid>
         <w:gridCol w:w="9000"/>
       </w:tblGrid>
       <w:tr>
+        <w:tblPrEx>
+          <w:tblCellMar>
+            <w:top w:w="0" w:type="dxa"/>
+            <w:bottom w:w="0" w:type="dxa"/>
+          </w:tblCellMar>
+        </w:tblPrEx>
         <w:tc>
           <w:tcPr>
-            <w:tcW w:type="dxa" w:w="9000"/>
+            <w:tcW w:w="9000" w:type="dxa"/>
             <w:tcBorders>
-              <w:top w:val="single" w:color="888888" w:sz="6"/>
-              <w:left w:val="single" w:color="888888" w:sz="6"/>
-              <w:bottom w:val="single" w:color="888888" w:sz="6"/>
-              <w:right w:val="single" w:color="888888" w:sz="6"/>
+              <w:top w:val="single" w:sz="6" w:space="0" w:color="888888"/>
+              <w:left w:val="single" w:sz="6" w:space="0" w:color="888888"/>
+              <w:bottom w:val="single" w:sz="6" w:space="0" w:color="888888"/>
+              <w:right w:val="single" w:sz="6" w:space="0" w:color="888888"/>
             </w:tcBorders>
-            <w:shd w:fill="F5F5F5" w:val="clear"/>
+            <w:shd w:val="clear" w:color="auto" w:fill="F5F5F5"/>
             <w:tcMar>
-              <w:top w:type="dxa" w:w="80"/>
-              <w:left w:type="dxa" w:w="160"/>
-              <w:bottom w:type="dxa" w:w="80"/>
-              <w:right w:type="dxa" w:w="160"/>
+              <w:top w:w="80" w:type="dxa"/>
+              <w:left w:w="160" w:type="dxa"/>
+              <w:bottom w:w="80" w:type="dxa"/>
+              <w:right w:w="160" w:type="dxa"/>
             </w:tcMar>
           </w:tcPr>
           <w:p>
             <w:pPr>
-              <w:spacing w:after="0" w:before="0" w:line="240" w:lineRule="exact"/>
+              <w:spacing w:line="240" w:lineRule="exact"/>
             </w:pPr>
             <w:r>
               <w:rPr>
-                <w:rFonts w:ascii="Courier New" w:cs="Courier New" w:eastAsia="Courier New" w:hAnsi="Courier New"/>
+                <w:rFonts w:ascii="Courier New" w:eastAsia="Courier New" w:hAnsi="Courier New" w:cs="Courier New"/>
                 <w:sz w:val="19"/>
                 <w:szCs w:val="19"/>
               </w:rPr>
-              <w:t xml:space="preserve">Wejście:  liczba kolorów k (liczba całkowita)</w:t>
+              <w:t>Wejście:  liczba kolorów k (liczba całkowita)</w:t>
             </w:r>
           </w:p>
           <w:p>
             <w:pPr>
-              <w:spacing w:after="0" w:before="0" w:line="240" w:lineRule="exact"/>
+              <w:spacing w:line="240" w:lineRule="exact"/>
             </w:pPr>
             <w:r>
               <w:rPr>
-                <w:rFonts w:ascii="Courier New" w:cs="Courier New" w:eastAsia="Courier New" w:hAnsi="Courier New"/>
+                <w:rFonts w:ascii="Courier New" w:eastAsia="Courier New" w:hAnsi="Courier New" w:cs="Courier New"/>
                 <w:sz w:val="19"/>
                 <w:szCs w:val="19"/>
               </w:rPr>
-              <w:t xml:space="preserve">Wyjście:  liczba różnych kolorowań N</w:t>
+              <w:t>Wyjście:  liczba różnych kolorowań N</w:t>
             </w:r>
           </w:p>
           <w:p>
             <w:pPr>
-              <w:spacing w:after="0" w:before="0" w:line="240" w:lineRule="exact"/>
+              <w:spacing w:line="240" w:lineRule="exact"/>
+            </w:pPr>
+          </w:p>
+          <w:p>
+            <w:pPr>
+              <w:spacing w:line="240" w:lineRule="exact"/>
             </w:pPr>
             <w:r>
               <w:rPr>
-                <w:rFonts w:ascii="Courier New" w:cs="Courier New" w:eastAsia="Courier New" w:hAnsi="Courier New"/>
+                <w:rFonts w:ascii="Courier New" w:eastAsia="Courier New" w:hAnsi="Courier New" w:cs="Courier New"/>
                 <w:sz w:val="19"/>
                 <w:szCs w:val="19"/>
               </w:rPr>
-              <w:t xml:space="preserve"/>
+              <w:t>jeżeli k &lt; 0 to</w:t>
             </w:r>
           </w:p>
           <w:p>
             <w:pPr>
-              <w:spacing w:after="0" w:before="0" w:line="240" w:lineRule="exact"/>
+              <w:spacing w:line="240" w:lineRule="exact"/>
             </w:pPr>
             <w:r>
               <w:rPr>
-                <w:rFonts w:ascii="Courier New" w:cs="Courier New" w:eastAsia="Courier New" w:hAnsi="Courier New"/>
-                <w:sz w:val="19"/>
-                <w:szCs w:val="19"/>
-              </w:rPr>
-              <w:t xml:space="preserve">jeżeli k &lt; 0 to</w:t>
-            </w:r>
-          </w:p>
-          <w:p>
-            <w:pPr>
-              <w:spacing w:after="0" w:before="0" w:line="240" w:lineRule="exact"/>
-            </w:pPr>
-            <w:r>
-              <w:rPr>
-                <w:rFonts w:ascii="Courier New" w:cs="Courier New" w:eastAsia="Courier New" w:hAnsi="Courier New"/>
+                <w:rFonts w:ascii="Courier New" w:eastAsia="Courier New" w:hAnsi="Courier New" w:cs="Courier New"/>
                 <w:sz w:val="19"/>
                 <w:szCs w:val="19"/>
               </w:rPr>
@@ -2689,28 +4039,28 @@
           </w:p>
           <w:p>
             <w:pPr>
-              <w:spacing w:after="0" w:before="0" w:line="240" w:lineRule="exact"/>
+              <w:spacing w:line="240" w:lineRule="exact"/>
             </w:pPr>
             <w:r>
               <w:rPr>
-                <w:rFonts w:ascii="Courier New" w:cs="Courier New" w:eastAsia="Courier New" w:hAnsi="Courier New"/>
+                <w:rFonts w:ascii="Courier New" w:eastAsia="Courier New" w:hAnsi="Courier New" w:cs="Courier New"/>
                 <w:sz w:val="19"/>
                 <w:szCs w:val="19"/>
               </w:rPr>
-              <w:t xml:space="preserve">N ← (k³ + 2·k) / 3</w:t>
+              <w:t>N ← (k³ + 2·k) / 3</w:t>
             </w:r>
           </w:p>
           <w:p>
             <w:pPr>
-              <w:spacing w:after="0" w:before="0" w:line="240" w:lineRule="exact"/>
+              <w:spacing w:line="240" w:lineRule="exact"/>
             </w:pPr>
             <w:r>
               <w:rPr>
-                <w:rFonts w:ascii="Courier New" w:cs="Courier New" w:eastAsia="Courier New" w:hAnsi="Courier New"/>
+                <w:rFonts w:ascii="Courier New" w:eastAsia="Courier New" w:hAnsi="Courier New" w:cs="Courier New"/>
                 <w:sz w:val="19"/>
                 <w:szCs w:val="19"/>
               </w:rPr>
-              <w:t xml:space="preserve">zwróć N</w:t>
+              <w:t>zwróć N</w:t>
             </w:r>
           </w:p>
         </w:tc>
@@ -2720,21 +4070,26 @@
       <w:pPr>
         <w:pStyle w:val="Heading2"/>
       </w:pPr>
-      <w:r>
-        <w:t xml:space="preserve">4.4. Implementacja</w:t>
-      </w:r>
-    </w:p>
-    <w:p>
-      <w:r>
-        <w:t xml:space="preserve">Implementacja w języku JavaScript (listing 2) wynika wprost z pseudokodu. Funkcja </w:t>
-      </w:r>
-      <w:r>
-        <w:rPr>
-          <w:rFonts w:ascii="Courier New" w:cs="Courier New" w:eastAsia="Courier New" w:hAnsi="Courier New"/>
+      <w:bookmarkStart w:id="17" w:name="_Toc231311308"/>
+      <w:r>
+        <w:t>4.4. Implementacja</w:t>
+      </w:r>
+      <w:bookmarkEnd w:id="17"/>
+    </w:p>
+    <w:p>
+      <w:r>
+        <w:t>Implementacja w języku JavaScript (listing 2) wynika wpro</w:t>
+      </w:r>
+      <w:r>
+        <w:t xml:space="preserve">st z pseudokodu. Funkcja </w:t>
+      </w:r>
+      <w:r>
+        <w:rPr>
+          <w:rFonts w:ascii="Courier New" w:eastAsia="Courier New" w:hAnsi="Courier New" w:cs="Courier New"/>
           <w:sz w:val="20"/>
           <w:szCs w:val="20"/>
         </w:rPr>
-        <w:t xml:space="preserve">countTriangleColorings</w:t>
+        <w:t>countTriangleColorings</w:t>
       </w:r>
       <w:r>
         <w:t xml:space="preserve"> przyjmuje liczbę kolorów i zwraca liczbę różnych kolorowań.</w:t>
@@ -2742,14 +4097,14 @@
     </w:p>
     <w:p>
       <w:pPr>
-        <w:spacing w:after="40" w:before="120"/>
+        <w:spacing w:before="120" w:after="40"/>
       </w:pPr>
       <w:r>
         <w:rPr>
           <w:b/>
           <w:bCs/>
         </w:rPr>
-        <w:t xml:space="preserve">Listing 2.</w:t>
+        <w:t>Listing 2.</w:t>
       </w:r>
       <w:r>
         <w:t xml:space="preserve"> Implementacja w języku JavaScript</w:t>
@@ -2757,87 +4112,111 @@
     </w:p>
     <w:tbl>
       <w:tblPr>
-        <w:tblW w:type="dxa" w:w="9000"/>
+        <w:tblW w:w="9000" w:type="dxa"/>
+        <w:tblInd w:w="150" w:type="dxa"/>
         <w:tblBorders>
-          <w:top w:val="single" w:color="auto" w:sz="4"/>
-          <w:left w:val="single" w:color="auto" w:sz="4"/>
-          <w:bottom w:val="single" w:color="auto" w:sz="4"/>
-          <w:right w:val="single" w:color="auto" w:sz="4"/>
-          <w:insideH w:val="single" w:color="auto" w:sz="4"/>
-          <w:insideV w:val="single" w:color="auto" w:sz="4"/>
+          <w:top w:val="single" w:sz="4" w:space="0" w:color="auto"/>
+          <w:left w:val="single" w:sz="4" w:space="0" w:color="auto"/>
+          <w:bottom w:val="single" w:sz="4" w:space="0" w:color="auto"/>
+          <w:right w:val="single" w:sz="4" w:space="0" w:color="auto"/>
+          <w:insideH w:val="single" w:sz="4" w:space="0" w:color="auto"/>
+          <w:insideV w:val="single" w:sz="4" w:space="0" w:color="auto"/>
         </w:tblBorders>
+        <w:tblCellMar>
+          <w:left w:w="10" w:type="dxa"/>
+          <w:right w:w="10" w:type="dxa"/>
+        </w:tblCellMar>
+        <w:tblLook w:val="04A0" w:firstRow="1" w:lastRow="0" w:firstColumn="1" w:lastColumn="0" w:noHBand="0" w:noVBand="1"/>
       </w:tblPr>
       <w:tblGrid>
         <w:gridCol w:w="9000"/>
       </w:tblGrid>
       <w:tr>
+        <w:tblPrEx>
+          <w:tblCellMar>
+            <w:top w:w="0" w:type="dxa"/>
+            <w:bottom w:w="0" w:type="dxa"/>
+          </w:tblCellMar>
+        </w:tblPrEx>
         <w:tc>
           <w:tcPr>
-            <w:tcW w:type="dxa" w:w="9000"/>
+            <w:tcW w:w="9000" w:type="dxa"/>
             <w:tcBorders>
-              <w:top w:val="single" w:color="888888" w:sz="6"/>
-              <w:left w:val="single" w:color="888888" w:sz="6"/>
-              <w:bottom w:val="single" w:color="888888" w:sz="6"/>
-              <w:right w:val="single" w:color="888888" w:sz="6"/>
+              <w:top w:val="single" w:sz="6" w:space="0" w:color="888888"/>
+              <w:left w:val="single" w:sz="6" w:space="0" w:color="888888"/>
+              <w:bottom w:val="single" w:sz="6" w:space="0" w:color="888888"/>
+              <w:right w:val="single" w:sz="6" w:space="0" w:color="888888"/>
             </w:tcBorders>
-            <w:shd w:fill="F5F5F5" w:val="clear"/>
+            <w:shd w:val="clear" w:color="auto" w:fill="F5F5F5"/>
             <w:tcMar>
-              <w:top w:type="dxa" w:w="80"/>
-              <w:left w:type="dxa" w:w="160"/>
-              <w:bottom w:type="dxa" w:w="80"/>
-              <w:right w:type="dxa" w:w="160"/>
+              <w:top w:w="80" w:type="dxa"/>
+              <w:left w:w="160" w:type="dxa"/>
+              <w:bottom w:w="80" w:type="dxa"/>
+              <w:right w:w="160" w:type="dxa"/>
             </w:tcMar>
           </w:tcPr>
           <w:p>
             <w:pPr>
-              <w:spacing w:after="0" w:before="0" w:line="240" w:lineRule="exact"/>
+              <w:spacing w:line="240" w:lineRule="exact"/>
+              <w:rPr>
+                <w:lang w:val="en-US"/>
+              </w:rPr>
             </w:pPr>
             <w:r>
               <w:rPr>
-                <w:rFonts w:ascii="Courier New" w:cs="Courier New" w:eastAsia="Courier New" w:hAnsi="Courier New"/>
+                <w:rFonts w:ascii="Courier New" w:eastAsia="Courier New" w:hAnsi="Courier New" w:cs="Courier New"/>
                 <w:sz w:val="19"/>
                 <w:szCs w:val="19"/>
+                <w:lang w:val="en-US"/>
               </w:rPr>
-              <w:t xml:space="preserve">function countTriangleColorings(k) {</w:t>
+              <w:t>function countTriangleColorings(k) {</w:t>
             </w:r>
           </w:p>
           <w:p>
             <w:pPr>
-              <w:spacing w:after="0" w:before="0" w:line="240" w:lineRule="exact"/>
+              <w:spacing w:line="240" w:lineRule="exact"/>
+              <w:rPr>
+                <w:lang w:val="en-US"/>
+              </w:rPr>
             </w:pPr>
             <w:r>
               <w:rPr>
-                <w:rFonts w:ascii="Courier New" w:cs="Courier New" w:eastAsia="Courier New" w:hAnsi="Courier New"/>
+                <w:rFonts w:ascii="Courier New" w:eastAsia="Courier New" w:hAnsi="Courier New" w:cs="Courier New"/>
                 <w:sz w:val="19"/>
                 <w:szCs w:val="19"/>
+                <w:lang w:val="en-US"/>
               </w:rPr>
               <w:t xml:space="preserve">  if (k &lt; 0) return 0;</w:t>
             </w:r>
           </w:p>
           <w:p>
             <w:pPr>
-              <w:spacing w:after="0" w:before="0" w:line="240" w:lineRule="exact"/>
+              <w:spacing w:line="240" w:lineRule="exact"/>
+              <w:rPr>
+                <w:lang w:val="en-US"/>
+              </w:rPr>
             </w:pPr>
             <w:r>
               <w:rPr>
-                <w:rFonts w:ascii="Courier New" w:cs="Courier New" w:eastAsia="Courier New" w:hAnsi="Courier New"/>
+                <w:rFonts w:ascii="Courier New" w:eastAsia="Courier New" w:hAnsi="Courier New" w:cs="Courier New"/>
                 <w:sz w:val="19"/>
                 <w:szCs w:val="19"/>
+                <w:lang w:val="en-US"/>
               </w:rPr>
               <w:t xml:space="preserve">  return (Math.pow(k, 3) + 2 * k) / 3;</w:t>
             </w:r>
           </w:p>
           <w:p>
             <w:pPr>
-              <w:spacing w:after="0" w:before="0" w:line="240" w:lineRule="exact"/>
+              <w:spacing w:line="240" w:lineRule="exact"/>
             </w:pPr>
             <w:r>
               <w:rPr>
-                <w:rFonts w:ascii="Courier New" w:cs="Courier New" w:eastAsia="Courier New" w:hAnsi="Courier New"/>
+                <w:rFonts w:ascii="Courier New" w:eastAsia="Courier New" w:hAnsi="Courier New" w:cs="Courier New"/>
                 <w:sz w:val="19"/>
                 <w:szCs w:val="19"/>
               </w:rPr>
-              <w:t xml:space="preserve">}</w:t>
+              <w:t>}</w:t>
             </w:r>
           </w:p>
         </w:tc>
@@ -2849,11 +4228,11 @@
       </w:r>
       <w:r>
         <w:rPr>
-          <w:rFonts w:ascii="Courier New" w:cs="Courier New" w:eastAsia="Courier New" w:hAnsi="Courier New"/>
+          <w:rFonts w:ascii="Courier New" w:eastAsia="Courier New" w:hAnsi="Courier New" w:cs="Courier New"/>
           <w:sz w:val="20"/>
           <w:szCs w:val="20"/>
         </w:rPr>
-        <w:t xml:space="preserve">Math.pow</w:t>
+        <w:t>Math.pow</w:t>
       </w:r>
       <w:r>
         <w:t xml:space="preserve"> zwraca liczbę typu </w:t>
@@ -2863,22 +4242,25 @@
           <w:i/>
           <w:iCs/>
         </w:rPr>
-        <w:t xml:space="preserve">double</w:t>
-      </w:r>
-      <w:r>
-        <w:t xml:space="preserve">, a dzielenie przez 3 także wykonywane jest na liczbach zmiennoprzecinkowych. Dla dużych wartości k może to prowadzić do utraty dokładności, mimo że wynik jest matematycznie liczbą całkowitą. Z tego powodu w zastosowaniach praktycznych korzystniejsza bywa arytmetyka całkowitoliczbowa, jak w implementacji w języku C++ (listing 3).</w:t>
-      </w:r>
-    </w:p>
-    <w:p>
-      <w:pPr>
-        <w:spacing w:after="40" w:before="120"/>
+        <w:t>double</w:t>
+      </w:r>
+      <w:r>
+        <w:t>, a dzielenie przez 3 także wykonywane jest na liczbach zmiennoprzecinkowych. Dla dużych wartości k może to prowadzić do utraty dokładności, mimo że wynik</w:t>
+      </w:r>
+      <w:r>
+        <w:t xml:space="preserve"> jest matematycznie liczbą całkowitą. Z tego powodu w zastosowaniach praktycznych korzystniejsza bywa arytmetyka całkowitoliczbowa, jak w implementacji w języku C++ (listing 3).</w:t>
+      </w:r>
+    </w:p>
+    <w:p>
+      <w:pPr>
+        <w:spacing w:before="120" w:after="40"/>
       </w:pPr>
       <w:r>
         <w:rPr>
           <w:b/>
           <w:bCs/>
         </w:rPr>
-        <w:t xml:space="preserve">Listing 3.</w:t>
+        <w:t>Listing 3.</w:t>
       </w:r>
       <w:r>
         <w:t xml:space="preserve"> Implementacja w języku C++ (arytmetyka całkowitoliczbowa)</w:t>
@@ -2886,87 +4268,120 @@
     </w:p>
     <w:tbl>
       <w:tblPr>
-        <w:tblW w:type="dxa" w:w="9000"/>
+        <w:tblW w:w="9000" w:type="dxa"/>
+        <w:tblInd w:w="150" w:type="dxa"/>
         <w:tblBorders>
-          <w:top w:val="single" w:color="auto" w:sz="4"/>
-          <w:left w:val="single" w:color="auto" w:sz="4"/>
-          <w:bottom w:val="single" w:color="auto" w:sz="4"/>
-          <w:right w:val="single" w:color="auto" w:sz="4"/>
-          <w:insideH w:val="single" w:color="auto" w:sz="4"/>
-          <w:insideV w:val="single" w:color="auto" w:sz="4"/>
+          <w:top w:val="single" w:sz="4" w:space="0" w:color="auto"/>
+          <w:left w:val="single" w:sz="4" w:space="0" w:color="auto"/>
+          <w:bottom w:val="single" w:sz="4" w:space="0" w:color="auto"/>
+          <w:right w:val="single" w:sz="4" w:space="0" w:color="auto"/>
+          <w:insideH w:val="single" w:sz="4" w:space="0" w:color="auto"/>
+          <w:insideV w:val="single" w:sz="4" w:space="0" w:color="auto"/>
         </w:tblBorders>
+        <w:tblCellMar>
+          <w:left w:w="10" w:type="dxa"/>
+          <w:right w:w="10" w:type="dxa"/>
+        </w:tblCellMar>
+        <w:tblLook w:val="04A0" w:firstRow="1" w:lastRow="0" w:firstColumn="1" w:lastColumn="0" w:noHBand="0" w:noVBand="1"/>
       </w:tblPr>
       <w:tblGrid>
         <w:gridCol w:w="9000"/>
       </w:tblGrid>
       <w:tr>
+        <w:tblPrEx>
+          <w:tblCellMar>
+            <w:top w:w="0" w:type="dxa"/>
+            <w:bottom w:w="0" w:type="dxa"/>
+          </w:tblCellMar>
+        </w:tblPrEx>
         <w:tc>
           <w:tcPr>
-            <w:tcW w:type="dxa" w:w="9000"/>
+            <w:tcW w:w="9000" w:type="dxa"/>
             <w:tcBorders>
-              <w:top w:val="single" w:color="888888" w:sz="6"/>
-              <w:left w:val="single" w:color="888888" w:sz="6"/>
-              <w:bottom w:val="single" w:color="888888" w:sz="6"/>
-              <w:right w:val="single" w:color="888888" w:sz="6"/>
+              <w:top w:val="single" w:sz="6" w:space="0" w:color="888888"/>
+              <w:left w:val="single" w:sz="6" w:space="0" w:color="888888"/>
+              <w:bottom w:val="single" w:sz="6" w:space="0" w:color="888888"/>
+              <w:right w:val="single" w:sz="6" w:space="0" w:color="888888"/>
             </w:tcBorders>
-            <w:shd w:fill="F5F5F5" w:val="clear"/>
+            <w:shd w:val="clear" w:color="auto" w:fill="F5F5F5"/>
             <w:tcMar>
-              <w:top w:type="dxa" w:w="80"/>
-              <w:left w:type="dxa" w:w="160"/>
-              <w:bottom w:type="dxa" w:w="80"/>
-              <w:right w:type="dxa" w:w="160"/>
+              <w:top w:w="80" w:type="dxa"/>
+              <w:left w:w="160" w:type="dxa"/>
+              <w:bottom w:w="80" w:type="dxa"/>
+              <w:right w:w="160" w:type="dxa"/>
             </w:tcMar>
           </w:tcPr>
           <w:p>
             <w:pPr>
-              <w:spacing w:after="0" w:before="0" w:line="240" w:lineRule="exact"/>
+              <w:spacing w:line="240" w:lineRule="exact"/>
+              <w:rPr>
+                <w:lang w:val="en-US"/>
+              </w:rPr>
             </w:pPr>
             <w:r>
               <w:rPr>
-                <w:rFonts w:ascii="Courier New" w:cs="Courier New" w:eastAsia="Courier New" w:hAnsi="Courier New"/>
+                <w:rFonts w:ascii="Courier New" w:eastAsia="Courier New" w:hAnsi="Courier New" w:cs="Courier New"/>
                 <w:sz w:val="19"/>
                 <w:szCs w:val="19"/>
+                <w:lang w:val="en-US"/>
               </w:rPr>
-              <w:t xml:space="preserve">long long countTriangleColorings(long long k) {</w:t>
+              <w:t>long long</w:t>
+            </w:r>
+            <w:r>
+              <w:rPr>
+                <w:rFonts w:ascii="Courier New" w:eastAsia="Courier New" w:hAnsi="Courier New" w:cs="Courier New"/>
+                <w:sz w:val="19"/>
+                <w:szCs w:val="19"/>
+                <w:lang w:val="en-US"/>
+              </w:rPr>
+              <w:t xml:space="preserve"> countTriangleColorings(long long k) {</w:t>
             </w:r>
           </w:p>
           <w:p>
             <w:pPr>
-              <w:spacing w:after="0" w:before="0" w:line="240" w:lineRule="exact"/>
+              <w:spacing w:line="240" w:lineRule="exact"/>
+              <w:rPr>
+                <w:lang w:val="en-US"/>
+              </w:rPr>
             </w:pPr>
             <w:r>
               <w:rPr>
-                <w:rFonts w:ascii="Courier New" w:cs="Courier New" w:eastAsia="Courier New" w:hAnsi="Courier New"/>
+                <w:rFonts w:ascii="Courier New" w:eastAsia="Courier New" w:hAnsi="Courier New" w:cs="Courier New"/>
                 <w:sz w:val="19"/>
                 <w:szCs w:val="19"/>
+                <w:lang w:val="en-US"/>
               </w:rPr>
               <w:t xml:space="preserve">    if (k &lt; 0) return 0;</w:t>
             </w:r>
           </w:p>
           <w:p>
             <w:pPr>
-              <w:spacing w:after="0" w:before="0" w:line="240" w:lineRule="exact"/>
+              <w:spacing w:line="240" w:lineRule="exact"/>
+              <w:rPr>
+                <w:lang w:val="en-US"/>
+              </w:rPr>
             </w:pPr>
             <w:r>
               <w:rPr>
-                <w:rFonts w:ascii="Courier New" w:cs="Courier New" w:eastAsia="Courier New" w:hAnsi="Courier New"/>
+                <w:rFonts w:ascii="Courier New" w:eastAsia="Courier New" w:hAnsi="Courier New" w:cs="Courier New"/>
                 <w:sz w:val="19"/>
                 <w:szCs w:val="19"/>
+                <w:lang w:val="en-US"/>
               </w:rPr>
               <w:t xml:space="preserve">    return (k * k * k + 2 * k) / 3;</w:t>
             </w:r>
           </w:p>
           <w:p>
             <w:pPr>
-              <w:spacing w:after="0" w:before="0" w:line="240" w:lineRule="exact"/>
+              <w:spacing w:line="240" w:lineRule="exact"/>
             </w:pPr>
             <w:r>
               <w:rPr>
-                <w:rFonts w:ascii="Courier New" w:cs="Courier New" w:eastAsia="Courier New" w:hAnsi="Courier New"/>
+                <w:rFonts w:ascii="Courier New" w:eastAsia="Courier New" w:hAnsi="Courier New" w:cs="Courier New"/>
                 <w:sz w:val="19"/>
                 <w:szCs w:val="19"/>
               </w:rPr>
-              <w:t xml:space="preserve">}</w:t>
+              <w:t>}</w:t>
             </w:r>
           </w:p>
         </w:tc>
@@ -2978,49 +4393,55 @@
       </w:r>
       <w:r>
         <w:rPr>
-          <w:rFonts w:ascii="Courier New" w:cs="Courier New" w:eastAsia="Courier New" w:hAnsi="Courier New"/>
+          <w:rFonts w:ascii="Courier New" w:eastAsia="Courier New" w:hAnsi="Courier New" w:cs="Courier New"/>
           <w:sz w:val="20"/>
           <w:szCs w:val="20"/>
         </w:rPr>
-        <w:t xml:space="preserve">long long</w:t>
+        <w:t>long long</w:t>
       </w:r>
       <w:r>
         <w:t xml:space="preserve">; w takiej sytuacji należałoby użyć typu o większym zakresie (np. </w:t>
       </w:r>
       <w:r>
         <w:rPr>
-          <w:rFonts w:ascii="Courier New" w:cs="Courier New" w:eastAsia="Courier New" w:hAnsi="Courier New"/>
+          <w:rFonts w:ascii="Courier New" w:eastAsia="Courier New" w:hAnsi="Courier New" w:cs="Courier New"/>
           <w:sz w:val="20"/>
           <w:szCs w:val="20"/>
         </w:rPr>
-        <w:t xml:space="preserve">__int128</w:t>
+        <w:t>__int128</w:t>
       </w:r>
       <w:r>
         <w:t xml:space="preserve">) lub arytmetyki liczb dowolnej precyzji (w JavaScript – typu </w:t>
       </w:r>
       <w:r>
         <w:rPr>
-          <w:rFonts w:ascii="Courier New" w:cs="Courier New" w:eastAsia="Courier New" w:hAnsi="Courier New"/>
+          <w:rFonts w:ascii="Courier New" w:eastAsia="Courier New" w:hAnsi="Courier New" w:cs="Courier New"/>
           <w:sz w:val="20"/>
           <w:szCs w:val="20"/>
         </w:rPr>
-        <w:t xml:space="preserve">BigInt</w:t>
-      </w:r>
-      <w:r>
-        <w:t xml:space="preserve">).</w:t>
+        <w:t>BigInt</w:t>
+      </w:r>
+      <w:r>
+        <w:t>).</w:t>
       </w:r>
     </w:p>
     <w:p>
       <w:pPr>
         <w:pStyle w:val="Heading2"/>
       </w:pPr>
-      <w:r>
-        <w:t xml:space="preserve">4.5. Złożoność obliczeniowa</w:t>
-      </w:r>
-    </w:p>
-    <w:p>
-      <w:r>
-        <w:t xml:space="preserve">Algorytm wykonuje stałą liczbę operacji arytmetycznych (jedno potęgowanie, jedno mnożenie, jedno dodawanie i jedno dzielenie), niezależną od wartości k. Przy założeniu jednostkowego kosztu operacji na liczbach mieszczących się w słowie maszynowym jego złożoność czasowa wynosi O(1), a złożoność pamięciowa O(1).</w:t>
+      <w:bookmarkStart w:id="18" w:name="_Toc231311309"/>
+      <w:r>
+        <w:lastRenderedPageBreak/>
+        <w:t>4.5. Złożoność obliczeniowa</w:t>
+      </w:r>
+      <w:bookmarkEnd w:id="18"/>
+    </w:p>
+    <w:p>
+      <w:r>
+        <w:t>Algorytm wykonuje stałą liczbę operacji arytmetycznych (jedno potęgowanie, jedno mnożenie, jedno dodawanie i jedno dzielenie), niezależną od wartości k. Przy</w:t>
+      </w:r>
+      <w:r>
+        <w:t xml:space="preserve"> założeniu jednostkowego kosztu operacji na liczbach mieszczących się w słowie maszynowym jego złożoność czasowa wynosi O(1), a złożoność pamięciowa O(1).</w:t>
       </w:r>
       <w:r>
         <w:rPr>
@@ -3029,52 +4450,69 @@
         <w:footnoteReference w:id="5"/>
       </w:r>
       <w:r>
-        <w:t xml:space="preserve"> Dla porównania, naiwne wygenerowanie i deduplikacja wszystkich kolorowań wymagałyby przejrzenia k³ przypadków, czyli czasu O(k³). Dla liczb k o b bitach, gdy uwzględnimy koszt arytmetyki dużych liczb, czas jest zdominowany przez obliczenie k³ i rośnie wraz z b, lecz wciąż pozostaje niezależny od liczby kolorowań.</w:t>
+        <w:t xml:space="preserve"> Dla porównania, naiwne wygenerowanie i deduplikacja wszystkich kolorowań wymagałyby przejrzenia k³ p</w:t>
+      </w:r>
+      <w:r>
+        <w:t>rzypadków, czyli czasu O(k³). Dla liczb k o b bitach, gdy uwzględnimy koszt arytmetyki dużych liczb, czas jest zdominowany przez obliczenie k³ i rośnie wraz z b, lecz wciąż pozostaje niezależny od liczby kolorowań.</w:t>
       </w:r>
     </w:p>
     <w:p>
       <w:pPr>
         <w:pStyle w:val="Heading1"/>
       </w:pPr>
-      <w:r>
-        <w:t xml:space="preserve">5. Odpowiedź</w:t>
-      </w:r>
-    </w:p>
-    <w:p>
-      <w:r>
-        <w:t xml:space="preserve">Liczba różnych sposobów pokolorowania wierzchołków trójkąta równobocznego przy użyciu niektórych bądź wszystkich spośród k kolorów, przy utożsamieniu kolorowań różniących się jedynie obrotem, wynosi</w:t>
+      <w:bookmarkStart w:id="19" w:name="_Toc231311310"/>
+      <w:r>
+        <w:t>5. Odpowiedź</w:t>
+      </w:r>
+      <w:bookmarkEnd w:id="19"/>
+    </w:p>
+    <w:p>
+      <w:r>
+        <w:t>Liczba różnych sposobów pokolorowania wierzchołków trójkąta równobocznego przy użyciu niektórych bądź wszystkich spośród k kolorów, przy utożsamieniu kolorowań różniących się jedynie obrotem, wynosi</w:t>
       </w:r>
     </w:p>
     <w:tbl>
       <w:tblPr>
-        <w:tblW w:type="dxa" w:w="6000"/>
+        <w:tblW w:w="6000" w:type="dxa"/>
+        <w:tblInd w:w="190" w:type="dxa"/>
         <w:tblBorders>
-          <w:top w:val="single" w:color="auto" w:sz="4"/>
-          <w:left w:val="single" w:color="auto" w:sz="4"/>
-          <w:bottom w:val="single" w:color="auto" w:sz="4"/>
-          <w:right w:val="single" w:color="auto" w:sz="4"/>
-          <w:insideH w:val="single" w:color="auto" w:sz="4"/>
-          <w:insideV w:val="single" w:color="auto" w:sz="4"/>
+          <w:top w:val="single" w:sz="4" w:space="0" w:color="auto"/>
+          <w:left w:val="single" w:sz="4" w:space="0" w:color="auto"/>
+          <w:bottom w:val="single" w:sz="4" w:space="0" w:color="auto"/>
+          <w:right w:val="single" w:sz="4" w:space="0" w:color="auto"/>
+          <w:insideH w:val="single" w:sz="4" w:space="0" w:color="auto"/>
+          <w:insideV w:val="single" w:sz="4" w:space="0" w:color="auto"/>
         </w:tblBorders>
+        <w:tblCellMar>
+          <w:left w:w="10" w:type="dxa"/>
+          <w:right w:w="10" w:type="dxa"/>
+        </w:tblCellMar>
+        <w:tblLook w:val="04A0" w:firstRow="1" w:lastRow="0" w:firstColumn="1" w:lastColumn="0" w:noHBand="0" w:noVBand="1"/>
       </w:tblPr>
       <w:tblGrid>
         <w:gridCol w:w="6000"/>
       </w:tblGrid>
       <w:tr>
+        <w:tblPrEx>
+          <w:tblCellMar>
+            <w:top w:w="0" w:type="dxa"/>
+            <w:bottom w:w="0" w:type="dxa"/>
+          </w:tblCellMar>
+        </w:tblPrEx>
         <w:tc>
           <w:tcPr>
-            <w:tcW w:type="dxa" w:w="6000"/>
+            <w:tcW w:w="6000" w:type="dxa"/>
             <w:tcBorders>
-              <w:top w:val="single" w:color="000000" w:sz="8"/>
-              <w:left w:val="single" w:color="000000" w:sz="8"/>
-              <w:bottom w:val="single" w:color="000000" w:sz="8"/>
-              <w:right w:val="single" w:color="000000" w:sz="8"/>
+              <w:top w:val="single" w:sz="8" w:space="0" w:color="000000"/>
+              <w:left w:val="single" w:sz="8" w:space="0" w:color="000000"/>
+              <w:bottom w:val="single" w:sz="8" w:space="0" w:color="000000"/>
+              <w:right w:val="single" w:sz="8" w:space="0" w:color="000000"/>
             </w:tcBorders>
             <w:tcMar>
-              <w:top w:type="dxa" w:w="120"/>
-              <w:left w:type="dxa" w:w="200"/>
-              <w:bottom w:type="dxa" w:w="120"/>
-              <w:right w:type="dxa" w:w="200"/>
+              <w:top w:w="120" w:type="dxa"/>
+              <w:left w:w="200" w:type="dxa"/>
+              <w:bottom w:w="120" w:type="dxa"/>
+              <w:right w:w="200" w:type="dxa"/>
             </w:tcMar>
           </w:tcPr>
           <w:p>
@@ -3085,12 +4523,10 @@
               <w:rPr>
                 <w:b/>
                 <w:bCs/>
-                <w:i w:val="false"/>
-                <w:iCs w:val="false"/>
                 <w:sz w:val="28"/>
                 <w:szCs w:val="28"/>
               </w:rPr>
-              <w:t xml:space="preserve">N = (k³ + 2k) / 3     dla k ≥ 0,</w:t>
+              <w:t>N = (k³ + 2k) / 3     dla k ≥ 0,</w:t>
             </w:r>
           </w:p>
         </w:tc>
@@ -3103,32 +4539,43 @@
     </w:p>
     <w:p>
       <w:r>
-        <w:t xml:space="preserve">a dla k &lt; 0 przyjmujemy N = 0 (zgodnie z konwencją przyjętą w implementacji). Przykładowo dla k = 3 otrzymujemy N = 11 różnych kolorowań.</w:t>
+        <w:t>a dla k &lt; 0 przyjmujem</w:t>
+      </w:r>
+      <w:r>
+        <w:t>y N = 0 (zgodnie z konwencją przyjętą w implementacji). Przykładowo dla k = 3 otrzymujemy N = 11 różnych kolorowań.</w:t>
       </w:r>
     </w:p>
     <w:p>
       <w:pPr>
         <w:pStyle w:val="Heading1"/>
       </w:pPr>
-      <w:r>
-        <w:t xml:space="preserve">6. Wnioski</w:t>
-      </w:r>
-    </w:p>
-    <w:p>
-      <w:r>
-        <w:t xml:space="preserve">Lemat Burnside'a okazał się skutecznym narzędziem: zamiast generować i porównywać wszystkie k³ kolorowań, sprowadziliśmy zadanie do zsumowania liczby punktów stałych trzech obrotów i uzyskaliśmy zwarty wzór (4). Z punktu widzenia algorytmiki oznacza to redukcję problemu o potencjalnie wykładniczej liczbie obiektów do obliczenia o stałej złożoności O(1).</w:t>
-      </w:r>
-    </w:p>
-    <w:p>
-      <w:r>
-        <w:t xml:space="preserve">Otrzymana wartość N = (k³+2k)/3 pokrywa się z liczbą tzw. </w:t>
-      </w:r>
-      <w:r>
-        <w:rPr>
-          <w:i/>
-          <w:iCs/>
-        </w:rPr>
-        <w:t xml:space="preserve">naszyjników</w:t>
+      <w:bookmarkStart w:id="20" w:name="_Toc231311311"/>
+      <w:r>
+        <w:t>6. Wnioski</w:t>
+      </w:r>
+      <w:bookmarkEnd w:id="20"/>
+    </w:p>
+    <w:p>
+      <w:r>
+        <w:t xml:space="preserve">Lemat Burnside'a okazał się skutecznym narzędziem: zamiast generować i porównywać wszystkie k³ kolorowań, sprowadziliśmy zadanie </w:t>
+      </w:r>
+      <w:r>
+        <w:t>do zsumowania liczby punktów stałych trzech obrotów i uzyskaliśmy zwarty wzór (4). Z punktu widzenia algorytmiki oznacza to redukcję problemu o potencjalnie wykładniczej liczbie obiektów do obliczenia o stałej złożoności O(1).</w:t>
+      </w:r>
+    </w:p>
+    <w:p>
+      <w:r>
+        <w:t>Otrzymana wartość N = (k³+2k)</w:t>
+      </w:r>
+      <w:r>
+        <w:t xml:space="preserve">/3 pokrywa się z liczbą tzw. </w:t>
+      </w:r>
+      <w:r>
+        <w:rPr>
+          <w:i/>
+          <w:iCs/>
+        </w:rPr>
+        <w:t>naszyjników</w:t>
       </w:r>
       <w:r>
         <w:t xml:space="preserve"> (z ang. </w:t>
@@ -3138,10 +4585,17 @@
           <w:i/>
           <w:iCs/>
         </w:rPr>
-        <w:t xml:space="preserve">necklaces</w:t>
-      </w:r>
-      <w:r>
-        <w:t xml:space="preserve">) o trzech koralikach w k kolorach, rozróżnialnych z dokładnością do obrotu. Ogólny wzór na liczbę takich naszyjników o n koralikach ma postać (1/n)·Σ_{d|n} φ(d)·k^{n/d}, gdzie φ to funkcja Eulera; dla n = 3 daje on (1/3)·(k³ + 2k), co potwierdza nasz wynik.</w:t>
+        <w:t>necklaces</w:t>
+      </w:r>
+      <w:r>
+        <w:t xml:space="preserve">) o trzech koralikach w k kolorach, rozróżnialnych z dokładnością do obrotu. Ogólny wzór na </w:t>
+      </w:r>
+      <w:r>
+        <w:lastRenderedPageBreak/>
+        <w:t xml:space="preserve">liczbę takich naszyjników o n koralikach ma postać (1/n)·Σ_{d|n} φ(d)·k^{n/d}, gdzie φ to funkcja Eulera; </w:t>
+      </w:r>
+      <w:r>
+        <w:t>dla n = 3 daje on (1/3)·(k³ + 2k), co potwierdza nasz wynik.</w:t>
       </w:r>
       <w:r>
         <w:rPr>
@@ -3152,27 +4606,35 @@
     </w:p>
     <w:p>
       <w:r>
-        <w:t xml:space="preserve">Warto zauważyć, jak zmieniłby się wynik, gdyby – wbrew treści zadania – dopuścić również odbicia. Pełna grupa symetrii trójkąta równobocznego to wówczas grupa dihedralna D₃ rzędu 6. Każde z trzech odbić ustala jeden wierzchołek i zamienia miejscami dwa pozostałe, co odpowiada strukturze cykli z jednym cyklem jednoelementowym i jednym dwuelementowym, a więc k² punktom stałym. Lemat Burnside'a daje wtedy</w:t>
-      </w:r>
-    </w:p>
-    <w:p>
-      <w:pPr>
-        <w:spacing w:after="120" w:before="120"/>
+        <w:t>Warto zauważyć, jak zmieniłby się wynik, gdyby – wbrew treści zadania – dopuścić również odbicia. Pełna grupa symetrii trójkąta równobocznego to wówczas grupa dihedralna D₃ rzędu 6. Każde z trze</w:t>
+      </w:r>
+      <w:r>
+        <w:t>ch odbić ustala jeden wierzchołek i zamienia miejscami dwa pozostałe, co odpowiada strukturze cykli z jednym cyklem jednoelementowym i jednym dwuelementowym, a więc k² punktom stałym. Lemat Burnside'a daje wtedy</w:t>
+      </w:r>
+    </w:p>
+    <w:p>
+      <w:pPr>
+        <w:spacing w:before="120" w:after="120"/>
         <w:jc w:val="center"/>
       </w:pPr>
       <w:r>
         <w:rPr>
           <w:i/>
           <w:iCs/>
-          <w:sz w:val="24"/>
-          <w:szCs w:val="24"/>
-        </w:rPr>
-        <w:t xml:space="preserve">N_{D₃} = (1/6)·(k³ + 2k + 3k²) = k·(k+1)·(k+2) / 6,</w:t>
-      </w:r>
-    </w:p>
-    <w:p>
-      <w:r>
-        <w:t xml:space="preserve">czyli np. 10 kolorowań dla k = 3 (o jedno mniej niż przy samych obrotach, gdyż jedna para kolorowań „lustrzanych” zostaje wówczas utożsamiona).</w:t>
+        </w:rPr>
+        <w:t>N_{D₃} = (1/6)·(k³ + 2k + 3k²) = k·(k+1)·(k+</w:t>
+      </w:r>
+      <w:r>
+        <w:rPr>
+          <w:i/>
+          <w:iCs/>
+        </w:rPr>
+        <w:t>2) / 6,</w:t>
+      </w:r>
+    </w:p>
+    <w:p>
+      <w:r>
+        <w:t>czyli np. 10 kolorowań dla k = 3 (o jedno mniej niż przy samych obrotach, gdyż jedna para kolorowań „lustrzanych” zostaje wówczas utożsamiona).</w:t>
       </w:r>
     </w:p>
     <w:p>
@@ -3184,7 +4646,14 @@
           <w:i/>
           <w:iCs/>
         </w:rPr>
-        <w:t xml:space="preserve">twierdzenia Pólyi o zliczaniu</w:t>
+        <w:t>twierdzenia Pó</w:t>
+      </w:r>
+      <w:r>
+        <w:rPr>
+          <w:i/>
+          <w:iCs/>
+        </w:rPr>
+        <w:t>lyi o zliczaniu</w:t>
       </w:r>
       <w:r>
         <w:t xml:space="preserve"> (z ang. </w:t>
@@ -3194,10 +4663,10 @@
           <w:i/>
           <w:iCs/>
         </w:rPr>
-        <w:t xml:space="preserve">Pólya enumeration theorem</w:t>
-      </w:r>
-      <w:r>
-        <w:t xml:space="preserve">), które dodatkowo pozwala śledzić, ilu wierzchołkom przypisano poszczególne kolory, posługując się tzw. indeksem cyklowym grupy.</w:t>
+        <w:t>Pólya enumeration theorem</w:t>
+      </w:r>
+      <w:r>
+        <w:t>), które dodatkowo pozwala śledzić, ilu wierzchołkom przypisano poszczególne kolory, posługując się tzw. indeksem cyklowym grupy.</w:t>
       </w:r>
       <w:r>
         <w:rPr>
@@ -3215,9 +4684,12 @@
       <w:pPr>
         <w:pStyle w:val="Heading1"/>
       </w:pPr>
-      <w:r>
-        <w:t xml:space="preserve">Bibliografia</w:t>
-      </w:r>
+      <w:bookmarkStart w:id="21" w:name="_Toc231311312"/>
+      <w:r>
+        <w:lastRenderedPageBreak/>
+        <w:t>Bibliografia</w:t>
+      </w:r>
+      <w:bookmarkEnd w:id="21"/>
     </w:p>
     <w:p>
       <w:pPr>
@@ -3226,19 +4698,35 @@
           <w:ilvl w:val="0"/>
           <w:numId w:val="5"/>
         </w:numPr>
-      </w:pPr>
-      <w:r>
+        <w:rPr>
+          <w:lang w:val="en-US"/>
+        </w:rPr>
+      </w:pPr>
+      <w:r>
+        <w:rPr>
+          <w:lang w:val="en-US"/>
+        </w:rPr>
         <w:t xml:space="preserve">M. Aigner, </w:t>
       </w:r>
       <w:r>
         <w:rPr>
           <w:i/>
           <w:iCs/>
-        </w:rPr>
-        <w:t xml:space="preserve">Combinatorial Theory</w:t>
-      </w:r>
-      <w:r>
-        <w:t xml:space="preserve">, Springer-Verlag, Berlin 1997.</w:t>
+          <w:lang w:val="en-US"/>
+        </w:rPr>
+        <w:t>Combinatorial Theory</w:t>
+      </w:r>
+      <w:r>
+        <w:rPr>
+          <w:lang w:val="en-US"/>
+        </w:rPr>
+        <w:t>, Springer-Verlag, Berlin 1997</w:t>
+      </w:r>
+      <w:r>
+        <w:rPr>
+          <w:lang w:val="en-US"/>
+        </w:rPr>
+        <w:t>.</w:t>
       </w:r>
     </w:p>
     <w:p>
@@ -3257,10 +4745,10 @@
           <w:i/>
           <w:iCs/>
         </w:rPr>
-        <w:t xml:space="preserve">Wprowadzenie do algorytmów</w:t>
-      </w:r>
-      <w:r>
-        <w:t xml:space="preserve">, Wydawnictwo Naukowe PWN, Warszawa 2012.</w:t>
+        <w:t>Wprowadzenie do algorytmów</w:t>
+      </w:r>
+      <w:r>
+        <w:t>, Wydawnictwo Naukowe PWN, Warszawa 2012.</w:t>
       </w:r>
     </w:p>
     <w:p>
@@ -3270,19 +4758,29 @@
           <w:ilvl w:val="0"/>
           <w:numId w:val="5"/>
         </w:numPr>
-      </w:pPr>
-      <w:r>
+        <w:rPr>
+          <w:lang w:val="en-US"/>
+        </w:rPr>
+      </w:pPr>
+      <w:r>
+        <w:rPr>
+          <w:lang w:val="en-US"/>
+        </w:rPr>
         <w:t xml:space="preserve">R.L. Graham, D.E. Knuth, O. Patashnik, </w:t>
       </w:r>
       <w:r>
         <w:rPr>
           <w:i/>
           <w:iCs/>
-        </w:rPr>
-        <w:t xml:space="preserve">Concrete Mathematics</w:t>
-      </w:r>
-      <w:r>
-        <w:t xml:space="preserve">, wyd. 2, Addison-Wesley, Reading 1994.</w:t>
+          <w:lang w:val="en-US"/>
+        </w:rPr>
+        <w:t>Concrete Mathematics</w:t>
+      </w:r>
+      <w:r>
+        <w:rPr>
+          <w:lang w:val="en-US"/>
+        </w:rPr>
+        <w:t>, wyd. 2, Addison-Wesley, Reading 1994.</w:t>
       </w:r>
     </w:p>
     <w:p>
@@ -3301,10 +4799,10 @@
           <w:i/>
           <w:iCs/>
         </w:rPr>
-        <w:t xml:space="preserve">Kombinatoryka dla programistów</w:t>
-      </w:r>
-      <w:r>
-        <w:t xml:space="preserve">, Wydawnictwa Naukowo-Techniczne, Warszawa 1982.</w:t>
+        <w:t>Kombinatoryka dla programistów</w:t>
+      </w:r>
+      <w:r>
+        <w:t>, Wydawnictwa Naukowo-Techniczne, Warszawa 1982.</w:t>
       </w:r>
     </w:p>
     <w:p>
@@ -3314,50 +4812,50 @@
           <w:ilvl w:val="0"/>
           <w:numId w:val="5"/>
         </w:numPr>
-      </w:pPr>
-      <w:r>
+        <w:rPr>
+          <w:lang w:val="en-US"/>
+        </w:rPr>
+      </w:pPr>
+      <w:r>
+        <w:rPr>
+          <w:lang w:val="en-US"/>
+        </w:rPr>
         <w:t xml:space="preserve">J.H. van Lint, R.M. Wilson, </w:t>
       </w:r>
       <w:r>
         <w:rPr>
           <w:i/>
           <w:iCs/>
-        </w:rPr>
-        <w:t xml:space="preserve">A Course in Combinatorics</w:t>
-      </w:r>
-      <w:r>
-        <w:t xml:space="preserve">, wyd. 2, Cambridge University Press, Cambridge 2001.</w:t>
+          <w:lang w:val="en-US"/>
+        </w:rPr>
+        <w:t>A Course in Combinatorics</w:t>
+      </w:r>
+      <w:r>
+        <w:rPr>
+          <w:lang w:val="en-US"/>
+        </w:rPr>
+        <w:t>, wyd. 2, Cambridge University Press, Cambridge 2001.</w:t>
       </w:r>
     </w:p>
     <w:sectPr>
-      <w:headerReference w:type="default" r:id="rId9"/>
-      <w:footerReference w:type="default" r:id="rId10"/>
-      <w:pgSz w:w="11905" w:h="16837" w:orient="portrait"/>
+      <w:headerReference w:type="default" r:id="rId13"/>
+      <w:footerReference w:type="default" r:id="rId14"/>
+      <w:pgSz w:w="11905" w:h="16837"/>
       <w:pgMar w:top="1417" w:right="1417" w:bottom="1417" w:left="1417" w:header="708" w:footer="708" w:gutter="0"/>
-      <w:pgNumType/>
+      <w:cols w:space="708"/>
       <w:docGrid w:linePitch="360"/>
     </w:sectPr>
   </w:body>
 </w:document>
 </file>
 
-<file path=word/comments.xml><?xml version="1.0" encoding="utf-8"?>
-<w:comments xmlns:cx="http://schemas.microsoft.com/office/drawing/2014/chartex" xmlns:cx1="http://schemas.microsoft.com/office/drawing/2015/9/8/chartex" xmlns:cx2="http://schemas.microsoft.com/office/drawing/2015/10/21/chartex" xmlns:cx3="http://schemas.microsoft.com/office/drawing/2016/5/9/chartex" xmlns:cx4="http://schemas.microsoft.com/office/drawing/2016/5/10/chartex" xmlns:cx5="http://schemas.microsoft.com/office/drawing/2016/5/11/chartex" xmlns:cx6="http://schemas.microsoft.com/office/drawing/2016/5/12/chartex" xmlns:cx7="http://schemas.microsoft.com/office/drawing/2016/5/13/chartex" xmlns:cx8="http://schemas.microsoft.com/office/drawing/2016/5/14/chartex" xmlns:mc="http://schemas.openxmlformats.org/markup-compatibility/2006" xmlns:aink="http://schemas.microsoft.com/office/drawing/2016/ink" xmlns:am3d="http://schemas.microsoft.com/office/drawing/2017/model3d" xmlns:o="urn:schemas-microsoft-com:office:office" xmlns:r="http://schemas.openxmlformats.org/officeDocument/2006/relationships" xmlns:m="http://schemas.openxmlformats.org/officeDocument/2006/math" xmlns:v="urn:schemas-microsoft-com:vml" xmlns:wp14="http://schemas.microsoft.com/office/word/2010/wordprocessingDrawing" xmlns:wp="http://schemas.openxmlformats.org/drawingml/2006/wordprocessingDrawing" xmlns:w10="urn:schemas-microsoft-com:office:word" xmlns:w="http://schemas.openxmlformats.org/wordprocessingml/2006/main" xmlns:w14="http://schemas.microsoft.com/office/word/2010/wordml" xmlns:w15="http://schemas.microsoft.com/office/word/2012/wordml" xmlns:w16cex="http://schemas.microsoft.com/office/word/2018/wordml/cex" xmlns:w16cid="http://schemas.microsoft.com/office/word/2016/wordml/cid" xmlns:w16="http://schemas.microsoft.com/office/word/2018/wordml" xmlns:w16sdtdh="http://schemas.microsoft.com/office/word/2020/wordml/sdtdatahash" xmlns:w16se="http://schemas.microsoft.com/office/word/2015/wordml/symex" xmlns:wpg="http://schemas.microsoft.com/office/word/2010/wordprocessingGroup" xmlns:wpi="http://schemas.microsoft.com/office/word/2010/wordprocessingInk" xmlns:wne="http://schemas.microsoft.com/office/word/2006/wordml" xmlns:wps="http://schemas.microsoft.com/office/word/2010/wordprocessingShape"/>
-</file>
-
 <file path=word/endnotes.xml><?xml version="1.0" encoding="utf-8"?>
-<w:endnotes xmlns:wpc="http://schemas.microsoft.com/office/word/2010/wordprocessingCanvas" xmlns:mc="http://schemas.openxmlformats.org/markup-compatibility/2006" xmlns:o="urn:schemas-microsoft-com:office:office" xmlns:r="http://schemas.openxmlformats.org/officeDocument/2006/relationships" xmlns:m="http://schemas.openxmlformats.org/officeDocument/2006/math" xmlns:v="urn:schemas-microsoft-com:vml" xmlns:wp14="http://schemas.microsoft.com/office/word/2010/wordprocessingDrawing" xmlns:wp="http://schemas.openxmlformats.org/drawingml/2006/wordprocessingDrawing" xmlns:w10="urn:schemas-microsoft-com:office:word" xmlns:w="http://schemas.openxmlformats.org/wordprocessingml/2006/main" xmlns:w14="http://schemas.microsoft.com/office/word/2010/wordml" xmlns:w15="http://schemas.microsoft.com/office/word/2012/wordml" xmlns:wpg="http://schemas.microsoft.com/office/word/2010/wordprocessingGroup" xmlns:wpi="http://schemas.microsoft.com/office/word/2010/wordprocessingInk" xmlns:wne="http://schemas.microsoft.com/office/word/2006/wordml" xmlns:wps="http://schemas.microsoft.com/office/word/2010/wordprocessingShape" mc:Ignorable="w14 w15 wp14">
+<w:endnotes xmlns:wpc="http://schemas.microsoft.com/office/word/2010/wordprocessingCanvas" xmlns:mc="http://schemas.openxmlformats.org/markup-compatibility/2006" xmlns:o="urn:schemas-microsoft-com:office:office" xmlns:r="http://schemas.openxmlformats.org/officeDocument/2006/relationships" xmlns:m="http://schemas.openxmlformats.org/officeDocument/2006/math" xmlns:v="urn:schemas-microsoft-com:vml" xmlns:wp14="http://schemas.microsoft.com/office/word/2010/wordprocessingDrawing" xmlns:wp="http://schemas.openxmlformats.org/drawingml/2006/wordprocessingDrawing" xmlns:w10="urn:schemas-microsoft-com:office:word" xmlns:w="http://schemas.openxmlformats.org/wordprocessingml/2006/main" xmlns:w14="http://schemas.microsoft.com/office/word/2010/wordml" xmlns:wpg="http://schemas.microsoft.com/office/word/2010/wordprocessingGroup" xmlns:wpi="http://schemas.microsoft.com/office/word/2010/wordprocessingInk" xmlns:wne="http://schemas.microsoft.com/office/word/2006/wordml" xmlns:wps="http://schemas.microsoft.com/office/word/2010/wordprocessingShape" mc:Ignorable="w14 wp14">
   <w:endnote w:type="separator" w:id="-1">
     <w:p>
       <w:pPr>
-        <w:spacing w:after="0" w:line="240" w:lineRule="auto"/>
-      </w:pPr>
-      <w:r>
-        <w:rPr>
-          <w:rStyle w:val="EndnoteReference"/>
-        </w:rPr>
-        <w:endnoteRef/>
-      </w:r>
+        <w:spacing w:line="240" w:lineRule="auto"/>
+      </w:pPr>
       <w:r>
         <w:separator/>
       </w:r>
@@ -3366,14 +4864,8 @@
   <w:endnote w:type="continuationSeparator" w:id="0">
     <w:p>
       <w:pPr>
-        <w:spacing w:after="0" w:line="240" w:lineRule="auto"/>
-      </w:pPr>
-      <w:r>
-        <w:rPr>
-          <w:rStyle w:val="EndnoteReference"/>
-        </w:rPr>
-        <w:endnoteRef/>
-      </w:r>
+        <w:spacing w:line="240" w:lineRule="auto"/>
+      </w:pPr>
       <w:r>
         <w:continuationSeparator/>
       </w:r>
@@ -3383,33 +4875,53 @@
 </file>
 
 <file path=word/footer1.xml><?xml version="1.0" encoding="utf-8"?>
-<w:ftr xmlns:wpc="http://schemas.microsoft.com/office/word/2010/wordprocessingCanvas" xmlns:mc="http://schemas.openxmlformats.org/markup-compatibility/2006" xmlns:o="urn:schemas-microsoft-com:office:office" xmlns:r="http://schemas.openxmlformats.org/officeDocument/2006/relationships" xmlns:m="http://schemas.openxmlformats.org/officeDocument/2006/math" xmlns:v="urn:schemas-microsoft-com:vml" xmlns:wp14="http://schemas.microsoft.com/office/word/2010/wordprocessingDrawing" xmlns:wp="http://schemas.openxmlformats.org/drawingml/2006/wordprocessingDrawing" xmlns:w10="urn:schemas-microsoft-com:office:word" xmlns:w="http://schemas.openxmlformats.org/wordprocessingml/2006/main" xmlns:w14="http://schemas.microsoft.com/office/word/2010/wordml" xmlns:w15="http://schemas.microsoft.com/office/word/2012/wordml" xmlns:wpg="http://schemas.microsoft.com/office/word/2010/wordprocessingGroup" xmlns:wpi="http://schemas.microsoft.com/office/word/2010/wordprocessingInk" xmlns:wne="http://schemas.microsoft.com/office/word/2006/wordml" xmlns:wps="http://schemas.microsoft.com/office/word/2010/wordprocessingShape"/>
+<w:ftr xmlns:wpc="http://schemas.microsoft.com/office/word/2010/wordprocessingCanvas" xmlns:mc="http://schemas.openxmlformats.org/markup-compatibility/2006" xmlns:o="urn:schemas-microsoft-com:office:office" xmlns:r="http://schemas.openxmlformats.org/officeDocument/2006/relationships" xmlns:m="http://schemas.openxmlformats.org/officeDocument/2006/math" xmlns:v="urn:schemas-microsoft-com:vml" xmlns:wp14="http://schemas.microsoft.com/office/word/2010/wordprocessingDrawing" xmlns:wp="http://schemas.openxmlformats.org/drawingml/2006/wordprocessingDrawing" xmlns:w10="urn:schemas-microsoft-com:office:word" xmlns:w="http://schemas.openxmlformats.org/wordprocessingml/2006/main" xmlns:w14="http://schemas.microsoft.com/office/word/2010/wordml" xmlns:wpg="http://schemas.microsoft.com/office/word/2010/wordprocessingGroup" xmlns:wpi="http://schemas.microsoft.com/office/word/2010/wordprocessingInk" xmlns:wne="http://schemas.microsoft.com/office/word/2006/wordml" xmlns:wps="http://schemas.microsoft.com/office/word/2010/wordprocessingShape" mc:Ignorable="w14 wp14">
+  <w:p>
+    <w:r>
+      <w:cr/>
+    </w:r>
+  </w:p>
+</w:ftr>
 </file>
 
 <file path=word/footer2.xml><?xml version="1.0" encoding="utf-8"?>
-<w:ftr xmlns:wpc="http://schemas.microsoft.com/office/word/2010/wordprocessingCanvas" xmlns:mc="http://schemas.openxmlformats.org/markup-compatibility/2006" xmlns:o="urn:schemas-microsoft-com:office:office" xmlns:r="http://schemas.openxmlformats.org/officeDocument/2006/relationships" xmlns:m="http://schemas.openxmlformats.org/officeDocument/2006/math" xmlns:v="urn:schemas-microsoft-com:vml" xmlns:wp14="http://schemas.microsoft.com/office/word/2010/wordprocessingDrawing" xmlns:wp="http://schemas.openxmlformats.org/drawingml/2006/wordprocessingDrawing" xmlns:w10="urn:schemas-microsoft-com:office:word" xmlns:w="http://schemas.openxmlformats.org/wordprocessingml/2006/main" xmlns:w14="http://schemas.microsoft.com/office/word/2010/wordml" xmlns:w15="http://schemas.microsoft.com/office/word/2012/wordml" xmlns:wpg="http://schemas.microsoft.com/office/word/2010/wordprocessingGroup" xmlns:wpi="http://schemas.microsoft.com/office/word/2010/wordprocessingInk" xmlns:wne="http://schemas.microsoft.com/office/word/2006/wordml" xmlns:wps="http://schemas.microsoft.com/office/word/2010/wordprocessingShape">
+<w:ftr xmlns:wpc="http://schemas.microsoft.com/office/word/2010/wordprocessingCanvas" xmlns:mc="http://schemas.openxmlformats.org/markup-compatibility/2006" xmlns:o="urn:schemas-microsoft-com:office:office" xmlns:r="http://schemas.openxmlformats.org/officeDocument/2006/relationships" xmlns:m="http://schemas.openxmlformats.org/officeDocument/2006/math" xmlns:v="urn:schemas-microsoft-com:vml" xmlns:wp14="http://schemas.microsoft.com/office/word/2010/wordprocessingDrawing" xmlns:wp="http://schemas.openxmlformats.org/drawingml/2006/wordprocessingDrawing" xmlns:w10="urn:schemas-microsoft-com:office:word" xmlns:w="http://schemas.openxmlformats.org/wordprocessingml/2006/main" xmlns:w14="http://schemas.microsoft.com/office/word/2010/wordml" xmlns:wpg="http://schemas.microsoft.com/office/word/2010/wordprocessingGroup" xmlns:wpi="http://schemas.microsoft.com/office/word/2010/wordprocessingInk" xmlns:wne="http://schemas.microsoft.com/office/word/2006/wordml" xmlns:wps="http://schemas.microsoft.com/office/word/2010/wordprocessingShape" mc:Ignorable="w14 wp14">
   <w:p>
     <w:pPr>
       <w:jc w:val="center"/>
     </w:pPr>
-    <w:fldSimple w:instr="PAGE"/>
+    <w:r>
+      <w:fldChar w:fldCharType="begin"/>
+    </w:r>
+    <w:r>
+      <w:instrText>PAG</w:instrText>
+    </w:r>
+    <w:r>
+      <w:instrText>E</w:instrText>
+    </w:r>
+    <w:r>
+      <w:fldChar w:fldCharType="separate"/>
+    </w:r>
+    <w:r>
+      <w:rPr>
+        <w:noProof/>
+      </w:rPr>
+      <w:t>11</w:t>
+    </w:r>
+    <w:r>
+      <w:fldChar w:fldCharType="end"/>
+    </w:r>
   </w:p>
 </w:ftr>
 </file>
 
 <file path=word/footnotes.xml><?xml version="1.0" encoding="utf-8"?>
-<w:footnotes xmlns:wpc="http://schemas.microsoft.com/office/word/2010/wordprocessingCanvas" xmlns:mc="http://schemas.openxmlformats.org/markup-compatibility/2006" xmlns:o="urn:schemas-microsoft-com:office:office" xmlns:r="http://schemas.openxmlformats.org/officeDocument/2006/relationships" xmlns:m="http://schemas.openxmlformats.org/officeDocument/2006/math" xmlns:v="urn:schemas-microsoft-com:vml" xmlns:wp14="http://schemas.microsoft.com/office/word/2010/wordprocessingDrawing" xmlns:wp="http://schemas.openxmlformats.org/drawingml/2006/wordprocessingDrawing" xmlns:w10="urn:schemas-microsoft-com:office:word" xmlns:w="http://schemas.openxmlformats.org/wordprocessingml/2006/main" xmlns:w14="http://schemas.microsoft.com/office/word/2010/wordml" xmlns:w15="http://schemas.microsoft.com/office/word/2012/wordml" xmlns:wpg="http://schemas.microsoft.com/office/word/2010/wordprocessingGroup" xmlns:wpi="http://schemas.microsoft.com/office/word/2010/wordprocessingInk" xmlns:wne="http://schemas.microsoft.com/office/word/2006/wordml" xmlns:wps="http://schemas.microsoft.com/office/word/2010/wordprocessingShape" mc:Ignorable="w14 w15 wp14">
+<w:footnotes xmlns:wpc="http://schemas.microsoft.com/office/word/2010/wordprocessingCanvas" xmlns:mc="http://schemas.openxmlformats.org/markup-compatibility/2006" xmlns:o="urn:schemas-microsoft-com:office:office" xmlns:r="http://schemas.openxmlformats.org/officeDocument/2006/relationships" xmlns:m="http://schemas.openxmlformats.org/officeDocument/2006/math" xmlns:v="urn:schemas-microsoft-com:vml" xmlns:wp14="http://schemas.microsoft.com/office/word/2010/wordprocessingDrawing" xmlns:wp="http://schemas.openxmlformats.org/drawingml/2006/wordprocessingDrawing" xmlns:w10="urn:schemas-microsoft-com:office:word" xmlns:w="http://schemas.openxmlformats.org/wordprocessingml/2006/main" xmlns:w14="http://schemas.microsoft.com/office/word/2010/wordml" xmlns:wpg="http://schemas.microsoft.com/office/word/2010/wordprocessingGroup" xmlns:wpi="http://schemas.microsoft.com/office/word/2010/wordprocessingInk" xmlns:wne="http://schemas.microsoft.com/office/word/2006/wordml" xmlns:wps="http://schemas.microsoft.com/office/word/2010/wordprocessingShape" mc:Ignorable="w14 wp14">
   <w:footnote w:type="separator" w:id="-1">
     <w:p>
       <w:pPr>
-        <w:spacing w:after="0" w:line="240" w:lineRule="auto"/>
-      </w:pPr>
-      <w:r>
-        <w:rPr>
-          <w:rStyle w:val="FootnoteReference"/>
-        </w:rPr>
-        <w:footnoteRef/>
-      </w:r>
+        <w:spacing w:line="240" w:lineRule="auto"/>
+      </w:pPr>
       <w:r>
         <w:separator/>
       </w:r>
@@ -3418,14 +4930,8 @@
   <w:footnote w:type="continuationSeparator" w:id="0">
     <w:p>
       <w:pPr>
-        <w:spacing w:after="0" w:line="240" w:lineRule="auto"/>
-      </w:pPr>
-      <w:r>
-        <w:rPr>
-          <w:rStyle w:val="FootnoteReference"/>
-        </w:rPr>
-        <w:footnoteRef/>
-      </w:r>
+        <w:spacing w:line="240" w:lineRule="auto"/>
+      </w:pPr>
       <w:r>
         <w:continuationSeparator/>
       </w:r>
@@ -3447,7 +4953,7 @@
           <w:i/>
           <w:iCs/>
         </w:rPr>
-        <w:t xml:space="preserve">Kombinatoryka dla programistów</w:t>
+        <w:t>Kombinatoryka dla programistów</w:t>
       </w:r>
       <w:r>
         <w:t xml:space="preserve">, WNT, Warszawa 1982 oraz J.H. van Lint, R.M. Wilson, </w:t>
@@ -3457,10 +4963,10 @@
           <w:i/>
           <w:iCs/>
         </w:rPr>
-        <w:t xml:space="preserve">A Course in Combinatorics</w:t>
-      </w:r>
-      <w:r>
-        <w:t xml:space="preserve">, wyd. 2, Cambridge University Press, Cambridge 2001.</w:t>
+        <w:t>A Course in Combinatorics</w:t>
+      </w:r>
+      <w:r>
+        <w:t>, wyd. 2, Cambridge University Press, Cambridge 2001.</w:t>
       </w:r>
     </w:p>
   </w:footnote>
@@ -3480,10 +4986,13 @@
           <w:i/>
           <w:iCs/>
         </w:rPr>
-        <w:t xml:space="preserve">Combinatorial Theory</w:t>
-      </w:r>
-      <w:r>
-        <w:t xml:space="preserve">, Springer, Berlin 1997 oraz cytowana praca van Linta i Wilsona.</w:t>
+        <w:t>Combinatorial Theory</w:t>
+      </w:r>
+      <w:r>
+        <w:t>, Springer, Berlin 19</w:t>
+      </w:r>
+      <w:r>
+        <w:t>97 oraz cytowana praca van Linta i Wilsona.</w:t>
       </w:r>
     </w:p>
   </w:footnote>
@@ -3503,15 +5012,20 @@
           <w:i/>
           <w:iCs/>
         </w:rPr>
-        <w:t xml:space="preserve">Kombinatoryka dla programistów</w:t>
-      </w:r>
-      <w:r>
-        <w:t xml:space="preserve">, WNT, Warszawa 1982.</w:t>
+        <w:t>Kombinatoryka dla programistów</w:t>
+      </w:r>
+      <w:r>
+        <w:t>, WNT, Warszawa 1982.</w:t>
       </w:r>
     </w:p>
   </w:footnote>
   <w:footnote w:id="4">
     <w:p>
+      <w:pPr>
+        <w:rPr>
+          <w:lang w:val="en-US"/>
+        </w:rPr>
+      </w:pPr>
       <w:r>
         <w:rPr>
           <w:rStyle w:val="FootnoteReference"/>
@@ -3519,17 +5033,30 @@
         <w:footnoteRef/>
       </w:r>
       <w:r>
-        <w:t xml:space="preserve">Podzielność iloczynu kolejnych liczb całkowitych jest klasycznym faktem teorii liczb; por. R.L. Graham, D.E. Knuth, O. Patashnik, </w:t>
-      </w:r>
-      <w:r>
-        <w:rPr>
-          <w:i/>
-          <w:iCs/>
-        </w:rPr>
-        <w:t xml:space="preserve">Concrete Mathematics</w:t>
-      </w:r>
-      <w:r>
-        <w:t xml:space="preserve">, wyd. 2, Addison-Wesley, Reading 1994.</w:t>
+        <w:t>Podzielność iloczynu ko</w:t>
+      </w:r>
+      <w:r>
+        <w:t xml:space="preserve">lejnych liczb całkowitych jest klasycznym faktem teorii liczb; por. </w:t>
+      </w:r>
+      <w:r>
+        <w:rPr>
+          <w:lang w:val="en-US"/>
+        </w:rPr>
+        <w:t xml:space="preserve">R.L. Graham, D.E. Knuth, O. Patashnik, </w:t>
+      </w:r>
+      <w:r>
+        <w:rPr>
+          <w:i/>
+          <w:iCs/>
+          <w:lang w:val="en-US"/>
+        </w:rPr>
+        <w:t>Concrete Mathematics</w:t>
+      </w:r>
+      <w:r>
+        <w:rPr>
+          <w:lang w:val="en-US"/>
+        </w:rPr>
+        <w:t>, wyd. 2, Addison-Wesley, Reading 1994.</w:t>
       </w:r>
     </w:p>
   </w:footnote>
@@ -3542,17 +5069,20 @@
         <w:footnoteRef/>
       </w:r>
       <w:r>
-        <w:t xml:space="preserve">Notację asymptotyczną oraz model kosztu operacji omawiają T.H. Cormen, C.E. Leiserson, R.L. Rivest, C. Stein, </w:t>
-      </w:r>
-      <w:r>
-        <w:rPr>
-          <w:i/>
-          <w:iCs/>
-        </w:rPr>
-        <w:t xml:space="preserve">Wprowadzenie do algorytmów</w:t>
-      </w:r>
-      <w:r>
-        <w:t xml:space="preserve">, Wydawnictwo Naukowe PWN, Warszawa 2012.</w:t>
+        <w:t>Notację asymptotyczną oraz model kosztu operacji omawiają T.H. Cormen, C.E. Leiserson, R</w:t>
+      </w:r>
+      <w:r>
+        <w:t xml:space="preserve">.L. Rivest, C. Stein, </w:t>
+      </w:r>
+      <w:r>
+        <w:rPr>
+          <w:i/>
+          <w:iCs/>
+        </w:rPr>
+        <w:t>Wprowadzenie do algorytmów</w:t>
+      </w:r>
+      <w:r>
+        <w:t>, Wydawnictwo Naukowe PWN, Warszawa 2012.</w:t>
       </w:r>
     </w:p>
   </w:footnote>
@@ -3572,20 +5102,23 @@
           <w:i/>
           <w:iCs/>
         </w:rPr>
-        <w:t xml:space="preserve">A Course in Combinatorics</w:t>
-      </w:r>
-      <w:r>
-        <w:t xml:space="preserve">, wyd. 2, Cambridge University Press, Cambridge 2001 oraz W. Lipski, </w:t>
-      </w:r>
-      <w:r>
-        <w:rPr>
-          <w:i/>
-          <w:iCs/>
-        </w:rPr>
-        <w:t xml:space="preserve">Kombinatoryka dla programistów</w:t>
-      </w:r>
-      <w:r>
-        <w:t xml:space="preserve">, WNT, Warszawa 1982.</w:t>
+        <w:t>A Course in Combinatorics</w:t>
+      </w:r>
+      <w:r>
+        <w:t>, wyd. 2, Cambridge University Press, C</w:t>
+      </w:r>
+      <w:r>
+        <w:t xml:space="preserve">ambridge 2001 oraz W. Lipski, </w:t>
+      </w:r>
+      <w:r>
+        <w:rPr>
+          <w:i/>
+          <w:iCs/>
+        </w:rPr>
+        <w:t>Kombinatoryka dla programistów</w:t>
+      </w:r>
+      <w:r>
+        <w:t>, WNT, Warszawa 1982.</w:t>
       </w:r>
     </w:p>
   </w:footnote>
@@ -3605,10 +5138,10 @@
           <w:i/>
           <w:iCs/>
         </w:rPr>
-        <w:t xml:space="preserve">Combinatorial Theory</w:t>
-      </w:r>
-      <w:r>
-        <w:t xml:space="preserve">, Springer, Berlin 1997 oraz cytowana praca van Linta i Wilsona.</w:t>
+        <w:t>Combinatorial Theory</w:t>
+      </w:r>
+      <w:r>
+        <w:t>, Springer, Berlin 1997 oraz cytowana praca van Linta i Wilsona.</w:t>
       </w:r>
     </w:p>
   </w:footnote>
@@ -3616,15 +5149,21 @@
 </file>
 
 <file path=word/header1.xml><?xml version="1.0" encoding="utf-8"?>
-<w:hdr xmlns:wpc="http://schemas.microsoft.com/office/word/2010/wordprocessingCanvas" xmlns:mc="http://schemas.openxmlformats.org/markup-compatibility/2006" xmlns:o="urn:schemas-microsoft-com:office:office" xmlns:r="http://schemas.openxmlformats.org/officeDocument/2006/relationships" xmlns:m="http://schemas.openxmlformats.org/officeDocument/2006/math" xmlns:v="urn:schemas-microsoft-com:vml" xmlns:wp14="http://schemas.microsoft.com/office/word/2010/wordprocessingDrawing" xmlns:wp="http://schemas.openxmlformats.org/drawingml/2006/wordprocessingDrawing" xmlns:w10="urn:schemas-microsoft-com:office:word" xmlns:w="http://schemas.openxmlformats.org/wordprocessingml/2006/main" xmlns:w14="http://schemas.microsoft.com/office/word/2010/wordml" xmlns:w15="http://schemas.microsoft.com/office/word/2012/wordml" xmlns:wpg="http://schemas.microsoft.com/office/word/2010/wordprocessingGroup" xmlns:wpi="http://schemas.microsoft.com/office/word/2010/wordprocessingInk" xmlns:wne="http://schemas.microsoft.com/office/word/2006/wordml" xmlns:wps="http://schemas.microsoft.com/office/word/2010/wordprocessingShape" xmlns:cx="http://schemas.microsoft.com/office/drawing/2014/chartex" xmlns:cx1="http://schemas.microsoft.com/office/drawing/2015/9/8/chartex" xmlns:cx2="http://schemas.microsoft.com/office/drawing/2015/10/21/chartex" xmlns:cx3="http://schemas.microsoft.com/office/drawing/2016/5/9/chartex" xmlns:cx4="http://schemas.microsoft.com/office/drawing/2016/5/10/chartex" xmlns:cx5="http://schemas.microsoft.com/office/drawing/2016/5/11/chartex" xmlns:cx6="http://schemas.microsoft.com/office/drawing/2016/5/12/chartex" xmlns:cx7="http://schemas.microsoft.com/office/drawing/2016/5/13/chartex" xmlns:cx8="http://schemas.microsoft.com/office/drawing/2016/5/14/chartex" xmlns:w16cid="http://schemas.microsoft.com/office/word/2016/wordml/cid" xmlns:w16se="http://schemas.microsoft.com/office/word/2015/wordml/symex"/>
+<w:hdr xmlns:wpc="http://schemas.microsoft.com/office/word/2010/wordprocessingCanvas" xmlns:mc="http://schemas.openxmlformats.org/markup-compatibility/2006" xmlns:o="urn:schemas-microsoft-com:office:office" xmlns:r="http://schemas.openxmlformats.org/officeDocument/2006/relationships" xmlns:m="http://schemas.openxmlformats.org/officeDocument/2006/math" xmlns:v="urn:schemas-microsoft-com:vml" xmlns:wp14="http://schemas.microsoft.com/office/word/2010/wordprocessingDrawing" xmlns:wp="http://schemas.openxmlformats.org/drawingml/2006/wordprocessingDrawing" xmlns:w10="urn:schemas-microsoft-com:office:word" xmlns:w="http://schemas.openxmlformats.org/wordprocessingml/2006/main" xmlns:w14="http://schemas.microsoft.com/office/word/2010/wordml" xmlns:wpg="http://schemas.microsoft.com/office/word/2010/wordprocessingGroup" xmlns:wpi="http://schemas.microsoft.com/office/word/2010/wordprocessingInk" xmlns:wne="http://schemas.microsoft.com/office/word/2006/wordml" xmlns:wps="http://schemas.microsoft.com/office/word/2010/wordprocessingShape" mc:Ignorable="w14 wp14">
+  <w:p>
+    <w:r>
+      <w:cr/>
+    </w:r>
+  </w:p>
+</w:hdr>
 </file>
 
 <file path=word/header2.xml><?xml version="1.0" encoding="utf-8"?>
-<w:hdr xmlns:wpc="http://schemas.microsoft.com/office/word/2010/wordprocessingCanvas" xmlns:mc="http://schemas.openxmlformats.org/markup-compatibility/2006" xmlns:o="urn:schemas-microsoft-com:office:office" xmlns:r="http://schemas.openxmlformats.org/officeDocument/2006/relationships" xmlns:m="http://schemas.openxmlformats.org/officeDocument/2006/math" xmlns:v="urn:schemas-microsoft-com:vml" xmlns:wp14="http://schemas.microsoft.com/office/word/2010/wordprocessingDrawing" xmlns:wp="http://schemas.openxmlformats.org/drawingml/2006/wordprocessingDrawing" xmlns:w10="urn:schemas-microsoft-com:office:word" xmlns:w="http://schemas.openxmlformats.org/wordprocessingml/2006/main" xmlns:w14="http://schemas.microsoft.com/office/word/2010/wordml" xmlns:w15="http://schemas.microsoft.com/office/word/2012/wordml" xmlns:wpg="http://schemas.microsoft.com/office/word/2010/wordprocessingGroup" xmlns:wpi="http://schemas.microsoft.com/office/word/2010/wordprocessingInk" xmlns:wne="http://schemas.microsoft.com/office/word/2006/wordml" xmlns:wps="http://schemas.microsoft.com/office/word/2010/wordprocessingShape" xmlns:cx="http://schemas.microsoft.com/office/drawing/2014/chartex" xmlns:cx1="http://schemas.microsoft.com/office/drawing/2015/9/8/chartex" xmlns:cx2="http://schemas.microsoft.com/office/drawing/2015/10/21/chartex" xmlns:cx3="http://schemas.microsoft.com/office/drawing/2016/5/9/chartex" xmlns:cx4="http://schemas.microsoft.com/office/drawing/2016/5/10/chartex" xmlns:cx5="http://schemas.microsoft.com/office/drawing/2016/5/11/chartex" xmlns:cx6="http://schemas.microsoft.com/office/drawing/2016/5/12/chartex" xmlns:cx7="http://schemas.microsoft.com/office/drawing/2016/5/13/chartex" xmlns:cx8="http://schemas.microsoft.com/office/drawing/2016/5/14/chartex" xmlns:w16cid="http://schemas.microsoft.com/office/word/2016/wordml/cid" xmlns:w16se="http://schemas.microsoft.com/office/word/2015/wordml/symex">
+<w:hdr xmlns:wpc="http://schemas.microsoft.com/office/word/2010/wordprocessingCanvas" xmlns:mc="http://schemas.openxmlformats.org/markup-compatibility/2006" xmlns:o="urn:schemas-microsoft-com:office:office" xmlns:r="http://schemas.openxmlformats.org/officeDocument/2006/relationships" xmlns:m="http://schemas.openxmlformats.org/officeDocument/2006/math" xmlns:v="urn:schemas-microsoft-com:vml" xmlns:wp14="http://schemas.microsoft.com/office/word/2010/wordprocessingDrawing" xmlns:wp="http://schemas.openxmlformats.org/drawingml/2006/wordprocessingDrawing" xmlns:w10="urn:schemas-microsoft-com:office:word" xmlns:w="http://schemas.openxmlformats.org/wordprocessingml/2006/main" xmlns:w14="http://schemas.microsoft.com/office/word/2010/wordml" xmlns:wpg="http://schemas.microsoft.com/office/word/2010/wordprocessingGroup" xmlns:wpi="http://schemas.microsoft.com/office/word/2010/wordprocessingInk" xmlns:wne="http://schemas.microsoft.com/office/word/2006/wordml" xmlns:wps="http://schemas.microsoft.com/office/word/2010/wordprocessingShape" mc:Ignorable="w14 wp14">
   <w:p>
     <w:pPr>
       <w:pBdr>
-        <w:bottom w:val="single" w:color="888888" w:sz="4"/>
+        <w:bottom w:val="single" w:sz="4" w:space="0" w:color="888888"/>
       </w:pBdr>
       <w:tabs>
         <w:tab w:val="right" w:pos="9070"/>
@@ -3637,14 +5176,14 @@
         <w:sz w:val="20"/>
         <w:szCs w:val="20"/>
       </w:rPr>
-      <w:t xml:space="preserve">Zadanie 82 – Kolorowanie wierzchołków trójkąta</w:t>
+      <w:t>Zadanie 82 – Kolorowanie wierzchołków trójkąta</w:t>
     </w:r>
     <w:r>
       <w:rPr>
         <w:sz w:val="20"/>
         <w:szCs w:val="20"/>
       </w:rPr>
-      <w:t xml:space="preserve">	</w:t>
+      <w:tab/>
     </w:r>
     <w:r>
       <w:rPr>
@@ -3653,17 +5192,19 @@
         <w:sz w:val="20"/>
         <w:szCs w:val="20"/>
       </w:rPr>
-      <w:t xml:space="preserve">Mateusz Zaniewski</w:t>
+      <w:t>Mateusz Zaniewski</w:t>
     </w:r>
   </w:p>
 </w:hdr>
 </file>
 
 <file path=word/numbering.xml><?xml version="1.0" encoding="utf-8"?>
-<w:numbering xmlns:wpc="http://schemas.microsoft.com/office/word/2010/wordprocessingCanvas" xmlns:mc="http://schemas.openxmlformats.org/markup-compatibility/2006" xmlns:o="urn:schemas-microsoft-com:office:office" xmlns:r="http://schemas.openxmlformats.org/officeDocument/2006/relationships" xmlns:m="http://schemas.openxmlformats.org/officeDocument/2006/math" xmlns:v="urn:schemas-microsoft-com:vml" xmlns:wp14="http://schemas.microsoft.com/office/word/2010/wordprocessingDrawing" xmlns:wp="http://schemas.openxmlformats.org/drawingml/2006/wordprocessingDrawing" xmlns:w10="urn:schemas-microsoft-com:office:word" xmlns:w="http://schemas.openxmlformats.org/wordprocessingml/2006/main" xmlns:w14="http://schemas.microsoft.com/office/word/2010/wordml" xmlns:w15="http://schemas.microsoft.com/office/word/2012/wordml" xmlns:wpg="http://schemas.microsoft.com/office/word/2010/wordprocessingGroup" xmlns:wpi="http://schemas.microsoft.com/office/word/2010/wordprocessingInk" xmlns:wne="http://schemas.microsoft.com/office/word/2006/wordml" xmlns:wps="http://schemas.microsoft.com/office/word/2010/wordprocessingShape" mc:Ignorable="w14 w15 wp14">
-  <w:abstractNum w:abstractNumId="1" w15:restartNumberingAfterBreak="0">
+<w:numbering xmlns:wpc="http://schemas.microsoft.com/office/word/2010/wordprocessingCanvas" xmlns:mc="http://schemas.openxmlformats.org/markup-compatibility/2006" xmlns:o="urn:schemas-microsoft-com:office:office" xmlns:r="http://schemas.openxmlformats.org/officeDocument/2006/relationships" xmlns:m="http://schemas.openxmlformats.org/officeDocument/2006/math" xmlns:v="urn:schemas-microsoft-com:vml" xmlns:wp14="http://schemas.microsoft.com/office/word/2010/wordprocessingDrawing" xmlns:wp="http://schemas.openxmlformats.org/drawingml/2006/wordprocessingDrawing" xmlns:w10="urn:schemas-microsoft-com:office:word" xmlns:w="http://schemas.openxmlformats.org/wordprocessingml/2006/main" xmlns:w14="http://schemas.microsoft.com/office/word/2010/wordml" xmlns:wpg="http://schemas.microsoft.com/office/word/2010/wordprocessingGroup" xmlns:wpi="http://schemas.microsoft.com/office/word/2010/wordprocessingInk" xmlns:wne="http://schemas.microsoft.com/office/word/2006/wordml" xmlns:wps="http://schemas.microsoft.com/office/word/2010/wordprocessingShape" mc:Ignorable="w14 wp14">
+  <w:abstractNum w:abstractNumId="0">
+    <w:nsid w:val="05F66323"/>
     <w:multiLevelType w:val="hybridMultilevel"/>
-    <w:lvl w:ilvl="0" w15:tentative="1">
+    <w:tmpl w:val="EF042BFE"/>
+    <w:lvl w:ilvl="0" w:tplc="39BAFB18">
       <w:start w:val="1"/>
       <w:numFmt w:val="bullet"/>
       <w:lvlText w:val="●"/>
@@ -3672,7 +5213,7 @@
         <w:ind w:left="720" w:hanging="360"/>
       </w:pPr>
     </w:lvl>
-    <w:lvl w:ilvl="1" w15:tentative="1">
+    <w:lvl w:ilvl="1" w:tplc="6D385ACA">
       <w:start w:val="1"/>
       <w:numFmt w:val="bullet"/>
       <w:lvlText w:val="○"/>
@@ -3681,7 +5222,7 @@
         <w:ind w:left="1440" w:hanging="360"/>
       </w:pPr>
     </w:lvl>
-    <w:lvl w:ilvl="2" w15:tentative="1">
+    <w:lvl w:ilvl="2" w:tplc="7B083ED2">
       <w:start w:val="1"/>
       <w:numFmt w:val="bullet"/>
       <w:lvlText w:val="■"/>
@@ -3690,7 +5231,7 @@
         <w:ind w:left="2160" w:hanging="360"/>
       </w:pPr>
     </w:lvl>
-    <w:lvl w:ilvl="3" w15:tentative="1">
+    <w:lvl w:ilvl="3" w:tplc="784C7230">
       <w:start w:val="1"/>
       <w:numFmt w:val="bullet"/>
       <w:lvlText w:val="●"/>
@@ -3699,7 +5240,7 @@
         <w:ind w:left="2880" w:hanging="360"/>
       </w:pPr>
     </w:lvl>
-    <w:lvl w:ilvl="4" w15:tentative="1">
+    <w:lvl w:ilvl="4" w:tplc="195AF670">
       <w:start w:val="1"/>
       <w:numFmt w:val="bullet"/>
       <w:lvlText w:val="○"/>
@@ -3708,7 +5249,7 @@
         <w:ind w:left="3600" w:hanging="360"/>
       </w:pPr>
     </w:lvl>
-    <w:lvl w:ilvl="5" w15:tentative="1">
+    <w:lvl w:ilvl="5" w:tplc="B060FF26">
       <w:start w:val="1"/>
       <w:numFmt w:val="bullet"/>
       <w:lvlText w:val="■"/>
@@ -3717,7 +5258,7 @@
         <w:ind w:left="4320" w:hanging="360"/>
       </w:pPr>
     </w:lvl>
-    <w:lvl w:ilvl="6" w15:tentative="1">
+    <w:lvl w:ilvl="6" w:tplc="E398F7B2">
       <w:start w:val="1"/>
       <w:numFmt w:val="bullet"/>
       <w:lvlText w:val="●"/>
@@ -3726,7 +5267,7 @@
         <w:ind w:left="5040" w:hanging="360"/>
       </w:pPr>
     </w:lvl>
-    <w:lvl w:ilvl="7" w15:tentative="1">
+    <w:lvl w:ilvl="7" w:tplc="004A518E">
       <w:start w:val="1"/>
       <w:numFmt w:val="bullet"/>
       <w:lvlText w:val="●"/>
@@ -3735,7 +5276,7 @@
         <w:ind w:left="5760" w:hanging="360"/>
       </w:pPr>
     </w:lvl>
-    <w:lvl w:ilvl="8" w15:tentative="1">
+    <w:lvl w:ilvl="8" w:tplc="0FC65A80">
       <w:start w:val="1"/>
       <w:numFmt w:val="bullet"/>
       <w:lvlText w:val="●"/>
@@ -3745,9 +5286,65 @@
       </w:pPr>
     </w:lvl>
   </w:abstractNum>
-  <w:abstractNum w:abstractNumId="2" w15:restartNumberingAfterBreak="0">
+  <w:abstractNum w:abstractNumId="1">
+    <w:nsid w:val="189F3BB6"/>
     <w:multiLevelType w:val="hybridMultilevel"/>
-    <w:lvl w:ilvl="0" w15:tentative="1">
+    <w:tmpl w:val="CF6AA9E0"/>
+    <w:lvl w:ilvl="0" w:tplc="7AB00DEE">
+      <w:start w:val="1"/>
+      <w:numFmt w:val="decimal"/>
+      <w:lvlText w:val="%1."/>
+      <w:lvlJc w:val="left"/>
+      <w:pPr>
+        <w:ind w:left="566" w:hanging="283"/>
+      </w:pPr>
+    </w:lvl>
+    <w:lvl w:ilvl="1" w:tplc="E228A70A">
+      <w:numFmt w:val="decimal"/>
+      <w:lvlText w:val=""/>
+      <w:lvlJc w:val="left"/>
+    </w:lvl>
+    <w:lvl w:ilvl="2" w:tplc="D7AEDD16">
+      <w:numFmt w:val="decimal"/>
+      <w:lvlText w:val=""/>
+      <w:lvlJc w:val="left"/>
+    </w:lvl>
+    <w:lvl w:ilvl="3" w:tplc="20CEE6B2">
+      <w:numFmt w:val="decimal"/>
+      <w:lvlText w:val=""/>
+      <w:lvlJc w:val="left"/>
+    </w:lvl>
+    <w:lvl w:ilvl="4" w:tplc="EB70D004">
+      <w:numFmt w:val="decimal"/>
+      <w:lvlText w:val=""/>
+      <w:lvlJc w:val="left"/>
+    </w:lvl>
+    <w:lvl w:ilvl="5" w:tplc="D98EA664">
+      <w:numFmt w:val="decimal"/>
+      <w:lvlText w:val=""/>
+      <w:lvlJc w:val="left"/>
+    </w:lvl>
+    <w:lvl w:ilvl="6" w:tplc="D3D07F7A">
+      <w:numFmt w:val="decimal"/>
+      <w:lvlText w:val=""/>
+      <w:lvlJc w:val="left"/>
+    </w:lvl>
+    <w:lvl w:ilvl="7" w:tplc="0C36EEAA">
+      <w:numFmt w:val="decimal"/>
+      <w:lvlText w:val=""/>
+      <w:lvlJc w:val="left"/>
+    </w:lvl>
+    <w:lvl w:ilvl="8" w:tplc="80861A8A">
+      <w:numFmt w:val="decimal"/>
+      <w:lvlText w:val=""/>
+      <w:lvlJc w:val="left"/>
+    </w:lvl>
+  </w:abstractNum>
+  <w:abstractNum w:abstractNumId="2">
+    <w:nsid w:val="2CB8434F"/>
+    <w:multiLevelType w:val="hybridMultilevel"/>
+    <w:tmpl w:val="DAB8526A"/>
+    <w:lvl w:ilvl="0" w:tplc="1B8ACD3A">
       <w:start w:val="1"/>
       <w:numFmt w:val="bullet"/>
       <w:lvlText w:val="–"/>
@@ -3756,10 +5353,106 @@
         <w:ind w:left="566" w:hanging="283"/>
       </w:pPr>
     </w:lvl>
+    <w:lvl w:ilvl="1" w:tplc="CF6CECA0">
+      <w:numFmt w:val="decimal"/>
+      <w:lvlText w:val=""/>
+      <w:lvlJc w:val="left"/>
+    </w:lvl>
+    <w:lvl w:ilvl="2" w:tplc="3C448CDA">
+      <w:numFmt w:val="decimal"/>
+      <w:lvlText w:val=""/>
+      <w:lvlJc w:val="left"/>
+    </w:lvl>
+    <w:lvl w:ilvl="3" w:tplc="0B32EFBE">
+      <w:numFmt w:val="decimal"/>
+      <w:lvlText w:val=""/>
+      <w:lvlJc w:val="left"/>
+    </w:lvl>
+    <w:lvl w:ilvl="4" w:tplc="06B2202C">
+      <w:numFmt w:val="decimal"/>
+      <w:lvlText w:val=""/>
+      <w:lvlJc w:val="left"/>
+    </w:lvl>
+    <w:lvl w:ilvl="5" w:tplc="B90EE51E">
+      <w:numFmt w:val="decimal"/>
+      <w:lvlText w:val=""/>
+      <w:lvlJc w:val="left"/>
+    </w:lvl>
+    <w:lvl w:ilvl="6" w:tplc="51E2A87C">
+      <w:numFmt w:val="decimal"/>
+      <w:lvlText w:val=""/>
+      <w:lvlJc w:val="left"/>
+    </w:lvl>
+    <w:lvl w:ilvl="7" w:tplc="1332B776">
+      <w:numFmt w:val="decimal"/>
+      <w:lvlText w:val=""/>
+      <w:lvlJc w:val="left"/>
+    </w:lvl>
+    <w:lvl w:ilvl="8" w:tplc="CAE6767A">
+      <w:numFmt w:val="decimal"/>
+      <w:lvlText w:val=""/>
+      <w:lvlJc w:val="left"/>
+    </w:lvl>
   </w:abstractNum>
-  <w:abstractNum w:abstractNumId="3" w15:restartNumberingAfterBreak="0">
+  <w:abstractNum w:abstractNumId="3">
+    <w:nsid w:val="309D2C25"/>
     <w:multiLevelType w:val="hybridMultilevel"/>
-    <w:lvl w:ilvl="0" w15:tentative="1">
+    <w:tmpl w:val="723E48FA"/>
+    <w:lvl w:ilvl="0" w:tplc="2F0641BC">
+      <w:start w:val="1"/>
+      <w:numFmt w:val="decimal"/>
+      <w:lvlText w:val="[%1]"/>
+      <w:lvlJc w:val="left"/>
+      <w:pPr>
+        <w:ind w:left="680" w:hanging="453"/>
+      </w:pPr>
+    </w:lvl>
+    <w:lvl w:ilvl="1" w:tplc="1F86A7CC">
+      <w:numFmt w:val="decimal"/>
+      <w:lvlText w:val=""/>
+      <w:lvlJc w:val="left"/>
+    </w:lvl>
+    <w:lvl w:ilvl="2" w:tplc="EEB406F4">
+      <w:numFmt w:val="decimal"/>
+      <w:lvlText w:val=""/>
+      <w:lvlJc w:val="left"/>
+    </w:lvl>
+    <w:lvl w:ilvl="3" w:tplc="06F64DE0">
+      <w:numFmt w:val="decimal"/>
+      <w:lvlText w:val=""/>
+      <w:lvlJc w:val="left"/>
+    </w:lvl>
+    <w:lvl w:ilvl="4" w:tplc="EBA2597E">
+      <w:numFmt w:val="decimal"/>
+      <w:lvlText w:val=""/>
+      <w:lvlJc w:val="left"/>
+    </w:lvl>
+    <w:lvl w:ilvl="5" w:tplc="8AD8E06A">
+      <w:numFmt w:val="decimal"/>
+      <w:lvlText w:val=""/>
+      <w:lvlJc w:val="left"/>
+    </w:lvl>
+    <w:lvl w:ilvl="6" w:tplc="D8C4650C">
+      <w:numFmt w:val="decimal"/>
+      <w:lvlText w:val=""/>
+      <w:lvlJc w:val="left"/>
+    </w:lvl>
+    <w:lvl w:ilvl="7" w:tplc="1A2EAB6C">
+      <w:numFmt w:val="decimal"/>
+      <w:lvlText w:val=""/>
+      <w:lvlJc w:val="left"/>
+    </w:lvl>
+    <w:lvl w:ilvl="8" w:tplc="C0C4D616">
+      <w:numFmt w:val="decimal"/>
+      <w:lvlText w:val=""/>
+      <w:lvlJc w:val="left"/>
+    </w:lvl>
+  </w:abstractNum>
+  <w:abstractNum w:abstractNumId="4">
+    <w:nsid w:val="408154F2"/>
+    <w:multiLevelType w:val="hybridMultilevel"/>
+    <w:tmpl w:val="FE5CC4B2"/>
+    <w:lvl w:ilvl="0" w:tplc="77A45F5C">
       <w:start w:val="1"/>
       <w:numFmt w:val="decimal"/>
       <w:lvlText w:val="%1."/>
@@ -3768,10 +5461,52 @@
         <w:ind w:left="566" w:hanging="283"/>
       </w:pPr>
     </w:lvl>
+    <w:lvl w:ilvl="1" w:tplc="E0F498BC">
+      <w:numFmt w:val="decimal"/>
+      <w:lvlText w:val=""/>
+      <w:lvlJc w:val="left"/>
+    </w:lvl>
+    <w:lvl w:ilvl="2" w:tplc="CF90870E">
+      <w:numFmt w:val="decimal"/>
+      <w:lvlText w:val=""/>
+      <w:lvlJc w:val="left"/>
+    </w:lvl>
+    <w:lvl w:ilvl="3" w:tplc="89A0487A">
+      <w:numFmt w:val="decimal"/>
+      <w:lvlText w:val=""/>
+      <w:lvlJc w:val="left"/>
+    </w:lvl>
+    <w:lvl w:ilvl="4" w:tplc="DFB0E540">
+      <w:numFmt w:val="decimal"/>
+      <w:lvlText w:val=""/>
+      <w:lvlJc w:val="left"/>
+    </w:lvl>
+    <w:lvl w:ilvl="5" w:tplc="66204E9A">
+      <w:numFmt w:val="decimal"/>
+      <w:lvlText w:val=""/>
+      <w:lvlJc w:val="left"/>
+    </w:lvl>
+    <w:lvl w:ilvl="6" w:tplc="0400D49A">
+      <w:numFmt w:val="decimal"/>
+      <w:lvlText w:val=""/>
+      <w:lvlJc w:val="left"/>
+    </w:lvl>
+    <w:lvl w:ilvl="7" w:tplc="92E86FBA">
+      <w:numFmt w:val="decimal"/>
+      <w:lvlText w:val=""/>
+      <w:lvlJc w:val="left"/>
+    </w:lvl>
+    <w:lvl w:ilvl="8" w:tplc="A17477CE">
+      <w:numFmt w:val="decimal"/>
+      <w:lvlText w:val=""/>
+      <w:lvlJc w:val="left"/>
+    </w:lvl>
   </w:abstractNum>
-  <w:abstractNum w:abstractNumId="4" w15:restartNumberingAfterBreak="0">
+  <w:abstractNum w:abstractNumId="5">
+    <w:nsid w:val="529B558B"/>
     <w:multiLevelType w:val="hybridMultilevel"/>
-    <w:lvl w:ilvl="0" w15:tentative="1">
+    <w:tmpl w:val="E8E8A948"/>
+    <w:lvl w:ilvl="0" w:tplc="9AE48866">
       <w:start w:val="1"/>
       <w:numFmt w:val="decimal"/>
       <w:lvlText w:val="%1."/>
@@ -3780,33 +5515,49 @@
         <w:ind w:left="566" w:hanging="283"/>
       </w:pPr>
     </w:lvl>
-  </w:abstractNum>
-  <w:abstractNum w:abstractNumId="5" w15:restartNumberingAfterBreak="0">
-    <w:multiLevelType w:val="hybridMultilevel"/>
-    <w:lvl w:ilvl="0" w15:tentative="1">
-      <w:start w:val="1"/>
+    <w:lvl w:ilvl="1" w:tplc="30348E58">
       <w:numFmt w:val="decimal"/>
-      <w:lvlText w:val="%1."/>
+      <w:lvlText w:val=""/>
       <w:lvlJc w:val="left"/>
-      <w:pPr>
-        <w:ind w:left="566" w:hanging="283"/>
-      </w:pPr>
     </w:lvl>
-  </w:abstractNum>
-  <w:abstractNum w:abstractNumId="6" w15:restartNumberingAfterBreak="0">
-    <w:multiLevelType w:val="hybridMultilevel"/>
-    <w:lvl w:ilvl="0" w15:tentative="1">
-      <w:start w:val="1"/>
+    <w:lvl w:ilvl="2" w:tplc="54024F56">
       <w:numFmt w:val="decimal"/>
-      <w:lvlText w:val="[%1]"/>
+      <w:lvlText w:val=""/>
       <w:lvlJc w:val="left"/>
-      <w:pPr>
-        <w:ind w:left="680" w:hanging="453"/>
-      </w:pPr>
+    </w:lvl>
+    <w:lvl w:ilvl="3" w:tplc="26C0DC60">
+      <w:numFmt w:val="decimal"/>
+      <w:lvlText w:val=""/>
+      <w:lvlJc w:val="left"/>
+    </w:lvl>
+    <w:lvl w:ilvl="4" w:tplc="099042D6">
+      <w:numFmt w:val="decimal"/>
+      <w:lvlText w:val=""/>
+      <w:lvlJc w:val="left"/>
+    </w:lvl>
+    <w:lvl w:ilvl="5" w:tplc="9572CAF2">
+      <w:numFmt w:val="decimal"/>
+      <w:lvlText w:val=""/>
+      <w:lvlJc w:val="left"/>
+    </w:lvl>
+    <w:lvl w:ilvl="6" w:tplc="3AF67B82">
+      <w:numFmt w:val="decimal"/>
+      <w:lvlText w:val=""/>
+      <w:lvlJc w:val="left"/>
+    </w:lvl>
+    <w:lvl w:ilvl="7" w:tplc="AF70DA6A">
+      <w:numFmt w:val="decimal"/>
+      <w:lvlText w:val=""/>
+      <w:lvlJc w:val="left"/>
+    </w:lvl>
+    <w:lvl w:ilvl="8" w:tplc="CB24B004">
+      <w:numFmt w:val="decimal"/>
+      <w:lvlText w:val=""/>
+      <w:lvlJc w:val="left"/>
     </w:lvl>
   </w:abstractNum>
   <w:num w:numId="1">
-    <w:abstractNumId w:val="1"/>
+    <w:abstractNumId w:val="0"/>
     <w:lvlOverride w:ilvl="0">
       <w:startOverride w:val="1"/>
     </w:lvlOverride>
@@ -3818,19 +5569,19 @@
     </w:lvlOverride>
   </w:num>
   <w:num w:numId="3">
-    <w:abstractNumId w:val="3"/>
+    <w:abstractNumId w:val="4"/>
     <w:lvlOverride w:ilvl="0">
       <w:startOverride w:val="1"/>
     </w:lvlOverride>
   </w:num>
   <w:num w:numId="4">
-    <w:abstractNumId w:val="4"/>
+    <w:abstractNumId w:val="5"/>
     <w:lvlOverride w:ilvl="0">
       <w:startOverride w:val="1"/>
     </w:lvlOverride>
   </w:num>
   <w:num w:numId="5">
-    <w:abstractNumId w:val="6"/>
+    <w:abstractNumId w:val="3"/>
     <w:lvlOverride w:ilvl="0">
       <w:startOverride w:val="1"/>
     </w:lvlOverride>
@@ -3839,17 +5590,277 @@
 </file>
 
 <file path=word/styles.xml><?xml version="1.0" encoding="utf-8"?>
-<w:styles xmlns:mc="http://schemas.openxmlformats.org/markup-compatibility/2006" xmlns:r="http://schemas.openxmlformats.org/officeDocument/2006/relationships" xmlns:w="http://schemas.openxmlformats.org/wordprocessingml/2006/main" xmlns:w14="http://schemas.microsoft.com/office/word/2010/wordml" xmlns:w15="http://schemas.microsoft.com/office/word/2012/wordml" mc:Ignorable="w14 w15">
+<w:styles xmlns:mc="http://schemas.openxmlformats.org/markup-compatibility/2006" xmlns:r="http://schemas.openxmlformats.org/officeDocument/2006/relationships" xmlns:w="http://schemas.openxmlformats.org/wordprocessingml/2006/main" xmlns:w14="http://schemas.microsoft.com/office/word/2010/wordml" mc:Ignorable="w14">
   <w:docDefaults>
     <w:rPrDefault>
       <w:rPr>
-        <w:rFonts w:ascii="Times New Roman" w:cs="Times New Roman" w:eastAsia="Times New Roman" w:hAnsi="Times New Roman"/>
+        <w:rFonts w:ascii="Times New Roman" w:eastAsia="Times New Roman" w:hAnsi="Times New Roman" w:cs="Times New Roman"/>
         <w:sz w:val="24"/>
         <w:szCs w:val="24"/>
+        <w:lang w:val="pl-PL" w:eastAsia="pl-PL" w:bidi="ar-SA"/>
       </w:rPr>
     </w:rPrDefault>
     <w:pPrDefault/>
   </w:docDefaults>
+  <w:latentStyles w:defLockedState="0" w:defUIPriority="99" w:defSemiHidden="1" w:defUnhideWhenUsed="1" w:defQFormat="0" w:count="267">
+    <w:lsdException w:name="Normal" w:semiHidden="0" w:uiPriority="0" w:unhideWhenUsed="0" w:qFormat="1"/>
+    <w:lsdException w:name="heading 1" w:semiHidden="0" w:uiPriority="9" w:unhideWhenUsed="0" w:qFormat="1"/>
+    <w:lsdException w:name="heading 2" w:uiPriority="9" w:qFormat="1"/>
+    <w:lsdException w:name="heading 3" w:uiPriority="9" w:qFormat="1"/>
+    <w:lsdException w:name="heading 4" w:uiPriority="9" w:qFormat="1"/>
+    <w:lsdException w:name="heading 5" w:uiPriority="9" w:qFormat="1"/>
+    <w:lsdException w:name="heading 6" w:uiPriority="9" w:qFormat="1"/>
+    <w:lsdException w:name="heading 7" w:uiPriority="9" w:qFormat="1"/>
+    <w:lsdException w:name="heading 8" w:uiPriority="9" w:qFormat="1"/>
+    <w:lsdException w:name="heading 9" w:uiPriority="9" w:qFormat="1"/>
+    <w:lsdException w:name="toc 1" w:uiPriority="39"/>
+    <w:lsdException w:name="toc 2" w:uiPriority="39"/>
+    <w:lsdException w:name="toc 3" w:uiPriority="39"/>
+    <w:lsdException w:name="toc 4" w:uiPriority="39"/>
+    <w:lsdException w:name="toc 5" w:uiPriority="39"/>
+    <w:lsdException w:name="toc 6" w:uiPriority="39"/>
+    <w:lsdException w:name="toc 7" w:uiPriority="39"/>
+    <w:lsdException w:name="toc 8" w:uiPriority="39"/>
+    <w:lsdException w:name="toc 9" w:uiPriority="39"/>
+    <w:lsdException w:name="caption" w:uiPriority="35" w:qFormat="1"/>
+    <w:lsdException w:name="Title" w:semiHidden="0" w:uiPriority="10" w:unhideWhenUsed="0" w:qFormat="1"/>
+    <w:lsdException w:name="Default Paragraph Font" w:uiPriority="1"/>
+    <w:lsdException w:name="Subtitle" w:semiHidden="0" w:uiPriority="11" w:unhideWhenUsed="0" w:qFormat="1"/>
+    <w:lsdException w:name="Strong" w:semiHidden="0" w:uiPriority="22" w:unhideWhenUsed="0" w:qFormat="1"/>
+    <w:lsdException w:name="Emphasis" w:semiHidden="0" w:uiPriority="20" w:unhideWhenUsed="0" w:qFormat="1"/>
+    <w:lsdException w:name="Table Grid" w:semiHidden="0" w:uiPriority="59" w:unhideWhenUsed="0"/>
+    <w:lsdException w:name="Placeholder Text" w:unhideWhenUsed="0"/>
+    <w:lsdException w:name="No Spacing" w:semiHidden="0" w:uiPriority="1" w:unhideWhenUsed="0" w:qFormat="1"/>
+    <w:lsdException w:name="Light Shading" w:semiHidden="0" w:uiPriority="60" w:unhideWhenUsed="0"/>
+    <w:lsdException w:name="Light List" w:semiHidden="0" w:uiPriority="61" w:unhideWhenUsed="0"/>
+    <w:lsdException w:name="Light Grid" w:semiHidden="0" w:uiPriority="62" w:unhideWhenUsed="0"/>
+    <w:lsdException w:name="Medium Shading 1" w:semiHidden="0" w:uiPriority="63" w:unhideWhenUsed="0"/>
+    <w:lsdException w:name="Medium Shading 2" w:semiHidden="0" w:uiPriority="64" w:unhideWhenUsed="0"/>
+    <w:lsdException w:name="Medium List 1" w:semiHidden="0" w:uiPriority="65" w:unhideWhenUsed="0"/>
+    <w:lsdException w:name="Medium List 2" w:semiHidden="0" w:uiPriority="66" w:unhideWhenUsed="0"/>
+    <w:lsdException w:name="Medium Grid 1" w:semiHidden="0" w:uiPriority="67" w:unhideWhenUsed="0"/>
+    <w:lsdException w:name="Medium Grid 2" w:semiHidden="0" w:uiPriority="68" w:unhideWhenUsed="0"/>
+    <w:lsdException w:name="Medium Grid 3" w:semiHidden="0" w:uiPriority="69" w:unhideWhenUsed="0"/>
+    <w:lsdException w:name="Dark List" w:semiHidden="0" w:uiPriority="70" w:unhideWhenUsed="0"/>
+    <w:lsdException w:name="Colorful Shading" w:semiHidden="0" w:uiPriority="71" w:unhideWhenUsed="0"/>
+    <w:lsdException w:name="Colorful List" w:semiHidden="0" w:uiPriority="72" w:unhideWhenUsed="0"/>
+    <w:lsdException w:name="Colorful Grid" w:semiHidden="0" w:uiPriority="73" w:unhideWhenUsed="0"/>
+    <w:lsdException w:name="Light Shading Accent 1" w:semiHidden="0" w:uiPriority="60" w:unhideWhenUsed="0"/>
+    <w:lsdException w:name="Light List Accent 1" w:semiHidden="0" w:uiPriority="61" w:unhideWhenUsed="0"/>
+    <w:lsdException w:name="Light Grid Accent 1" w:semiHidden="0" w:uiPriority="62" w:unhideWhenUsed="0"/>
+    <w:lsdException w:name="Medium Shading 1 Accent 1" w:semiHidden="0" w:uiPriority="63" w:unhideWhenUsed="0"/>
+    <w:lsdException w:name="Medium Shading 2 Accent 1" w:semiHidden="0" w:uiPriority="64" w:unhideWhenUsed="0"/>
+    <w:lsdException w:name="Medium List 1 Accent 1" w:semiHidden="0" w:uiPriority="65" w:unhideWhenUsed="0"/>
+    <w:lsdException w:name="Revision" w:unhideWhenUsed="0"/>
+    <w:lsdException w:name="List Paragraph" w:semiHidden="0" w:uiPriority="34" w:unhideWhenUsed="0" w:qFormat="1"/>
+    <w:lsdException w:name="Quote" w:semiHidden="0" w:uiPriority="29" w:unhideWhenUsed="0" w:qFormat="1"/>
+    <w:lsdException w:name="Intense Quote" w:semiHidden="0" w:uiPriority="30" w:unhideWhenUsed="0" w:qFormat="1"/>
+    <w:lsdException w:name="Medium List 2 Accent 1" w:semiHidden="0" w:uiPriority="66" w:unhideWhenUsed="0"/>
+    <w:lsdException w:name="Medium Grid 1 Accent 1" w:semiHidden="0" w:uiPriority="67" w:unhideWhenUsed="0"/>
+    <w:lsdException w:name="Medium Grid 2 Accent 1" w:semiHidden="0" w:uiPriority="68" w:unhideWhenUsed="0"/>
+    <w:lsdException w:name="Medium Grid 3 Accent 1" w:semiHidden="0" w:uiPriority="69" w:unhideWhenUsed="0"/>
+    <w:lsdException w:name="Dark List Accent 1" w:semiHidden="0" w:uiPriority="70" w:unhideWhenUsed="0"/>
+    <w:lsdException w:name="Colorful Shading Accent 1" w:semiHidden="0" w:uiPriority="71" w:unhideWhenUsed="0"/>
+    <w:lsdException w:name="Colorful List Accent 1" w:semiHidden="0" w:uiPriority="72" w:unhideWhenUsed="0"/>
+    <w:lsdException w:name="Colorful Grid Accent 1" w:semiHidden="0" w:uiPriority="73" w:unhideWhenUsed="0"/>
+    <w:lsdException w:name="Light Shading Accent 2" w:semiHidden="0" w:uiPriority="60" w:unhideWhenUsed="0"/>
+    <w:lsdException w:name="Light List Accent 2" w:semiHidden="0" w:uiPriority="61" w:unhideWhenUsed="0"/>
+    <w:lsdException w:name="Light Grid Accent 2" w:semiHidden="0" w:uiPriority="62" w:unhideWhenUsed="0"/>
+    <w:lsdException w:name="Medium Shading 1 Accent 2" w:semiHidden="0" w:uiPriority="63" w:unhideWhenUsed="0"/>
+    <w:lsdException w:name="Medium Shading 2 Accent 2" w:semiHidden="0" w:uiPriority="64" w:unhideWhenUsed="0"/>
+    <w:lsdException w:name="Medium List 1 Accent 2" w:semiHidden="0" w:uiPriority="65" w:unhideWhenUsed="0"/>
+    <w:lsdException w:name="Medium List 2 Accent 2" w:semiHidden="0" w:uiPriority="66" w:unhideWhenUsed="0"/>
+    <w:lsdException w:name="Medium Grid 1 Accent 2" w:semiHidden="0" w:uiPriority="67" w:unhideWhenUsed="0"/>
+    <w:lsdException w:name="Medium Grid 2 Accent 2" w:semiHidden="0" w:uiPriority="68" w:unhideWhenUsed="0"/>
+    <w:lsdException w:name="Medium Grid 3 Accent 2" w:semiHidden="0" w:uiPriority="69" w:unhideWhenUsed="0"/>
+    <w:lsdException w:name="Dark List Accent 2" w:semiHidden="0" w:uiPriority="70" w:unhideWhenUsed="0"/>
+    <w:lsdException w:name="Colorful Shading Accent 2" w:semiHidden="0" w:uiPriority="71" w:unhideWhenUsed="0"/>
+    <w:lsdException w:name="Colorful List Accent 2" w:semiHidden="0" w:uiPriority="72" w:unhideWhenUsed="0"/>
+    <w:lsdException w:name="Colorful Grid Accent 2" w:semiHidden="0" w:uiPriority="73" w:unhideWhenUsed="0"/>
+    <w:lsdException w:name="Light Shading Accent 3" w:semiHidden="0" w:uiPriority="60" w:unhideWhenUsed="0"/>
+    <w:lsdException w:name="Light List Accent 3" w:semiHidden="0" w:uiPriority="61" w:unhideWhenUsed="0"/>
+    <w:lsdException w:name="Light Grid Accent 3" w:semiHidden="0" w:uiPriority="62" w:unhideWhenUsed="0"/>
+    <w:lsdException w:name="Medium Shading 1 Accent 3" w:semiHidden="0" w:uiPriority="63" w:unhideWhenUsed="0"/>
+    <w:lsdException w:name="Medium Shading 2 Accent 3" w:semiHidden="0" w:uiPriority="64" w:unhideWhenUsed="0"/>
+    <w:lsdException w:name="Medium List 1 Accent 3" w:semiHidden="0" w:uiPriority="65" w:unhideWhenUsed="0"/>
+    <w:lsdException w:name="Medium List 2 Accent 3" w:semiHidden="0" w:uiPriority="66" w:unhideWhenUsed="0"/>
+    <w:lsdException w:name="Medium Grid 1 Accent 3" w:semiHidden="0" w:uiPriority="67" w:unhideWhenUsed="0"/>
+    <w:lsdException w:name="Medium Grid 2 Accent 3" w:semiHidden="0" w:uiPriority="68" w:unhideWhenUsed="0"/>
+    <w:lsdException w:name="Medium Grid 3 Accent 3" w:semiHidden="0" w:uiPriority="69" w:unhideWhenUsed="0"/>
+    <w:lsdException w:name="Dark List Accent 3" w:semiHidden="0" w:uiPriority="70" w:unhideWhenUsed="0"/>
+    <w:lsdException w:name="Colorful Shading Accent 3" w:semiHidden="0" w:uiPriority="71" w:unhideWhenUsed="0"/>
+    <w:lsdException w:name="Colorful List Accent 3" w:semiHidden="0" w:uiPriority="72" w:unhideWhenUsed="0"/>
+    <w:lsdException w:name="Colorful Grid Accent 3" w:semiHidden="0" w:uiPriority="73" w:unhideWhenUsed="0"/>
+    <w:lsdException w:name="Light Shading Accent 4" w:semiHidden="0" w:uiPriority="60" w:unhideWhenUsed="0"/>
+    <w:lsdException w:name="Light List Accent 4" w:semiHidden="0" w:uiPriority="61" w:unhideWhenUsed="0"/>
+    <w:lsdException w:name="Light Grid Accent 4" w:semiHidden="0" w:uiPriority="62" w:unhideWhenUsed="0"/>
+    <w:lsdException w:name="Medium Shading 1 Accent 4" w:semiHidden="0" w:uiPriority="63" w:unhideWhenUsed="0"/>
+    <w:lsdException w:name="Medium Shading 2 Accent 4" w:semiHidden="0" w:uiPriority="64" w:unhideWhenUsed="0"/>
+    <w:lsdException w:name="Medium List 1 Accent 4" w:semiHidden="0" w:uiPriority="65" w:unhideWhenUsed="0"/>
+    <w:lsdException w:name="Medium List 2 Accent 4" w:semiHidden="0" w:uiPriority="66" w:unhideWhenUsed="0"/>
+    <w:lsdException w:name="Medium Grid 1 Accent 4" w:semiHidden="0" w:uiPriority="67" w:unhideWhenUsed="0"/>
+    <w:lsdException w:name="Medium Grid 2 Accent 4" w:semiHidden="0" w:uiPriority="68" w:unhideWhenUsed="0"/>
+    <w:lsdException w:name="Medium Grid 3 Accent 4" w:semiHidden="0" w:uiPriority="69" w:unhideWhenUsed="0"/>
+    <w:lsdException w:name="Dark List Accent 4" w:semiHidden="0" w:uiPriority="70" w:unhideWhenUsed="0"/>
+    <w:lsdException w:name="Colorful Shading Accent 4" w:semiHidden="0" w:uiPriority="71" w:unhideWhenUsed="0"/>
+    <w:lsdException w:name="Colorful List Accent 4" w:semiHidden="0" w:uiPriority="72" w:unhideWhenUsed="0"/>
+    <w:lsdException w:name="Colorful Grid Accent 4" w:semiHidden="0" w:uiPriority="73" w:unhideWhenUsed="0"/>
+    <w:lsdException w:name="Light Shading Accent 5" w:semiHidden="0" w:uiPriority="60" w:unhideWhenUsed="0"/>
+    <w:lsdException w:name="Light List Accent 5" w:semiHidden="0" w:uiPriority="61" w:unhideWhenUsed="0"/>
+    <w:lsdException w:name="Light Grid Accent 5" w:semiHidden="0" w:uiPriority="62" w:unhideWhenUsed="0"/>
+    <w:lsdException w:name="Medium Shading 1 Accent 5" w:semiHidden="0" w:uiPriority="63" w:unhideWhenUsed="0"/>
+    <w:lsdException w:name="Medium Shading 2 Accent 5" w:semiHidden="0" w:uiPriority="64" w:unhideWhenUsed="0"/>
+    <w:lsdException w:name="Medium List 1 Accent 5" w:semiHidden="0" w:uiPriority="65" w:unhideWhenUsed="0"/>
+    <w:lsdException w:name="Medium List 2 Accent 5" w:semiHidden="0" w:uiPriority="66" w:unhideWhenUsed="0"/>
+    <w:lsdException w:name="Medium Grid 1 Accent 5" w:semiHidden="0" w:uiPriority="67" w:unhideWhenUsed="0"/>
+    <w:lsdException w:name="Medium Grid 2 Accent 5" w:semiHidden="0" w:uiPriority="68" w:unhideWhenUsed="0"/>
+    <w:lsdException w:name="Medium Grid 3 Accent 5" w:semiHidden="0" w:uiPriority="69" w:unhideWhenUsed="0"/>
+    <w:lsdException w:name="Dark List Accent 5" w:semiHidden="0" w:uiPriority="70" w:unhideWhenUsed="0"/>
+    <w:lsdException w:name="Colorful Shading Accent 5" w:semiHidden="0" w:uiPriority="71" w:unhideWhenUsed="0"/>
+    <w:lsdException w:name="Colorful List Accent 5" w:semiHidden="0" w:uiPriority="72" w:unhideWhenUsed="0"/>
+    <w:lsdException w:name="Colorful Grid Accent 5" w:semiHidden="0" w:uiPriority="73" w:unhideWhenUsed="0"/>
+    <w:lsdException w:name="Light Shading Accent 6" w:semiHidden="0" w:uiPriority="60" w:unhideWhenUsed="0"/>
+    <w:lsdException w:name="Light List Accent 6" w:semiHidden="0" w:uiPriority="61" w:unhideWhenUsed="0"/>
+    <w:lsdException w:name="Light Grid Accent 6" w:semiHidden="0" w:uiPriority="62" w:unhideWhenUsed="0"/>
+    <w:lsdException w:name="Medium Shading 1 Accent 6" w:semiHidden="0" w:uiPriority="63" w:unhideWhenUsed="0"/>
+    <w:lsdException w:name="Medium Shading 2 Accent 6" w:semiHidden="0" w:uiPriority="64" w:unhideWhenUsed="0"/>
+    <w:lsdException w:name="Medium List 1 Accent 6" w:semiHidden="0" w:uiPriority="65" w:unhideWhenUsed="0"/>
+    <w:lsdException w:name="Medium List 2 Accent 6" w:semiHidden="0" w:uiPriority="66" w:unhideWhenUsed="0"/>
+    <w:lsdException w:name="Medium Grid 1 Accent 6" w:semiHidden="0" w:uiPriority="67" w:unhideWhenUsed="0"/>
+    <w:lsdException w:name="Medium Grid 2 Accent 6" w:semiHidden="0" w:uiPriority="68" w:unhideWhenUsed="0"/>
+    <w:lsdException w:name="Medium Grid 3 Accent 6" w:semiHidden="0" w:uiPriority="69" w:unhideWhenUsed="0"/>
+    <w:lsdException w:name="Dark List Accent 6" w:semiHidden="0" w:uiPriority="70" w:unhideWhenUsed="0"/>
+    <w:lsdException w:name="Colorful Shading Accent 6" w:semiHidden="0" w:uiPriority="71" w:unhideWhenUsed="0"/>
+    <w:lsdException w:name="Colorful List Accent 6" w:semiHidden="0" w:uiPriority="72" w:unhideWhenUsed="0"/>
+    <w:lsdException w:name="Colorful Grid Accent 6" w:semiHidden="0" w:uiPriority="73" w:unhideWhenUsed="0"/>
+    <w:lsdException w:name="Subtle Emphasis" w:semiHidden="0" w:uiPriority="19" w:unhideWhenUsed="0" w:qFormat="1"/>
+    <w:lsdException w:name="Intense Emphasis" w:semiHidden="0" w:uiPriority="21" w:unhideWhenUsed="0" w:qFormat="1"/>
+    <w:lsdException w:name="Subtle Reference" w:semiHidden="0" w:uiPriority="31" w:unhideWhenUsed="0" w:qFormat="1"/>
+    <w:lsdException w:name="Intense Reference" w:semiHidden="0" w:uiPriority="32" w:unhideWhenUsed="0" w:qFormat="1"/>
+    <w:lsdException w:name="Book Title" w:semiHidden="0" w:uiPriority="33" w:unhideWhenUsed="0" w:qFormat="1"/>
+    <w:lsdException w:name="Bibliography" w:uiPriority="37"/>
+    <w:lsdException w:name="TOC Heading" w:uiPriority="39" w:qFormat="1"/>
+  </w:latentStyles>
+  <w:style w:type="paragraph" w:default="1" w:styleId="Normal">
+    <w:name w:val="Normal"/>
+    <w:pPr>
+      <w:spacing w:line="360" w:lineRule="auto"/>
+    </w:pPr>
+  </w:style>
+  <w:style w:type="paragraph" w:styleId="Heading1">
+    <w:name w:val="heading 1"/>
+    <w:basedOn w:val="Normal"/>
+    <w:next w:val="Normal"/>
+    <w:qFormat/>
+    <w:pPr>
+      <w:spacing w:before="240" w:after="120"/>
+      <w:outlineLvl w:val="0"/>
+    </w:pPr>
+    <w:rPr>
+      <w:rFonts w:ascii="Arial" w:eastAsia="Arial" w:hAnsi="Arial" w:cs="Arial"/>
+      <w:b/>
+      <w:bCs/>
+      <w:sz w:val="28"/>
+      <w:szCs w:val="28"/>
+    </w:rPr>
+  </w:style>
+  <w:style w:type="paragraph" w:styleId="Heading2">
+    <w:name w:val="heading 2"/>
+    <w:basedOn w:val="Normal"/>
+    <w:next w:val="Normal"/>
+    <w:qFormat/>
+    <w:pPr>
+      <w:spacing w:before="180" w:after="80"/>
+      <w:outlineLvl w:val="1"/>
+    </w:pPr>
+    <w:rPr>
+      <w:rFonts w:ascii="Arial" w:eastAsia="Arial" w:hAnsi="Arial" w:cs="Arial"/>
+      <w:b/>
+      <w:bCs/>
+    </w:rPr>
+  </w:style>
+  <w:style w:type="paragraph" w:styleId="Heading3">
+    <w:name w:val="heading 3"/>
+    <w:basedOn w:val="Normal"/>
+    <w:next w:val="Normal"/>
+    <w:qFormat/>
+    <w:pPr>
+      <w:spacing w:before="140" w:after="60"/>
+      <w:outlineLvl w:val="2"/>
+    </w:pPr>
+    <w:rPr>
+      <w:rFonts w:ascii="Arial" w:eastAsia="Arial" w:hAnsi="Arial" w:cs="Arial"/>
+      <w:b/>
+      <w:bCs/>
+      <w:sz w:val="22"/>
+      <w:szCs w:val="22"/>
+    </w:rPr>
+  </w:style>
+  <w:style w:type="paragraph" w:styleId="Heading4">
+    <w:name w:val="heading 4"/>
+    <w:basedOn w:val="Normal"/>
+    <w:next w:val="Normal"/>
+    <w:qFormat/>
+    <w:pPr>
+      <w:outlineLvl w:val="3"/>
+    </w:pPr>
+    <w:rPr>
+      <w:i/>
+      <w:iCs/>
+      <w:color w:val="2E74B5"/>
+    </w:rPr>
+  </w:style>
+  <w:style w:type="paragraph" w:styleId="Heading5">
+    <w:name w:val="heading 5"/>
+    <w:basedOn w:val="Normal"/>
+    <w:next w:val="Normal"/>
+    <w:qFormat/>
+    <w:pPr>
+      <w:outlineLvl w:val="4"/>
+    </w:pPr>
+    <w:rPr>
+      <w:color w:val="2E74B5"/>
+    </w:rPr>
+  </w:style>
+  <w:style w:type="paragraph" w:styleId="Heading6">
+    <w:name w:val="heading 6"/>
+    <w:basedOn w:val="Normal"/>
+    <w:next w:val="Normal"/>
+    <w:qFormat/>
+    <w:pPr>
+      <w:outlineLvl w:val="5"/>
+    </w:pPr>
+    <w:rPr>
+      <w:color w:val="1F4D78"/>
+    </w:rPr>
+  </w:style>
+  <w:style w:type="character" w:default="1" w:styleId="DefaultParagraphFont">
+    <w:name w:val="Default Paragraph Font"/>
+    <w:uiPriority w:val="1"/>
+    <w:semiHidden/>
+    <w:unhideWhenUsed/>
+  </w:style>
+  <w:style w:type="table" w:default="1" w:styleId="TableNormal">
+    <w:name w:val="Normal Table"/>
+    <w:uiPriority w:val="99"/>
+    <w:semiHidden/>
+    <w:unhideWhenUsed/>
+    <w:tblPr>
+      <w:tblInd w:w="0" w:type="dxa"/>
+      <w:tblCellMar>
+        <w:top w:w="0" w:type="dxa"/>
+        <w:left w:w="108" w:type="dxa"/>
+        <w:bottom w:w="0" w:type="dxa"/>
+        <w:right w:w="108" w:type="dxa"/>
+      </w:tblCellMar>
+    </w:tblPr>
+  </w:style>
+  <w:style w:type="numbering" w:default="1" w:styleId="NoList">
+    <w:name w:val="No List"/>
+    <w:uiPriority w:val="99"/>
+    <w:semiHidden/>
+    <w:unhideWhenUsed/>
+  </w:style>
   <w:style w:type="paragraph" w:styleId="Title">
     <w:name w:val="Title"/>
     <w:basedOn w:val="Normal"/>
@@ -3860,70 +5871,8 @@
       <w:szCs w:val="56"/>
     </w:rPr>
   </w:style>
-  <w:style w:type="paragraph" w:styleId="Heading1">
-    <w:name w:val="Heading 1"/>
-    <w:basedOn w:val="Normal"/>
-    <w:next w:val="Normal"/>
-    <w:qFormat/>
-    <w:rPr>
-      <w:color w:val="2E74B5"/>
-      <w:sz w:val="32"/>
-      <w:szCs w:val="32"/>
-    </w:rPr>
-  </w:style>
-  <w:style w:type="paragraph" w:styleId="Heading2">
-    <w:name w:val="Heading 2"/>
-    <w:basedOn w:val="Normal"/>
-    <w:next w:val="Normal"/>
-    <w:qFormat/>
-    <w:rPr>
-      <w:color w:val="2E74B5"/>
-      <w:sz w:val="26"/>
-      <w:szCs w:val="26"/>
-    </w:rPr>
-  </w:style>
-  <w:style w:type="paragraph" w:styleId="Heading3">
-    <w:name w:val="Heading 3"/>
-    <w:basedOn w:val="Normal"/>
-    <w:next w:val="Normal"/>
-    <w:qFormat/>
-    <w:rPr>
-      <w:color w:val="1F4D78"/>
-      <w:sz w:val="24"/>
-      <w:szCs w:val="24"/>
-    </w:rPr>
-  </w:style>
-  <w:style w:type="paragraph" w:styleId="Heading4">
-    <w:name w:val="Heading 4"/>
-    <w:basedOn w:val="Normal"/>
-    <w:next w:val="Normal"/>
-    <w:qFormat/>
-    <w:rPr>
-      <w:i/>
-      <w:iCs/>
-      <w:color w:val="2E74B5"/>
-    </w:rPr>
-  </w:style>
-  <w:style w:type="paragraph" w:styleId="Heading5">
-    <w:name w:val="Heading 5"/>
-    <w:basedOn w:val="Normal"/>
-    <w:next w:val="Normal"/>
-    <w:qFormat/>
-    <w:rPr>
-      <w:color w:val="2E74B5"/>
-    </w:rPr>
-  </w:style>
-  <w:style w:type="paragraph" w:styleId="Heading6">
-    <w:name w:val="Heading 6"/>
-    <w:basedOn w:val="Normal"/>
-    <w:next w:val="Normal"/>
-    <w:qFormat/>
-    <w:rPr>
-      <w:color w:val="1F4D78"/>
-    </w:rPr>
-  </w:style>
-  <w:style w:type="paragraph" w:styleId="Strong">
-    <w:name w:val="Strong"/>
+  <w:style w:type="paragraph" w:customStyle="1" w:styleId="Strong1">
+    <w:name w:val="Strong1"/>
     <w:basedOn w:val="Normal"/>
     <w:next w:val="Normal"/>
     <w:qFormat/>
@@ -3939,7 +5888,6 @@
   </w:style>
   <w:style w:type="character" w:styleId="Hyperlink">
     <w:name w:val="Hyperlink"/>
-    <w:basedOn w:val="DefaultParagraphFont"/>
     <w:uiPriority w:val="99"/>
     <w:unhideWhenUsed/>
     <w:rPr>
@@ -3949,7 +5897,6 @@
   </w:style>
   <w:style w:type="character" w:styleId="FootnoteReference">
     <w:name w:val="footnote reference"/>
-    <w:basedOn w:val="DefaultParagraphFont"/>
     <w:uiPriority w:val="99"/>
     <w:semiHidden/>
     <w:unhideWhenUsed/>
@@ -3965,16 +5912,15 @@
     <w:semiHidden/>
     <w:unhideWhenUsed/>
     <w:pPr>
-      <w:spacing w:after="0" w:line="240" w:lineRule="auto"/>
+      <w:spacing w:line="240" w:lineRule="auto"/>
     </w:pPr>
     <w:rPr>
       <w:sz w:val="20"/>
       <w:szCs w:val="20"/>
     </w:rPr>
   </w:style>
-  <w:style w:type="character" w:styleId="FootnoteTextChar">
+  <w:style w:type="character" w:customStyle="1" w:styleId="FootnoteTextChar">
     <w:name w:val="Footnote Text Char"/>
-    <w:basedOn w:val="DefaultParagraphFont"/>
     <w:link w:val="FootnoteText"/>
     <w:uiPriority w:val="99"/>
     <w:semiHidden/>
@@ -3986,7 +5932,6 @@
   </w:style>
   <w:style w:type="character" w:styleId="EndnoteReference">
     <w:name w:val="endnote reference"/>
-    <w:basedOn w:val="DefaultParagraphFont"/>
     <w:uiPriority w:val="99"/>
     <w:semiHidden/>
     <w:unhideWhenUsed/>
@@ -4002,16 +5947,15 @@
     <w:semiHidden/>
     <w:unhideWhenUsed/>
     <w:pPr>
-      <w:spacing w:after="0" w:line="240" w:lineRule="auto"/>
+      <w:spacing w:line="240" w:lineRule="auto"/>
     </w:pPr>
     <w:rPr>
       <w:sz w:val="20"/>
       <w:szCs w:val="20"/>
     </w:rPr>
   </w:style>
-  <w:style w:type="character" w:styleId="EndnoteTextChar">
+  <w:style w:type="character" w:customStyle="1" w:styleId="EndnoteTextChar">
     <w:name w:val="Endnote Text Char"/>
-    <w:basedOn w:val="DefaultParagraphFont"/>
     <w:link w:val="EndnoteText"/>
     <w:uiPriority w:val="99"/>
     <w:semiHidden/>
@@ -4021,29 +5965,245 @@
       <w:szCs w:val="20"/>
     </w:rPr>
   </w:style>
-  <w:style w:type="paragraph" w:styleId="Normal">
+  <w:style w:type="paragraph" w:styleId="Caption">
+    <w:name w:val="caption"/>
+    <w:basedOn w:val="Normal"/>
+    <w:pPr>
+      <w:spacing w:before="60" w:after="120"/>
+      <w:jc w:val="center"/>
+    </w:pPr>
+    <w:rPr>
+      <w:sz w:val="20"/>
+      <w:szCs w:val="20"/>
+    </w:rPr>
+  </w:style>
+  <w:style w:type="paragraph" w:styleId="TOC1">
+    <w:name w:val="toc 1"/>
+    <w:basedOn w:val="Normal"/>
+    <w:next w:val="Normal"/>
+    <w:autoRedefine/>
+    <w:uiPriority w:val="39"/>
+    <w:unhideWhenUsed/>
+    <w:rsid w:val="00ED3505"/>
+    <w:pPr>
+      <w:spacing w:after="100"/>
+    </w:pPr>
+  </w:style>
+  <w:style w:type="paragraph" w:styleId="TOC2">
+    <w:name w:val="toc 2"/>
+    <w:basedOn w:val="Normal"/>
+    <w:next w:val="Normal"/>
+    <w:autoRedefine/>
+    <w:uiPriority w:val="39"/>
+    <w:unhideWhenUsed/>
+    <w:rsid w:val="00ED3505"/>
+    <w:pPr>
+      <w:spacing w:after="100"/>
+      <w:ind w:left="240"/>
+    </w:pPr>
+  </w:style>
+  <w:style w:type="paragraph" w:styleId="BalloonText">
+    <w:name w:val="Balloon Text"/>
+    <w:basedOn w:val="Normal"/>
+    <w:link w:val="BalloonTextChar"/>
+    <w:uiPriority w:val="99"/>
+    <w:semiHidden/>
+    <w:unhideWhenUsed/>
+    <w:rsid w:val="00ED3505"/>
+    <w:pPr>
+      <w:spacing w:line="240" w:lineRule="auto"/>
+    </w:pPr>
+    <w:rPr>
+      <w:rFonts w:ascii="Tahoma" w:hAnsi="Tahoma" w:cs="Tahoma"/>
+      <w:sz w:val="16"/>
+      <w:szCs w:val="16"/>
+    </w:rPr>
+  </w:style>
+  <w:style w:type="character" w:customStyle="1" w:styleId="BalloonTextChar">
+    <w:name w:val="Balloon Text Char"/>
+    <w:basedOn w:val="DefaultParagraphFont"/>
+    <w:link w:val="BalloonText"/>
+    <w:uiPriority w:val="99"/>
+    <w:semiHidden/>
+    <w:rsid w:val="00ED3505"/>
+    <w:rPr>
+      <w:rFonts w:ascii="Tahoma" w:hAnsi="Tahoma" w:cs="Tahoma"/>
+      <w:sz w:val="16"/>
+      <w:szCs w:val="16"/>
+    </w:rPr>
+  </w:style>
+</w:styles>
+</file>
+
+<file path=word/stylesWithEffects.xml><?xml version="1.0" encoding="utf-8"?>
+<w:styles xmlns:wpc="http://schemas.microsoft.com/office/word/2010/wordprocessingCanvas" xmlns:mc="http://schemas.openxmlformats.org/markup-compatibility/2006" xmlns:o="urn:schemas-microsoft-com:office:office" xmlns:r="http://schemas.openxmlformats.org/officeDocument/2006/relationships" xmlns:m="http://schemas.openxmlformats.org/officeDocument/2006/math" xmlns:v="urn:schemas-microsoft-com:vml" xmlns:wp14="http://schemas.microsoft.com/office/word/2010/wordprocessingDrawing" xmlns:wp="http://schemas.openxmlformats.org/drawingml/2006/wordprocessingDrawing" xmlns:w10="urn:schemas-microsoft-com:office:word" xmlns:w="http://schemas.openxmlformats.org/wordprocessingml/2006/main" xmlns:w14="http://schemas.microsoft.com/office/word/2010/wordml" xmlns:wpg="http://schemas.microsoft.com/office/word/2010/wordprocessingGroup" xmlns:wpi="http://schemas.microsoft.com/office/word/2010/wordprocessingInk" xmlns:wne="http://schemas.microsoft.com/office/word/2006/wordml" xmlns:wps="http://schemas.microsoft.com/office/word/2010/wordprocessingShape" mc:Ignorable="w14 wp14">
+  <w:docDefaults>
+    <w:rPrDefault>
+      <w:rPr>
+        <w:rFonts w:ascii="Times New Roman" w:eastAsia="Times New Roman" w:hAnsi="Times New Roman" w:cs="Times New Roman"/>
+        <w:sz w:val="24"/>
+        <w:szCs w:val="24"/>
+        <w:lang w:val="pl-PL" w:eastAsia="pl-PL" w:bidi="ar-SA"/>
+      </w:rPr>
+    </w:rPrDefault>
+    <w:pPrDefault/>
+  </w:docDefaults>
+  <w:latentStyles w:defLockedState="0" w:defUIPriority="99" w:defSemiHidden="1" w:defUnhideWhenUsed="1" w:defQFormat="0" w:count="267">
+    <w:lsdException w:name="Normal" w:semiHidden="0" w:uiPriority="0" w:unhideWhenUsed="0" w:qFormat="1"/>
+    <w:lsdException w:name="heading 1" w:semiHidden="0" w:uiPriority="9" w:unhideWhenUsed="0" w:qFormat="1"/>
+    <w:lsdException w:name="heading 2" w:uiPriority="9" w:qFormat="1"/>
+    <w:lsdException w:name="heading 3" w:uiPriority="9" w:qFormat="1"/>
+    <w:lsdException w:name="heading 4" w:uiPriority="9" w:qFormat="1"/>
+    <w:lsdException w:name="heading 5" w:uiPriority="9" w:qFormat="1"/>
+    <w:lsdException w:name="heading 6" w:uiPriority="9" w:qFormat="1"/>
+    <w:lsdException w:name="heading 7" w:uiPriority="9" w:qFormat="1"/>
+    <w:lsdException w:name="heading 8" w:uiPriority="9" w:qFormat="1"/>
+    <w:lsdException w:name="heading 9" w:uiPriority="9" w:qFormat="1"/>
+    <w:lsdException w:name="toc 1" w:uiPriority="39"/>
+    <w:lsdException w:name="toc 2" w:uiPriority="39"/>
+    <w:lsdException w:name="toc 3" w:uiPriority="39"/>
+    <w:lsdException w:name="toc 4" w:uiPriority="39"/>
+    <w:lsdException w:name="toc 5" w:uiPriority="39"/>
+    <w:lsdException w:name="toc 6" w:uiPriority="39"/>
+    <w:lsdException w:name="toc 7" w:uiPriority="39"/>
+    <w:lsdException w:name="toc 8" w:uiPriority="39"/>
+    <w:lsdException w:name="toc 9" w:uiPriority="39"/>
+    <w:lsdException w:name="caption" w:uiPriority="35" w:qFormat="1"/>
+    <w:lsdException w:name="Title" w:semiHidden="0" w:uiPriority="10" w:unhideWhenUsed="0" w:qFormat="1"/>
+    <w:lsdException w:name="Default Paragraph Font" w:uiPriority="1"/>
+    <w:lsdException w:name="Subtitle" w:semiHidden="0" w:uiPriority="11" w:unhideWhenUsed="0" w:qFormat="1"/>
+    <w:lsdException w:name="Strong" w:semiHidden="0" w:uiPriority="22" w:unhideWhenUsed="0" w:qFormat="1"/>
+    <w:lsdException w:name="Emphasis" w:semiHidden="0" w:uiPriority="20" w:unhideWhenUsed="0" w:qFormat="1"/>
+    <w:lsdException w:name="Table Grid" w:semiHidden="0" w:uiPriority="59" w:unhideWhenUsed="0"/>
+    <w:lsdException w:name="Placeholder Text" w:unhideWhenUsed="0"/>
+    <w:lsdException w:name="No Spacing" w:semiHidden="0" w:uiPriority="1" w:unhideWhenUsed="0" w:qFormat="1"/>
+    <w:lsdException w:name="Light Shading" w:semiHidden="0" w:uiPriority="60" w:unhideWhenUsed="0"/>
+    <w:lsdException w:name="Light List" w:semiHidden="0" w:uiPriority="61" w:unhideWhenUsed="0"/>
+    <w:lsdException w:name="Light Grid" w:semiHidden="0" w:uiPriority="62" w:unhideWhenUsed="0"/>
+    <w:lsdException w:name="Medium Shading 1" w:semiHidden="0" w:uiPriority="63" w:unhideWhenUsed="0"/>
+    <w:lsdException w:name="Medium Shading 2" w:semiHidden="0" w:uiPriority="64" w:unhideWhenUsed="0"/>
+    <w:lsdException w:name="Medium List 1" w:semiHidden="0" w:uiPriority="65" w:unhideWhenUsed="0"/>
+    <w:lsdException w:name="Medium List 2" w:semiHidden="0" w:uiPriority="66" w:unhideWhenUsed="0"/>
+    <w:lsdException w:name="Medium Grid 1" w:semiHidden="0" w:uiPriority="67" w:unhideWhenUsed="0"/>
+    <w:lsdException w:name="Medium Grid 2" w:semiHidden="0" w:uiPriority="68" w:unhideWhenUsed="0"/>
+    <w:lsdException w:name="Medium Grid 3" w:semiHidden="0" w:uiPriority="69" w:unhideWhenUsed="0"/>
+    <w:lsdException w:name="Dark List" w:semiHidden="0" w:uiPriority="70" w:unhideWhenUsed="0"/>
+    <w:lsdException w:name="Colorful Shading" w:semiHidden="0" w:uiPriority="71" w:unhideWhenUsed="0"/>
+    <w:lsdException w:name="Colorful List" w:semiHidden="0" w:uiPriority="72" w:unhideWhenUsed="0"/>
+    <w:lsdException w:name="Colorful Grid" w:semiHidden="0" w:uiPriority="73" w:unhideWhenUsed="0"/>
+    <w:lsdException w:name="Light Shading Accent 1" w:semiHidden="0" w:uiPriority="60" w:unhideWhenUsed="0"/>
+    <w:lsdException w:name="Light List Accent 1" w:semiHidden="0" w:uiPriority="61" w:unhideWhenUsed="0"/>
+    <w:lsdException w:name="Light Grid Accent 1" w:semiHidden="0" w:uiPriority="62" w:unhideWhenUsed="0"/>
+    <w:lsdException w:name="Medium Shading 1 Accent 1" w:semiHidden="0" w:uiPriority="63" w:unhideWhenUsed="0"/>
+    <w:lsdException w:name="Medium Shading 2 Accent 1" w:semiHidden="0" w:uiPriority="64" w:unhideWhenUsed="0"/>
+    <w:lsdException w:name="Medium List 1 Accent 1" w:semiHidden="0" w:uiPriority="65" w:unhideWhenUsed="0"/>
+    <w:lsdException w:name="Revision" w:unhideWhenUsed="0"/>
+    <w:lsdException w:name="List Paragraph" w:semiHidden="0" w:uiPriority="34" w:unhideWhenUsed="0" w:qFormat="1"/>
+    <w:lsdException w:name="Quote" w:semiHidden="0" w:uiPriority="29" w:unhideWhenUsed="0" w:qFormat="1"/>
+    <w:lsdException w:name="Intense Quote" w:semiHidden="0" w:uiPriority="30" w:unhideWhenUsed="0" w:qFormat="1"/>
+    <w:lsdException w:name="Medium List 2 Accent 1" w:semiHidden="0" w:uiPriority="66" w:unhideWhenUsed="0"/>
+    <w:lsdException w:name="Medium Grid 1 Accent 1" w:semiHidden="0" w:uiPriority="67" w:unhideWhenUsed="0"/>
+    <w:lsdException w:name="Medium Grid 2 Accent 1" w:semiHidden="0" w:uiPriority="68" w:unhideWhenUsed="0"/>
+    <w:lsdException w:name="Medium Grid 3 Accent 1" w:semiHidden="0" w:uiPriority="69" w:unhideWhenUsed="0"/>
+    <w:lsdException w:name="Dark List Accent 1" w:semiHidden="0" w:uiPriority="70" w:unhideWhenUsed="0"/>
+    <w:lsdException w:name="Colorful Shading Accent 1" w:semiHidden="0" w:uiPriority="71" w:unhideWhenUsed="0"/>
+    <w:lsdException w:name="Colorful List Accent 1" w:semiHidden="0" w:uiPriority="72" w:unhideWhenUsed="0"/>
+    <w:lsdException w:name="Colorful Grid Accent 1" w:semiHidden="0" w:uiPriority="73" w:unhideWhenUsed="0"/>
+    <w:lsdException w:name="Light Shading Accent 2" w:semiHidden="0" w:uiPriority="60" w:unhideWhenUsed="0"/>
+    <w:lsdException w:name="Light List Accent 2" w:semiHidden="0" w:uiPriority="61" w:unhideWhenUsed="0"/>
+    <w:lsdException w:name="Light Grid Accent 2" w:semiHidden="0" w:uiPriority="62" w:unhideWhenUsed="0"/>
+    <w:lsdException w:name="Medium Shading 1 Accent 2" w:semiHidden="0" w:uiPriority="63" w:unhideWhenUsed="0"/>
+    <w:lsdException w:name="Medium Shading 2 Accent 2" w:semiHidden="0" w:uiPriority="64" w:unhideWhenUsed="0"/>
+    <w:lsdException w:name="Medium List 1 Accent 2" w:semiHidden="0" w:uiPriority="65" w:unhideWhenUsed="0"/>
+    <w:lsdException w:name="Medium List 2 Accent 2" w:semiHidden="0" w:uiPriority="66" w:unhideWhenUsed="0"/>
+    <w:lsdException w:name="Medium Grid 1 Accent 2" w:semiHidden="0" w:uiPriority="67" w:unhideWhenUsed="0"/>
+    <w:lsdException w:name="Medium Grid 2 Accent 2" w:semiHidden="0" w:uiPriority="68" w:unhideWhenUsed="0"/>
+    <w:lsdException w:name="Medium Grid 3 Accent 2" w:semiHidden="0" w:uiPriority="69" w:unhideWhenUsed="0"/>
+    <w:lsdException w:name="Dark List Accent 2" w:semiHidden="0" w:uiPriority="70" w:unhideWhenUsed="0"/>
+    <w:lsdException w:name="Colorful Shading Accent 2" w:semiHidden="0" w:uiPriority="71" w:unhideWhenUsed="0"/>
+    <w:lsdException w:name="Colorful List Accent 2" w:semiHidden="0" w:uiPriority="72" w:unhideWhenUsed="0"/>
+    <w:lsdException w:name="Colorful Grid Accent 2" w:semiHidden="0" w:uiPriority="73" w:unhideWhenUsed="0"/>
+    <w:lsdException w:name="Light Shading Accent 3" w:semiHidden="0" w:uiPriority="60" w:unhideWhenUsed="0"/>
+    <w:lsdException w:name="Light List Accent 3" w:semiHidden="0" w:uiPriority="61" w:unhideWhenUsed="0"/>
+    <w:lsdException w:name="Light Grid Accent 3" w:semiHidden="0" w:uiPriority="62" w:unhideWhenUsed="0"/>
+    <w:lsdException w:name="Medium Shading 1 Accent 3" w:semiHidden="0" w:uiPriority="63" w:unhideWhenUsed="0"/>
+    <w:lsdException w:name="Medium Shading 2 Accent 3" w:semiHidden="0" w:uiPriority="64" w:unhideWhenUsed="0"/>
+    <w:lsdException w:name="Medium List 1 Accent 3" w:semiHidden="0" w:uiPriority="65" w:unhideWhenUsed="0"/>
+    <w:lsdException w:name="Medium List 2 Accent 3" w:semiHidden="0" w:uiPriority="66" w:unhideWhenUsed="0"/>
+    <w:lsdException w:name="Medium Grid 1 Accent 3" w:semiHidden="0" w:uiPriority="67" w:unhideWhenUsed="0"/>
+    <w:lsdException w:name="Medium Grid 2 Accent 3" w:semiHidden="0" w:uiPriority="68" w:unhideWhenUsed="0"/>
+    <w:lsdException w:name="Medium Grid 3 Accent 3" w:semiHidden="0" w:uiPriority="69" w:unhideWhenUsed="0"/>
+    <w:lsdException w:name="Dark List Accent 3" w:semiHidden="0" w:uiPriority="70" w:unhideWhenUsed="0"/>
+    <w:lsdException w:name="Colorful Shading Accent 3" w:semiHidden="0" w:uiPriority="71" w:unhideWhenUsed="0"/>
+    <w:lsdException w:name="Colorful List Accent 3" w:semiHidden="0" w:uiPriority="72" w:unhideWhenUsed="0"/>
+    <w:lsdException w:name="Colorful Grid Accent 3" w:semiHidden="0" w:uiPriority="73" w:unhideWhenUsed="0"/>
+    <w:lsdException w:name="Light Shading Accent 4" w:semiHidden="0" w:uiPriority="60" w:unhideWhenUsed="0"/>
+    <w:lsdException w:name="Light List Accent 4" w:semiHidden="0" w:uiPriority="61" w:unhideWhenUsed="0"/>
+    <w:lsdException w:name="Light Grid Accent 4" w:semiHidden="0" w:uiPriority="62" w:unhideWhenUsed="0"/>
+    <w:lsdException w:name="Medium Shading 1 Accent 4" w:semiHidden="0" w:uiPriority="63" w:unhideWhenUsed="0"/>
+    <w:lsdException w:name="Medium Shading 2 Accent 4" w:semiHidden="0" w:uiPriority="64" w:unhideWhenUsed="0"/>
+    <w:lsdException w:name="Medium List 1 Accent 4" w:semiHidden="0" w:uiPriority="65" w:unhideWhenUsed="0"/>
+    <w:lsdException w:name="Medium List 2 Accent 4" w:semiHidden="0" w:uiPriority="66" w:unhideWhenUsed="0"/>
+    <w:lsdException w:name="Medium Grid 1 Accent 4" w:semiHidden="0" w:uiPriority="67" w:unhideWhenUsed="0"/>
+    <w:lsdException w:name="Medium Grid 2 Accent 4" w:semiHidden="0" w:uiPriority="68" w:unhideWhenUsed="0"/>
+    <w:lsdException w:name="Medium Grid 3 Accent 4" w:semiHidden="0" w:uiPriority="69" w:unhideWhenUsed="0"/>
+    <w:lsdException w:name="Dark List Accent 4" w:semiHidden="0" w:uiPriority="70" w:unhideWhenUsed="0"/>
+    <w:lsdException w:name="Colorful Shading Accent 4" w:semiHidden="0" w:uiPriority="71" w:unhideWhenUsed="0"/>
+    <w:lsdException w:name="Colorful List Accent 4" w:semiHidden="0" w:uiPriority="72" w:unhideWhenUsed="0"/>
+    <w:lsdException w:name="Colorful Grid Accent 4" w:semiHidden="0" w:uiPriority="73" w:unhideWhenUsed="0"/>
+    <w:lsdException w:name="Light Shading Accent 5" w:semiHidden="0" w:uiPriority="60" w:unhideWhenUsed="0"/>
+    <w:lsdException w:name="Light List Accent 5" w:semiHidden="0" w:uiPriority="61" w:unhideWhenUsed="0"/>
+    <w:lsdException w:name="Light Grid Accent 5" w:semiHidden="0" w:uiPriority="62" w:unhideWhenUsed="0"/>
+    <w:lsdException w:name="Medium Shading 1 Accent 5" w:semiHidden="0" w:uiPriority="63" w:unhideWhenUsed="0"/>
+    <w:lsdException w:name="Medium Shading 2 Accent 5" w:semiHidden="0" w:uiPriority="64" w:unhideWhenUsed="0"/>
+    <w:lsdException w:name="Medium List 1 Accent 5" w:semiHidden="0" w:uiPriority="65" w:unhideWhenUsed="0"/>
+    <w:lsdException w:name="Medium List 2 Accent 5" w:semiHidden="0" w:uiPriority="66" w:unhideWhenUsed="0"/>
+    <w:lsdException w:name="Medium Grid 1 Accent 5" w:semiHidden="0" w:uiPriority="67" w:unhideWhenUsed="0"/>
+    <w:lsdException w:name="Medium Grid 2 Accent 5" w:semiHidden="0" w:uiPriority="68" w:unhideWhenUsed="0"/>
+    <w:lsdException w:name="Medium Grid 3 Accent 5" w:semiHidden="0" w:uiPriority="69" w:unhideWhenUsed="0"/>
+    <w:lsdException w:name="Dark List Accent 5" w:semiHidden="0" w:uiPriority="70" w:unhideWhenUsed="0"/>
+    <w:lsdException w:name="Colorful Shading Accent 5" w:semiHidden="0" w:uiPriority="71" w:unhideWhenUsed="0"/>
+    <w:lsdException w:name="Colorful List Accent 5" w:semiHidden="0" w:uiPriority="72" w:unhideWhenUsed="0"/>
+    <w:lsdException w:name="Colorful Grid Accent 5" w:semiHidden="0" w:uiPriority="73" w:unhideWhenUsed="0"/>
+    <w:lsdException w:name="Light Shading Accent 6" w:semiHidden="0" w:uiPriority="60" w:unhideWhenUsed="0"/>
+    <w:lsdException w:name="Light List Accent 6" w:semiHidden="0" w:uiPriority="61" w:unhideWhenUsed="0"/>
+    <w:lsdException w:name="Light Grid Accent 6" w:semiHidden="0" w:uiPriority="62" w:unhideWhenUsed="0"/>
+    <w:lsdException w:name="Medium Shading 1 Accent 6" w:semiHidden="0" w:uiPriority="63" w:unhideWhenUsed="0"/>
+    <w:lsdException w:name="Medium Shading 2 Accent 6" w:semiHidden="0" w:uiPriority="64" w:unhideWhenUsed="0"/>
+    <w:lsdException w:name="Medium List 1 Accent 6" w:semiHidden="0" w:uiPriority="65" w:unhideWhenUsed="0"/>
+    <w:lsdException w:name="Medium List 2 Accent 6" w:semiHidden="0" w:uiPriority="66" w:unhideWhenUsed="0"/>
+    <w:lsdException w:name="Medium Grid 1 Accent 6" w:semiHidden="0" w:uiPriority="67" w:unhideWhenUsed="0"/>
+    <w:lsdException w:name="Medium Grid 2 Accent 6" w:semiHidden="0" w:uiPriority="68" w:unhideWhenUsed="0"/>
+    <w:lsdException w:name="Medium Grid 3 Accent 6" w:semiHidden="0" w:uiPriority="69" w:unhideWhenUsed="0"/>
+    <w:lsdException w:name="Dark List Accent 6" w:semiHidden="0" w:uiPriority="70" w:unhideWhenUsed="0"/>
+    <w:lsdException w:name="Colorful Shading Accent 6" w:semiHidden="0" w:uiPriority="71" w:unhideWhenUsed="0"/>
+    <w:lsdException w:name="Colorful List Accent 6" w:semiHidden="0" w:uiPriority="72" w:unhideWhenUsed="0"/>
+    <w:lsdException w:name="Colorful Grid Accent 6" w:semiHidden="0" w:uiPriority="73" w:unhideWhenUsed="0"/>
+    <w:lsdException w:name="Subtle Emphasis" w:semiHidden="0" w:uiPriority="19" w:unhideWhenUsed="0" w:qFormat="1"/>
+    <w:lsdException w:name="Intense Emphasis" w:semiHidden="0" w:uiPriority="21" w:unhideWhenUsed="0" w:qFormat="1"/>
+    <w:lsdException w:name="Subtle Reference" w:semiHidden="0" w:uiPriority="31" w:unhideWhenUsed="0" w:qFormat="1"/>
+    <w:lsdException w:name="Intense Reference" w:semiHidden="0" w:uiPriority="32" w:unhideWhenUsed="0" w:qFormat="1"/>
+    <w:lsdException w:name="Book Title" w:semiHidden="0" w:uiPriority="33" w:unhideWhenUsed="0" w:qFormat="1"/>
+    <w:lsdException w:name="Bibliography" w:uiPriority="37"/>
+    <w:lsdException w:name="TOC Heading" w:uiPriority="39" w:qFormat="1"/>
+  </w:latentStyles>
+  <w:style w:type="paragraph" w:default="1" w:styleId="Normal">
     <w:name w:val="Normal"/>
-    <w:basedOn w:val="Normal"/>
     <w:pPr>
       <w:spacing w:line="360" w:lineRule="auto"/>
     </w:pPr>
-    <w:rPr>
-      <w:rFonts w:ascii="Times New Roman" w:cs="Times New Roman" w:eastAsia="Times New Roman" w:hAnsi="Times New Roman"/>
-      <w:sz w:val="24"/>
-      <w:szCs w:val="24"/>
-    </w:rPr>
   </w:style>
   <w:style w:type="paragraph" w:styleId="Heading1">
-    <w:name w:val="Heading 1"/>
+    <w:name w:val="heading 1"/>
     <w:basedOn w:val="Normal"/>
     <w:next w:val="Normal"/>
     <w:qFormat/>
     <w:pPr>
-      <w:spacing w:after="120" w:before="240"/>
+      <w:spacing w:before="240" w:after="120"/>
       <w:outlineLvl w:val="0"/>
     </w:pPr>
     <w:rPr>
-      <w:rFonts w:ascii="Arial" w:cs="Arial" w:eastAsia="Arial" w:hAnsi="Arial"/>
+      <w:rFonts w:ascii="Arial" w:eastAsia="Arial" w:hAnsi="Arial" w:cs="Arial"/>
       <w:b/>
       <w:bCs/>
       <w:sz w:val="28"/>
@@ -4051,54 +6211,557 @@
     </w:rPr>
   </w:style>
   <w:style w:type="paragraph" w:styleId="Heading2">
-    <w:name w:val="Heading 2"/>
+    <w:name w:val="heading 2"/>
     <w:basedOn w:val="Normal"/>
     <w:next w:val="Normal"/>
     <w:qFormat/>
     <w:pPr>
-      <w:spacing w:after="80" w:before="180"/>
+      <w:spacing w:before="180" w:after="80"/>
       <w:outlineLvl w:val="1"/>
     </w:pPr>
     <w:rPr>
-      <w:rFonts w:ascii="Arial" w:cs="Arial" w:eastAsia="Arial" w:hAnsi="Arial"/>
+      <w:rFonts w:ascii="Arial" w:eastAsia="Arial" w:hAnsi="Arial" w:cs="Arial"/>
       <w:b/>
       <w:bCs/>
-      <w:sz w:val="24"/>
-      <w:szCs w:val="24"/>
     </w:rPr>
   </w:style>
   <w:style w:type="paragraph" w:styleId="Heading3">
-    <w:name w:val="Heading 3"/>
+    <w:name w:val="heading 3"/>
     <w:basedOn w:val="Normal"/>
     <w:next w:val="Normal"/>
     <w:qFormat/>
     <w:pPr>
-      <w:spacing w:after="60" w:before="140"/>
+      <w:spacing w:before="140" w:after="60"/>
       <w:outlineLvl w:val="2"/>
     </w:pPr>
     <w:rPr>
-      <w:rFonts w:ascii="Arial" w:cs="Arial" w:eastAsia="Arial" w:hAnsi="Arial"/>
+      <w:rFonts w:ascii="Arial" w:eastAsia="Arial" w:hAnsi="Arial" w:cs="Arial"/>
       <w:b/>
       <w:bCs/>
       <w:sz w:val="22"/>
       <w:szCs w:val="22"/>
     </w:rPr>
   </w:style>
-  <w:style w:type="paragraph" w:styleId="Caption">
-    <w:name w:val="Caption"/>
+  <w:style w:type="paragraph" w:styleId="Heading4">
+    <w:name w:val="heading 4"/>
     <w:basedOn w:val="Normal"/>
+    <w:next w:val="Normal"/>
+    <w:qFormat/>
     <w:pPr>
-      <w:spacing w:after="120" w:before="60"/>
-      <w:jc w:val="center"/>
+      <w:outlineLvl w:val="3"/>
     </w:pPr>
     <w:rPr>
-      <w:b w:val="false"/>
-      <w:bCs w:val="false"/>
-      <w:i w:val="false"/>
-      <w:iCs w:val="false"/>
+      <w:i/>
+      <w:iCs/>
+      <w:color w:val="2E74B5"/>
+    </w:rPr>
+  </w:style>
+  <w:style w:type="paragraph" w:styleId="Heading5">
+    <w:name w:val="heading 5"/>
+    <w:basedOn w:val="Normal"/>
+    <w:next w:val="Normal"/>
+    <w:qFormat/>
+    <w:pPr>
+      <w:outlineLvl w:val="4"/>
+    </w:pPr>
+    <w:rPr>
+      <w:color w:val="2E74B5"/>
+    </w:rPr>
+  </w:style>
+  <w:style w:type="paragraph" w:styleId="Heading6">
+    <w:name w:val="heading 6"/>
+    <w:basedOn w:val="Normal"/>
+    <w:next w:val="Normal"/>
+    <w:qFormat/>
+    <w:pPr>
+      <w:outlineLvl w:val="5"/>
+    </w:pPr>
+    <w:rPr>
+      <w:color w:val="1F4D78"/>
+    </w:rPr>
+  </w:style>
+  <w:style w:type="character" w:default="1" w:styleId="DefaultParagraphFont">
+    <w:name w:val="Default Paragraph Font"/>
+    <w:uiPriority w:val="1"/>
+    <w:semiHidden/>
+    <w:unhideWhenUsed/>
+  </w:style>
+  <w:style w:type="table" w:default="1" w:styleId="TableNormal">
+    <w:name w:val="Normal Table"/>
+    <w:uiPriority w:val="99"/>
+    <w:semiHidden/>
+    <w:unhideWhenUsed/>
+    <w:tblPr>
+      <w:tblInd w:w="0" w:type="dxa"/>
+      <w:tblCellMar>
+        <w:top w:w="0" w:type="dxa"/>
+        <w:left w:w="108" w:type="dxa"/>
+        <w:bottom w:w="0" w:type="dxa"/>
+        <w:right w:w="108" w:type="dxa"/>
+      </w:tblCellMar>
+    </w:tblPr>
+  </w:style>
+  <w:style w:type="numbering" w:default="1" w:styleId="NoList">
+    <w:name w:val="No List"/>
+    <w:uiPriority w:val="99"/>
+    <w:semiHidden/>
+    <w:unhideWhenUsed/>
+  </w:style>
+  <w:style w:type="paragraph" w:styleId="Title">
+    <w:name w:val="Title"/>
+    <w:basedOn w:val="Normal"/>
+    <w:next w:val="Normal"/>
+    <w:qFormat/>
+    <w:rPr>
+      <w:sz w:val="56"/>
+      <w:szCs w:val="56"/>
+    </w:rPr>
+  </w:style>
+  <w:style w:type="paragraph" w:customStyle="1" w:styleId="Strong1">
+    <w:name w:val="Strong1"/>
+    <w:basedOn w:val="Normal"/>
+    <w:next w:val="Normal"/>
+    <w:qFormat/>
+    <w:rPr>
+      <w:b/>
+      <w:bCs/>
+    </w:rPr>
+  </w:style>
+  <w:style w:type="paragraph" w:styleId="ListParagraph">
+    <w:name w:val="List Paragraph"/>
+    <w:basedOn w:val="Normal"/>
+    <w:qFormat/>
+  </w:style>
+  <w:style w:type="character" w:styleId="Hyperlink">
+    <w:name w:val="Hyperlink"/>
+    <w:uiPriority w:val="99"/>
+    <w:unhideWhenUsed/>
+    <w:rPr>
+      <w:color w:val="0563C1"/>
+      <w:u w:val="single"/>
+    </w:rPr>
+  </w:style>
+  <w:style w:type="character" w:styleId="FootnoteReference">
+    <w:name w:val="footnote reference"/>
+    <w:uiPriority w:val="99"/>
+    <w:semiHidden/>
+    <w:unhideWhenUsed/>
+    <w:rPr>
+      <w:vertAlign w:val="superscript"/>
+    </w:rPr>
+  </w:style>
+  <w:style w:type="paragraph" w:styleId="FootnoteText">
+    <w:name w:val="footnote text"/>
+    <w:basedOn w:val="Normal"/>
+    <w:link w:val="FootnoteTextChar"/>
+    <w:uiPriority w:val="99"/>
+    <w:semiHidden/>
+    <w:unhideWhenUsed/>
+    <w:pPr>
+      <w:spacing w:line="240" w:lineRule="auto"/>
+    </w:pPr>
+    <w:rPr>
       <w:sz w:val="20"/>
       <w:szCs w:val="20"/>
     </w:rPr>
   </w:style>
+  <w:style w:type="character" w:customStyle="1" w:styleId="FootnoteTextChar">
+    <w:name w:val="Footnote Text Char"/>
+    <w:link w:val="FootnoteText"/>
+    <w:uiPriority w:val="99"/>
+    <w:semiHidden/>
+    <w:unhideWhenUsed/>
+    <w:rPr>
+      <w:sz w:val="20"/>
+      <w:szCs w:val="20"/>
+    </w:rPr>
+  </w:style>
+  <w:style w:type="character" w:styleId="EndnoteReference">
+    <w:name w:val="endnote reference"/>
+    <w:uiPriority w:val="99"/>
+    <w:semiHidden/>
+    <w:unhideWhenUsed/>
+    <w:rPr>
+      <w:vertAlign w:val="superscript"/>
+    </w:rPr>
+  </w:style>
+  <w:style w:type="paragraph" w:styleId="EndnoteText">
+    <w:name w:val="endnote text"/>
+    <w:basedOn w:val="Normal"/>
+    <w:link w:val="EndnoteTextChar"/>
+    <w:uiPriority w:val="99"/>
+    <w:semiHidden/>
+    <w:unhideWhenUsed/>
+    <w:pPr>
+      <w:spacing w:line="240" w:lineRule="auto"/>
+    </w:pPr>
+    <w:rPr>
+      <w:sz w:val="20"/>
+      <w:szCs w:val="20"/>
+    </w:rPr>
+  </w:style>
+  <w:style w:type="character" w:customStyle="1" w:styleId="EndnoteTextChar">
+    <w:name w:val="Endnote Text Char"/>
+    <w:link w:val="EndnoteText"/>
+    <w:uiPriority w:val="99"/>
+    <w:semiHidden/>
+    <w:unhideWhenUsed/>
+    <w:rPr>
+      <w:sz w:val="20"/>
+      <w:szCs w:val="20"/>
+    </w:rPr>
+  </w:style>
+  <w:style w:type="paragraph" w:styleId="Caption">
+    <w:name w:val="caption"/>
+    <w:basedOn w:val="Normal"/>
+    <w:pPr>
+      <w:spacing w:before="60" w:after="120"/>
+      <w:jc w:val="center"/>
+    </w:pPr>
+    <w:rPr>
+      <w:sz w:val="20"/>
+      <w:szCs w:val="20"/>
+    </w:rPr>
+  </w:style>
+  <w:style w:type="paragraph" w:styleId="TOC1">
+    <w:name w:val="toc 1"/>
+    <w:basedOn w:val="Normal"/>
+    <w:next w:val="Normal"/>
+    <w:autoRedefine/>
+    <w:uiPriority w:val="39"/>
+    <w:unhideWhenUsed/>
+    <w:rsid w:val="00ED3505"/>
+    <w:pPr>
+      <w:spacing w:after="100"/>
+    </w:pPr>
+  </w:style>
+  <w:style w:type="paragraph" w:styleId="TOC2">
+    <w:name w:val="toc 2"/>
+    <w:basedOn w:val="Normal"/>
+    <w:next w:val="Normal"/>
+    <w:autoRedefine/>
+    <w:uiPriority w:val="39"/>
+    <w:unhideWhenUsed/>
+    <w:rsid w:val="00ED3505"/>
+    <w:pPr>
+      <w:spacing w:after="100"/>
+      <w:ind w:left="240"/>
+    </w:pPr>
+  </w:style>
+  <w:style w:type="paragraph" w:styleId="BalloonText">
+    <w:name w:val="Balloon Text"/>
+    <w:basedOn w:val="Normal"/>
+    <w:link w:val="BalloonTextChar"/>
+    <w:uiPriority w:val="99"/>
+    <w:semiHidden/>
+    <w:unhideWhenUsed/>
+    <w:rsid w:val="00ED3505"/>
+    <w:pPr>
+      <w:spacing w:line="240" w:lineRule="auto"/>
+    </w:pPr>
+    <w:rPr>
+      <w:rFonts w:ascii="Tahoma" w:hAnsi="Tahoma" w:cs="Tahoma"/>
+      <w:sz w:val="16"/>
+      <w:szCs w:val="16"/>
+    </w:rPr>
+  </w:style>
+  <w:style w:type="character" w:customStyle="1" w:styleId="BalloonTextChar">
+    <w:name w:val="Balloon Text Char"/>
+    <w:basedOn w:val="DefaultParagraphFont"/>
+    <w:link w:val="BalloonText"/>
+    <w:uiPriority w:val="99"/>
+    <w:semiHidden/>
+    <w:rsid w:val="00ED3505"/>
+    <w:rPr>
+      <w:rFonts w:ascii="Tahoma" w:hAnsi="Tahoma" w:cs="Tahoma"/>
+      <w:sz w:val="16"/>
+      <w:szCs w:val="16"/>
+    </w:rPr>
+  </w:style>
 </w:styles>
+</file>
+
+<file path=word/theme/theme1.xml><?xml version="1.0" encoding="utf-8"?>
+<a:theme xmlns:a="http://schemas.openxmlformats.org/drawingml/2006/main" name="Office Theme">
+  <a:themeElements>
+    <a:clrScheme name="Office">
+      <a:dk1>
+        <a:sysClr val="windowText" lastClr="000000"/>
+      </a:dk1>
+      <a:lt1>
+        <a:sysClr val="window" lastClr="FFFFFF"/>
+      </a:lt1>
+      <a:dk2>
+        <a:srgbClr val="1F497D"/>
+      </a:dk2>
+      <a:lt2>
+        <a:srgbClr val="EEECE1"/>
+      </a:lt2>
+      <a:accent1>
+        <a:srgbClr val="4F81BD"/>
+      </a:accent1>
+      <a:accent2>
+        <a:srgbClr val="C0504D"/>
+      </a:accent2>
+      <a:accent3>
+        <a:srgbClr val="9BBB59"/>
+      </a:accent3>
+      <a:accent4>
+        <a:srgbClr val="8064A2"/>
+      </a:accent4>
+      <a:accent5>
+        <a:srgbClr val="4BACC6"/>
+      </a:accent5>
+      <a:accent6>
+        <a:srgbClr val="F79646"/>
+      </a:accent6>
+      <a:hlink>
+        <a:srgbClr val="0000FF"/>
+      </a:hlink>
+      <a:folHlink>
+        <a:srgbClr val="800080"/>
+      </a:folHlink>
+    </a:clrScheme>
+    <a:fontScheme name="Office">
+      <a:majorFont>
+        <a:latin typeface="Cambria"/>
+        <a:ea typeface=""/>
+        <a:cs typeface=""/>
+        <a:font script="Jpan" typeface="ＭＳ ゴシック"/>
+        <a:font script="Hang" typeface="맑은 고딕"/>
+        <a:font script="Hans" typeface="宋体"/>
+        <a:font script="Hant" typeface="新細明體"/>
+        <a:font script="Arab" typeface="Times New Roman"/>
+        <a:font script="Hebr" typeface="Times New Roman"/>
+        <a:font script="Thai" typeface="Angsana New"/>
+        <a:font script="Ethi" typeface="Nyala"/>
+        <a:font script="Beng" typeface="Vrinda"/>
+        <a:font script="Gujr" typeface="Shruti"/>
+        <a:font script="Khmr" typeface="MoolBoran"/>
+        <a:font script="Knda" typeface="Tunga"/>
+        <a:font script="Guru" typeface="Raavi"/>
+        <a:font script="Cans" typeface="Euphemia"/>
+        <a:font script="Cher" typeface="Plantagenet Cherokee"/>
+        <a:font script="Yiii" typeface="Microsoft Yi Baiti"/>
+        <a:font script="Tibt" typeface="Microsoft Himalaya"/>
+        <a:font script="Thaa" typeface="MV Boli"/>
+        <a:font script="Deva" typeface="Mangal"/>
+        <a:font script="Telu" typeface="Gautami"/>
+        <a:font script="Taml" typeface="Latha"/>
+        <a:font script="Syrc" typeface="Estrangelo Edessa"/>
+        <a:font script="Orya" typeface="Kalinga"/>
+        <a:font script="Mlym" typeface="Kartika"/>
+        <a:font script="Laoo" typeface="DokChampa"/>
+        <a:font script="Sinh" typeface="Iskoola Pota"/>
+        <a:font script="Mong" typeface="Mongolian Baiti"/>
+        <a:font script="Viet" typeface="Times New Roman"/>
+        <a:font script="Uigh" typeface="Microsoft Uighur"/>
+        <a:font script="Geor" typeface="Sylfaen"/>
+      </a:majorFont>
+      <a:minorFont>
+        <a:latin typeface="Calibri"/>
+        <a:ea typeface=""/>
+        <a:cs typeface=""/>
+        <a:font script="Jpan" typeface="ＭＳ 明朝"/>
+        <a:font script="Hang" typeface="맑은 고딕"/>
+        <a:font script="Hans" typeface="宋体"/>
+        <a:font script="Hant" typeface="新細明體"/>
+        <a:font script="Arab" typeface="Arial"/>
+        <a:font script="Hebr" typeface="Arial"/>
+        <a:font script="Thai" typeface="Cordia New"/>
+        <a:font script="Ethi" typeface="Nyala"/>
+        <a:font script="Beng" typeface="Vrinda"/>
+        <a:font script="Gujr" typeface="Shruti"/>
+        <a:font script="Khmr" typeface="DaunPenh"/>
+        <a:font script="Knda" typeface="Tunga"/>
+        <a:font script="Guru" typeface="Raavi"/>
+        <a:font script="Cans" typeface="Euphemia"/>
+        <a:font script="Cher" typeface="Plantagenet Cherokee"/>
+        <a:font script="Yiii" typeface="Microsoft Yi Baiti"/>
+        <a:font script="Tibt" typeface="Microsoft Himalaya"/>
+        <a:font script="Thaa" typeface="MV Boli"/>
+        <a:font script="Deva" typeface="Mangal"/>
+        <a:font script="Telu" typeface="Gautami"/>
+        <a:font script="Taml" typeface="Latha"/>
+        <a:font script="Syrc" typeface="Estrangelo Edessa"/>
+        <a:font script="Orya" typeface="Kalinga"/>
+        <a:font script="Mlym" typeface="Kartika"/>
+        <a:font script="Laoo" typeface="DokChampa"/>
+        <a:font script="Sinh" typeface="Iskoola Pota"/>
+        <a:font script="Mong" typeface="Mongolian Baiti"/>
+        <a:font script="Viet" typeface="Arial"/>
+        <a:font script="Uigh" typeface="Microsoft Uighur"/>
+        <a:font script="Geor" typeface="Sylfaen"/>
+      </a:minorFont>
+    </a:fontScheme>
+    <a:fmtScheme name="Office">
+      <a:fillStyleLst>
+        <a:solidFill>
+          <a:schemeClr val="phClr"/>
+        </a:solidFill>
+        <a:gradFill rotWithShape="1">
+          <a:gsLst>
+            <a:gs pos="0">
+              <a:schemeClr val="phClr">
+                <a:tint val="50000"/>
+                <a:satMod val="300000"/>
+              </a:schemeClr>
+            </a:gs>
+            <a:gs pos="35000">
+              <a:schemeClr val="phClr">
+                <a:tint val="37000"/>
+                <a:satMod val="300000"/>
+              </a:schemeClr>
+            </a:gs>
+            <a:gs pos="100000">
+              <a:schemeClr val="phClr">
+                <a:tint val="15000"/>
+                <a:satMod val="350000"/>
+              </a:schemeClr>
+            </a:gs>
+          </a:gsLst>
+          <a:lin ang="16200000" scaled="1"/>
+        </a:gradFill>
+        <a:gradFill rotWithShape="1">
+          <a:gsLst>
+            <a:gs pos="0">
+              <a:schemeClr val="phClr">
+                <a:shade val="51000"/>
+                <a:satMod val="130000"/>
+              </a:schemeClr>
+            </a:gs>
+            <a:gs pos="80000">
+              <a:schemeClr val="phClr">
+                <a:shade val="93000"/>
+                <a:satMod val="130000"/>
+              </a:schemeClr>
+            </a:gs>
+            <a:gs pos="100000">
+              <a:schemeClr val="phClr">
+                <a:shade val="94000"/>
+                <a:satMod val="135000"/>
+              </a:schemeClr>
+            </a:gs>
+          </a:gsLst>
+          <a:lin ang="16200000" scaled="0"/>
+        </a:gradFill>
+      </a:fillStyleLst>
+      <a:lnStyleLst>
+        <a:ln w="9525" cap="flat" cmpd="sng" algn="ctr">
+          <a:solidFill>
+            <a:schemeClr val="phClr">
+              <a:shade val="95000"/>
+              <a:satMod val="105000"/>
+            </a:schemeClr>
+          </a:solidFill>
+          <a:prstDash val="solid"/>
+        </a:ln>
+        <a:ln w="25400" cap="flat" cmpd="sng" algn="ctr">
+          <a:solidFill>
+            <a:schemeClr val="phClr"/>
+          </a:solidFill>
+          <a:prstDash val="solid"/>
+        </a:ln>
+        <a:ln w="38100" cap="flat" cmpd="sng" algn="ctr">
+          <a:solidFill>
+            <a:schemeClr val="phClr"/>
+          </a:solidFill>
+          <a:prstDash val="solid"/>
+        </a:ln>
+      </a:lnStyleLst>
+      <a:effectStyleLst>
+        <a:effectStyle>
+          <a:effectLst>
+            <a:outerShdw blurRad="40000" dist="20000" dir="5400000" rotWithShape="0">
+              <a:srgbClr val="000000">
+                <a:alpha val="38000"/>
+              </a:srgbClr>
+            </a:outerShdw>
+          </a:effectLst>
+        </a:effectStyle>
+        <a:effectStyle>
+          <a:effectLst>
+            <a:outerShdw blurRad="40000" dist="23000" dir="5400000" rotWithShape="0">
+              <a:srgbClr val="000000">
+                <a:alpha val="35000"/>
+              </a:srgbClr>
+            </a:outerShdw>
+          </a:effectLst>
+        </a:effectStyle>
+        <a:effectStyle>
+          <a:effectLst>
+            <a:outerShdw blurRad="40000" dist="23000" dir="5400000" rotWithShape="0">
+              <a:srgbClr val="000000">
+                <a:alpha val="35000"/>
+              </a:srgbClr>
+            </a:outerShdw>
+          </a:effectLst>
+          <a:scene3d>
+            <a:camera prst="orthographicFront">
+              <a:rot lat="0" lon="0" rev="0"/>
+            </a:camera>
+            <a:lightRig rig="threePt" dir="t">
+              <a:rot lat="0" lon="0" rev="1200000"/>
+            </a:lightRig>
+          </a:scene3d>
+          <a:sp3d>
+            <a:bevelT w="63500" h="25400"/>
+          </a:sp3d>
+        </a:effectStyle>
+      </a:effectStyleLst>
+      <a:bgFillStyleLst>
+        <a:solidFill>
+          <a:schemeClr val="phClr"/>
+        </a:solidFill>
+        <a:gradFill rotWithShape="1">
+          <a:gsLst>
+            <a:gs pos="0">
+              <a:schemeClr val="phClr">
+                <a:tint val="40000"/>
+                <a:satMod val="350000"/>
+              </a:schemeClr>
+            </a:gs>
+            <a:gs pos="40000">
+              <a:schemeClr val="phClr">
+                <a:tint val="45000"/>
+                <a:shade val="99000"/>
+                <a:satMod val="350000"/>
+              </a:schemeClr>
+            </a:gs>
+            <a:gs pos="100000">
+              <a:schemeClr val="phClr">
+                <a:shade val="20000"/>
+                <a:satMod val="255000"/>
+              </a:schemeClr>
+            </a:gs>
+          </a:gsLst>
+          <a:path path="circle">
+            <a:fillToRect l="50000" t="-80000" r="50000" b="180000"/>
+          </a:path>
+        </a:gradFill>
+        <a:gradFill rotWithShape="1">
+          <a:gsLst>
+            <a:gs pos="0">
+              <a:schemeClr val="phClr">
+                <a:tint val="80000"/>
+                <a:satMod val="300000"/>
+              </a:schemeClr>
+            </a:gs>
+            <a:gs pos="100000">
+              <a:schemeClr val="phClr">
+                <a:shade val="30000"/>
+                <a:satMod val="200000"/>
+              </a:schemeClr>
+            </a:gs>
+          </a:gsLst>
+          <a:path path="circle">
+            <a:fillToRect l="50000" t="50000" r="50000" b="50000"/>
+          </a:path>
+        </a:gradFill>
+      </a:bgFillStyleLst>
+    </a:fmtScheme>
+  </a:themeElements>
+  <a:objectDefaults/>
+  <a:extraClrSchemeLst/>
+</a:theme>
 </file>